--- a/docs/Guide-Utilisation.docx
+++ b/docs/Guide-Utilisation.docx
@@ -841,22 +841,22 @@
       </w:r>
     </w:p>
     <w:bookmarkEnd w:id="13"/>
-    <w:bookmarkStart w:id="18" w:name="X56fa774c32233e71b090af5bfeda0cab446ab97"/>
+    <w:bookmarkStart w:id="18" w:name="installation-simple-recommandée"/>
     <w:p>
       <w:pPr>
         <w:pStyle w:val="Heading2"/>
       </w:pPr>
       <w:r>
-        <w:t xml:space="preserve">3. Installation simple en 2 commandes (recommandée)</w:t>
-      </w:r>
-    </w:p>
-    <w:bookmarkStart w:id="14" w:name="macos-linux"/>
+        <w:t xml:space="preserve">3. Installation simple (recommandée)</w:t>
+      </w:r>
+    </w:p>
+    <w:bookmarkStart w:id="14" w:name="windows-une-seule-commande"/>
     <w:p>
       <w:pPr>
         <w:pStyle w:val="Heading3"/>
       </w:pPr>
       <w:r>
-        <w:t xml:space="preserve">3.1 macOS / Linux</w:t>
+        <w:t xml:space="preserve">3.1 Windows — une seule commande</w:t>
       </w:r>
     </w:p>
     <w:p>
@@ -864,6 +864,241 @@
         <w:pStyle w:val="FirstParagraph"/>
       </w:pPr>
       <w:r>
+        <w:t xml:space="preserve">Ouvrez</w:t>
+      </w:r>
+      <w:r>
+        <w:t xml:space="preserve"> </w:t>
+      </w:r>
+      <w:r>
+        <w:rPr>
+          <w:b/>
+          <w:bCs/>
+        </w:rPr>
+        <w:t xml:space="preserve">PowerShell</w:t>
+      </w:r>
+      <w:r>
+        <w:t xml:space="preserve"> </w:t>
+      </w:r>
+      <w:r>
+        <w:t xml:space="preserve">(touche Windows, tapez « PowerShell », Entrée) et</w:t>
+      </w:r>
+      <w:r>
+        <w:t xml:space="preserve"> </w:t>
+      </w:r>
+      <w:r>
+        <w:rPr>
+          <w:b/>
+          <w:bCs/>
+        </w:rPr>
+        <w:t xml:space="preserve">collez la commande suivante</w:t>
+      </w:r>
+      <w:r>
+        <w:t xml:space="preserve">, puis appuyez sur Entrée :</w:t>
+      </w:r>
+    </w:p>
+    <w:p>
+      <w:pPr>
+        <w:pStyle w:val="SourceCode"/>
+      </w:pPr>
+      <w:r>
+        <w:rPr>
+          <w:rStyle w:val="VerbatimChar"/>
+        </w:rPr>
+        <w:t xml:space="preserve">iex (irm https://raw.githubusercontent.com/sbarhabazi/BiblioManager/main/install.ps1)</w:t>
+      </w:r>
+    </w:p>
+    <w:p>
+      <w:pPr>
+        <w:pStyle w:val="FirstParagraph"/>
+      </w:pPr>
+      <w:r>
+        <w:t xml:space="preserve">Cette commande exécute un petit script d’installation hébergé sur le dépôt GitHub officiel du projet. Le script effectue automatiquement :</w:t>
+      </w:r>
+    </w:p>
+    <w:p>
+      <w:pPr>
+        <w:pStyle w:val="Compact"/>
+        <w:numPr>
+          <w:ilvl w:val="0"/>
+          <w:numId w:val="1002"/>
+        </w:numPr>
+      </w:pPr>
+      <w:r>
+        <w:t xml:space="preserve">la vérification de Java 17 sur votre machine ;</w:t>
+      </w:r>
+    </w:p>
+    <w:p>
+      <w:pPr>
+        <w:pStyle w:val="Compact"/>
+        <w:numPr>
+          <w:ilvl w:val="0"/>
+          <w:numId w:val="1002"/>
+        </w:numPr>
+      </w:pPr>
+      <w:r>
+        <w:rPr>
+          <w:b/>
+          <w:bCs/>
+        </w:rPr>
+        <w:t xml:space="preserve">si Java est absent</w:t>
+      </w:r>
+      <w:r>
+        <w:t xml:space="preserve">, son installation via le gestionnaire</w:t>
+      </w:r>
+      <w:r>
+        <w:t xml:space="preserve"> </w:t>
+      </w:r>
+      <w:r>
+        <w:rPr>
+          <w:rStyle w:val="VerbatimChar"/>
+        </w:rPr>
+        <w:t xml:space="preserve">winget</w:t>
+      </w:r>
+      <w:r>
+        <w:t xml:space="preserve"> </w:t>
+      </w:r>
+      <w:r>
+        <w:t xml:space="preserve">(intégré à Windows 10 et 11) en utilisant la distribution officielle Eclipse Temurin ;</w:t>
+      </w:r>
+    </w:p>
+    <w:p>
+      <w:pPr>
+        <w:pStyle w:val="Compact"/>
+        <w:numPr>
+          <w:ilvl w:val="0"/>
+          <w:numId w:val="1002"/>
+        </w:numPr>
+      </w:pPr>
+      <w:r>
+        <w:t xml:space="preserve">le rechargement du</w:t>
+      </w:r>
+      <w:r>
+        <w:t xml:space="preserve"> </w:t>
+      </w:r>
+      <w:r>
+        <w:rPr>
+          <w:rStyle w:val="VerbatimChar"/>
+        </w:rPr>
+        <w:t xml:space="preserve">PATH</w:t>
+      </w:r>
+      <w:r>
+        <w:t xml:space="preserve"> </w:t>
+      </w:r>
+      <w:r>
+        <w:t xml:space="preserve">dans la session PowerShell courante (vous n’avez</w:t>
+      </w:r>
+      <w:r>
+        <w:t xml:space="preserve"> </w:t>
+      </w:r>
+      <w:r>
+        <w:rPr>
+          <w:b/>
+          <w:bCs/>
+        </w:rPr>
+        <w:t xml:space="preserve">pas besoin</w:t>
+      </w:r>
+      <w:r>
+        <w:t xml:space="preserve"> </w:t>
+      </w:r>
+      <w:r>
+        <w:t xml:space="preserve">de fermer puis rouvrir la fenêtre) ;</w:t>
+      </w:r>
+    </w:p>
+    <w:p>
+      <w:pPr>
+        <w:pStyle w:val="Compact"/>
+        <w:numPr>
+          <w:ilvl w:val="0"/>
+          <w:numId w:val="1002"/>
+        </w:numPr>
+      </w:pPr>
+      <w:r>
+        <w:t xml:space="preserve">le téléchargement du fichier</w:t>
+      </w:r>
+      <w:r>
+        <w:t xml:space="preserve"> </w:t>
+      </w:r>
+      <w:r>
+        <w:rPr>
+          <w:rStyle w:val="VerbatimChar"/>
+        </w:rPr>
+        <w:t xml:space="preserve">BiblioManager.jar</w:t>
+      </w:r>
+      <w:r>
+        <w:t xml:space="preserve"> </w:t>
+      </w:r>
+      <w:r>
+        <w:t xml:space="preserve">(environ 13 Mo) ;</w:t>
+      </w:r>
+    </w:p>
+    <w:p>
+      <w:pPr>
+        <w:pStyle w:val="Compact"/>
+        <w:numPr>
+          <w:ilvl w:val="0"/>
+          <w:numId w:val="1002"/>
+        </w:numPr>
+      </w:pPr>
+      <w:r>
+        <w:t xml:space="preserve">le lancement de l’application.</w:t>
+      </w:r>
+    </w:p>
+    <w:p>
+      <w:pPr>
+        <w:pStyle w:val="FirstParagraph"/>
+      </w:pPr>
+      <w:r>
+        <w:t xml:space="preserve">Aucune autre intervention n’est requise. La fenêtre principale s’ouvre dans les secondes qui suivent.</w:t>
+      </w:r>
+    </w:p>
+    <w:p>
+      <w:pPr>
+        <w:pStyle w:val="BlockText"/>
+      </w:pPr>
+      <w:r>
+        <w:rPr>
+          <w:b/>
+          <w:bCs/>
+        </w:rPr>
+        <w:t xml:space="preserve">Sécurité :</w:t>
+      </w:r>
+      <w:r>
+        <w:t xml:space="preserve"> </w:t>
+      </w:r>
+      <w:r>
+        <w:t xml:space="preserve">si vous souhaitez inspecter le script avant exécution, ouvrez l’URL</w:t>
+      </w:r>
+      <w:r>
+        <w:t xml:space="preserve"> </w:t>
+      </w:r>
+      <w:r>
+        <w:rPr>
+          <w:rStyle w:val="VerbatimChar"/>
+        </w:rPr>
+        <w:t xml:space="preserve">https://raw.githubusercontent.com/sbarhabazi/BiblioManager/main/install.ps1</w:t>
+      </w:r>
+      <w:r>
+        <w:t xml:space="preserve"> </w:t>
+      </w:r>
+      <w:r>
+        <w:t xml:space="preserve">dans votre navigateur. Le script complet (environ 80 lignes commentées en français) y est consultable.</w:t>
+      </w:r>
+    </w:p>
+    <w:bookmarkEnd w:id="14"/>
+    <w:bookmarkStart w:id="15" w:name="macos-linux-deux-commandes"/>
+    <w:p>
+      <w:pPr>
+        <w:pStyle w:val="Heading3"/>
+      </w:pPr>
+      <w:r>
+        <w:t xml:space="preserve">3.2 macOS / Linux — deux commandes</w:t>
+      </w:r>
+    </w:p>
+    <w:p>
+      <w:pPr>
+        <w:pStyle w:val="FirstParagraph"/>
+      </w:pPr>
+      <w:r>
         <w:t xml:space="preserve">Ouvrez un terminal et tapez :</w:t>
       </w:r>
     </w:p>
@@ -885,159 +1120,6 @@
           <w:rStyle w:val="VerbatimChar"/>
         </w:rPr>
         <w:t xml:space="preserve">java -jar BiblioManager.jar</w:t>
-      </w:r>
-    </w:p>
-    <w:bookmarkEnd w:id="14"/>
-    <w:bookmarkStart w:id="15" w:name="Xd6cebc73c9708a1aa27b2eb9e6c2318e61d8d06"/>
-    <w:p>
-      <w:pPr>
-        <w:pStyle w:val="Heading3"/>
-      </w:pPr>
-      <w:r>
-        <w:t xml:space="preserve">3.2 Windows (PowerShell ou invite de commandes)</w:t>
-      </w:r>
-    </w:p>
-    <w:p>
-      <w:pPr>
-        <w:pStyle w:val="FirstParagraph"/>
-      </w:pPr>
-      <w:r>
-        <w:t xml:space="preserve">Ouvrez</w:t>
-      </w:r>
-      <w:r>
-        <w:t xml:space="preserve"> </w:t>
-      </w:r>
-      <w:r>
-        <w:rPr>
-          <w:b/>
-          <w:bCs/>
-        </w:rPr>
-        <w:t xml:space="preserve">PowerShell</w:t>
-      </w:r>
-      <w:r>
-        <w:t xml:space="preserve"> </w:t>
-      </w:r>
-      <w:r>
-        <w:t xml:space="preserve">(touche Windows, taper « PowerShell », Entrée), puis tapez :</w:t>
-      </w:r>
-    </w:p>
-    <w:p>
-      <w:pPr>
-        <w:pStyle w:val="SourceCode"/>
-      </w:pPr>
-      <w:r>
-        <w:rPr>
-          <w:rStyle w:val="VerbatimChar"/>
-        </w:rPr>
-        <w:t xml:space="preserve">curl.exe -L -o BiblioManager.jar https://github.com/sbarhabazi/BiblioManager/releases/latest/download/BiblioManager.jar</w:t>
-      </w:r>
-      <w:r>
-        <w:br/>
-      </w:r>
-      <w:r>
-        <w:rPr>
-          <w:rStyle w:val="VerbatimChar"/>
-        </w:rPr>
-        <w:t xml:space="preserve">java -jar BiblioManager.jar</w:t>
-      </w:r>
-    </w:p>
-    <w:p>
-      <w:pPr>
-        <w:pStyle w:val="BlockText"/>
-      </w:pPr>
-      <w:r>
-        <w:rPr>
-          <w:b/>
-          <w:bCs/>
-        </w:rPr>
-        <w:t xml:space="preserve">Attention</w:t>
-      </w:r>
-      <w:r>
-        <w:t xml:space="preserve"> </w:t>
-      </w:r>
-      <w:r>
-        <w:t xml:space="preserve">: sous Windows, écrivez bien</w:t>
-      </w:r>
-      <w:r>
-        <w:t xml:space="preserve"> </w:t>
-      </w:r>
-      <w:r>
-        <w:rPr>
-          <w:rStyle w:val="VerbatimChar"/>
-        </w:rPr>
-        <w:t xml:space="preserve">curl.exe</w:t>
-      </w:r>
-      <w:r>
-        <w:t xml:space="preserve"> </w:t>
-      </w:r>
-      <w:r>
-        <w:t xml:space="preserve">(avec l’extension</w:t>
-      </w:r>
-      <w:r>
-        <w:t xml:space="preserve"> </w:t>
-      </w:r>
-      <w:r>
-        <w:rPr>
-          <w:rStyle w:val="VerbatimChar"/>
-        </w:rPr>
-        <w:t xml:space="preserve">.exe</w:t>
-      </w:r>
-      <w:r>
-        <w:t xml:space="preserve">). PowerShell définit en effet un alias</w:t>
-      </w:r>
-      <w:r>
-        <w:t xml:space="preserve"> </w:t>
-      </w:r>
-      <w:r>
-        <w:rPr>
-          <w:rStyle w:val="VerbatimChar"/>
-        </w:rPr>
-        <w:t xml:space="preserve">curl</w:t>
-      </w:r>
-      <w:r>
-        <w:t xml:space="preserve"> </w:t>
-      </w:r>
-      <w:r>
-        <w:t xml:space="preserve">qui pointe vers une commande différente (</w:t>
-      </w:r>
-      <w:r>
-        <w:rPr>
-          <w:rStyle w:val="VerbatimChar"/>
-        </w:rPr>
-        <w:t xml:space="preserve">Invoke-WebRequest</w:t>
-      </w:r>
-      <w:r>
-        <w:t xml:space="preserve">) qui n’accepte pas la même syntaxe. L’extension</w:t>
-      </w:r>
-      <w:r>
-        <w:t xml:space="preserve"> </w:t>
-      </w:r>
-      <w:r>
-        <w:rPr>
-          <w:rStyle w:val="VerbatimChar"/>
-        </w:rPr>
-        <w:t xml:space="preserve">.exe</w:t>
-      </w:r>
-      <w:r>
-        <w:t xml:space="preserve"> </w:t>
-      </w:r>
-      <w:r>
-        <w:t xml:space="preserve">force l’utilisation du véritable outil</w:t>
-      </w:r>
-      <w:r>
-        <w:t xml:space="preserve"> </w:t>
-      </w:r>
-      <w:r>
-        <w:rPr>
-          <w:rStyle w:val="VerbatimChar"/>
-        </w:rPr>
-        <w:t xml:space="preserve">curl</w:t>
-      </w:r>
-      <w:r>
-        <w:t xml:space="preserve"> </w:t>
-      </w:r>
-      <w:r>
-        <w:t xml:space="preserve">(présent par défaut sur Windows 10 et plus récent).</w:t>
       </w:r>
     </w:p>
     <w:bookmarkEnd w:id="15"/>
@@ -1117,7 +1199,7 @@
         <w:pStyle w:val="Compact"/>
         <w:numPr>
           <w:ilvl w:val="0"/>
-          <w:numId w:val="1002"/>
+          <w:numId w:val="1003"/>
         </w:numPr>
       </w:pPr>
       <w:r>
@@ -1131,36 +1213,7 @@
         <w:t xml:space="preserve"> </w:t>
       </w:r>
       <w:r>
-        <w:t xml:space="preserve">double-cliquez sur le fichier téléchargé. Si rien ne se passe, faites clic droit →</w:t>
-      </w:r>
-      <w:r>
-        <w:t xml:space="preserve"> </w:t>
-      </w:r>
-      <w:r>
-        <w:rPr>
-          <w:i/>
-          <w:iCs/>
-        </w:rPr>
-        <w:t xml:space="preserve">Ouvrir avec</w:t>
-      </w:r>
-      <w:r>
-        <w:t xml:space="preserve"> </w:t>
-      </w:r>
-      <w:r>
-        <w:t xml:space="preserve">→</w:t>
-      </w:r>
-      <w:r>
-        <w:t xml:space="preserve"> </w:t>
-      </w:r>
-      <w:r>
-        <w:rPr>
-          <w:i/>
-          <w:iCs/>
-        </w:rPr>
-        <w:t xml:space="preserve">Java(TM) Platform SE Binary</w:t>
-      </w:r>
-      <w:r>
-        <w:t xml:space="preserve">. Si l’option n’apparaît pas, ouvrez PowerShell dans le dossier de téléchargement (clic droit dans le dossier en maintenant</w:t>
+        <w:t xml:space="preserve">double-cliquez sur le fichier téléchargé. Si rien ne se passe, ouvrez PowerShell dans le dossier de téléchargement (clic droit dans le dossier en maintenant</w:t>
       </w:r>
       <w:r>
         <w:t xml:space="preserve"> </w:t>
@@ -1209,7 +1262,7 @@
         <w:pStyle w:val="Compact"/>
         <w:numPr>
           <w:ilvl w:val="0"/>
-          <w:numId w:val="1002"/>
+          <w:numId w:val="1003"/>
         </w:numPr>
       </w:pPr>
       <w:r>
@@ -1247,7 +1300,7 @@
         <w:pStyle w:val="Compact"/>
         <w:numPr>
           <w:ilvl w:val="0"/>
-          <w:numId w:val="1002"/>
+          <w:numId w:val="1003"/>
         </w:numPr>
       </w:pPr>
       <w:r>
@@ -1884,7 +1937,7 @@
         <w:pStyle w:val="Compact"/>
         <w:numPr>
           <w:ilvl w:val="0"/>
-          <w:numId w:val="1003"/>
+          <w:numId w:val="1004"/>
         </w:numPr>
       </w:pPr>
       <w:r>
@@ -1912,7 +1965,7 @@
         <w:pStyle w:val="Compact"/>
         <w:numPr>
           <w:ilvl w:val="0"/>
-          <w:numId w:val="1003"/>
+          <w:numId w:val="1004"/>
         </w:numPr>
       </w:pPr>
       <w:r>
@@ -1924,7 +1977,7 @@
         <w:pStyle w:val="Compact"/>
         <w:numPr>
           <w:ilvl w:val="1"/>
-          <w:numId w:val="1004"/>
+          <w:numId w:val="1005"/>
         </w:numPr>
       </w:pPr>
       <w:r>
@@ -1949,7 +2002,7 @@
         <w:pStyle w:val="Compact"/>
         <w:numPr>
           <w:ilvl w:val="1"/>
-          <w:numId w:val="1004"/>
+          <w:numId w:val="1005"/>
         </w:numPr>
       </w:pPr>
       <w:r>
@@ -1974,7 +2027,7 @@
         <w:pStyle w:val="Compact"/>
         <w:numPr>
           <w:ilvl w:val="1"/>
-          <w:numId w:val="1004"/>
+          <w:numId w:val="1005"/>
         </w:numPr>
       </w:pPr>
       <w:r>
@@ -1999,7 +2052,7 @@
         <w:pStyle w:val="Compact"/>
         <w:numPr>
           <w:ilvl w:val="1"/>
-          <w:numId w:val="1004"/>
+          <w:numId w:val="1005"/>
         </w:numPr>
       </w:pPr>
       <w:r>
@@ -2024,7 +2077,7 @@
         <w:pStyle w:val="Compact"/>
         <w:numPr>
           <w:ilvl w:val="1"/>
-          <w:numId w:val="1004"/>
+          <w:numId w:val="1005"/>
         </w:numPr>
       </w:pPr>
       <w:r>
@@ -2049,7 +2102,7 @@
         <w:pStyle w:val="Compact"/>
         <w:numPr>
           <w:ilvl w:val="0"/>
-          <w:numId w:val="1003"/>
+          <w:numId w:val="1004"/>
         </w:numPr>
       </w:pPr>
       <w:r>
@@ -2089,7 +2142,7 @@
         <w:pStyle w:val="Compact"/>
         <w:numPr>
           <w:ilvl w:val="0"/>
-          <w:numId w:val="1003"/>
+          <w:numId w:val="1004"/>
         </w:numPr>
       </w:pPr>
       <w:r>
@@ -2141,7 +2194,7 @@
         <w:pStyle w:val="Compact"/>
         <w:numPr>
           <w:ilvl w:val="0"/>
-          <w:numId w:val="1003"/>
+          <w:numId w:val="1004"/>
         </w:numPr>
       </w:pPr>
       <w:r>
@@ -2337,7 +2390,7 @@
         <w:pStyle w:val="Compact"/>
         <w:numPr>
           <w:ilvl w:val="0"/>
-          <w:numId w:val="1005"/>
+          <w:numId w:val="1006"/>
         </w:numPr>
       </w:pPr>
       <w:r>
@@ -2365,7 +2418,7 @@
         <w:pStyle w:val="Compact"/>
         <w:numPr>
           <w:ilvl w:val="0"/>
-          <w:numId w:val="1005"/>
+          <w:numId w:val="1006"/>
         </w:numPr>
       </w:pPr>
       <w:r>
@@ -2393,7 +2446,7 @@
         <w:pStyle w:val="Compact"/>
         <w:numPr>
           <w:ilvl w:val="0"/>
-          <w:numId w:val="1005"/>
+          <w:numId w:val="1006"/>
         </w:numPr>
       </w:pPr>
       <w:r>
@@ -2448,7 +2501,7 @@
         <w:pStyle w:val="Compact"/>
         <w:numPr>
           <w:ilvl w:val="0"/>
-          <w:numId w:val="1005"/>
+          <w:numId w:val="1006"/>
         </w:numPr>
       </w:pPr>
       <w:r>
@@ -2724,7 +2777,7 @@
         <w:pStyle w:val="Compact"/>
         <w:numPr>
           <w:ilvl w:val="0"/>
-          <w:numId w:val="1006"/>
+          <w:numId w:val="1007"/>
         </w:numPr>
       </w:pPr>
       <w:r>
@@ -2746,7 +2799,7 @@
         <w:pStyle w:val="Compact"/>
         <w:numPr>
           <w:ilvl w:val="0"/>
-          <w:numId w:val="1006"/>
+          <w:numId w:val="1007"/>
         </w:numPr>
       </w:pPr>
       <w:r>
@@ -3729,7 +3782,7 @@
         <w:pStyle w:val="Compact"/>
         <w:numPr>
           <w:ilvl w:val="0"/>
-          <w:numId w:val="1007"/>
+          <w:numId w:val="1008"/>
         </w:numPr>
       </w:pPr>
       <w:r>
@@ -3751,7 +3804,7 @@
         <w:pStyle w:val="Compact"/>
         <w:numPr>
           <w:ilvl w:val="0"/>
-          <w:numId w:val="1007"/>
+          <w:numId w:val="1008"/>
         </w:numPr>
       </w:pPr>
       <w:r>
@@ -3773,7 +3826,7 @@
         <w:pStyle w:val="Compact"/>
         <w:numPr>
           <w:ilvl w:val="0"/>
-          <w:numId w:val="1007"/>
+          <w:numId w:val="1008"/>
         </w:numPr>
       </w:pPr>
       <w:r>
@@ -3795,7 +3848,7 @@
         <w:pStyle w:val="Compact"/>
         <w:numPr>
           <w:ilvl w:val="0"/>
-          <w:numId w:val="1007"/>
+          <w:numId w:val="1008"/>
         </w:numPr>
       </w:pPr>
       <w:r>
@@ -4124,9 +4177,6 @@
     <w:abstractNumId w:val="991"/>
   </w:num>
   <w:num w:numId="1002">
-    <w:abstractNumId w:val="991"/>
-  </w:num>
-  <w:num w:numId="1003">
     <w:abstractNumId w:val="99411"/>
     <w:lvlOverride w:ilvl="0">
       <w:startOverride w:val="1"/>
@@ -4156,8 +4206,38 @@
       <w:startOverride w:val="1"/>
     </w:lvlOverride>
   </w:num>
+  <w:num w:numId="1003">
+    <w:abstractNumId w:val="991"/>
+  </w:num>
   <w:num w:numId="1004">
-    <w:abstractNumId w:val="991"/>
+    <w:abstractNumId w:val="99411"/>
+    <w:lvlOverride w:ilvl="0">
+      <w:startOverride w:val="1"/>
+    </w:lvlOverride>
+    <w:lvlOverride w:ilvl="1">
+      <w:startOverride w:val="1"/>
+    </w:lvlOverride>
+    <w:lvlOverride w:ilvl="2">
+      <w:startOverride w:val="1"/>
+    </w:lvlOverride>
+    <w:lvlOverride w:ilvl="3">
+      <w:startOverride w:val="1"/>
+    </w:lvlOverride>
+    <w:lvlOverride w:ilvl="4">
+      <w:startOverride w:val="1"/>
+    </w:lvlOverride>
+    <w:lvlOverride w:ilvl="5">
+      <w:startOverride w:val="1"/>
+    </w:lvlOverride>
+    <w:lvlOverride w:ilvl="6">
+      <w:startOverride w:val="1"/>
+    </w:lvlOverride>
+    <w:lvlOverride w:ilvl="7">
+      <w:startOverride w:val="1"/>
+    </w:lvlOverride>
+    <w:lvlOverride w:ilvl="8">
+      <w:startOverride w:val="1"/>
+    </w:lvlOverride>
   </w:num>
   <w:num w:numId="1005">
     <w:abstractNumId w:val="991"/>
@@ -4166,6 +4246,9 @@
     <w:abstractNumId w:val="991"/>
   </w:num>
   <w:num w:numId="1007">
+    <w:abstractNumId w:val="991"/>
+  </w:num>
+  <w:num w:numId="1008">
     <w:abstractNumId w:val="991"/>
   </w:num>
 </w:numbering>

--- a/docs/Guide-Utilisation.docx
+++ b/docs/Guide-Utilisation.docx
@@ -904,7 +904,7 @@
         <w:rPr>
           <w:rStyle w:val="VerbatimChar"/>
         </w:rPr>
-        <w:t xml:space="preserve">iex (irm https://raw.githubusercontent.com/sbarhabazi/BiblioManager/main/install.ps1)</w:t>
+        <w:t xml:space="preserve">iex (irm 'https://github.com/sbarhabazi/BiblioManager/raw/main/install.ps1')</w:t>
       </w:r>
     </w:p>
     <w:p>
@@ -1099,7 +1099,22 @@
         <w:pStyle w:val="FirstParagraph"/>
       </w:pPr>
       <w:r>
-        <w:t xml:space="preserve">Ouvrez un terminal et tapez :</w:t>
+        <w:t xml:space="preserve">Ouvrez un terminal et tapez (la barre oblique inversée</w:t>
+      </w:r>
+      <w:r>
+        <w:t xml:space="preserve"> </w:t>
+      </w:r>
+      <w:r>
+        <w:rPr>
+          <w:rStyle w:val="VerbatimChar"/>
+        </w:rPr>
+        <w:t xml:space="preserve">\</w:t>
+      </w:r>
+      <w:r>
+        <w:t xml:space="preserve"> </w:t>
+      </w:r>
+      <w:r>
+        <w:t xml:space="preserve">en fin de ligne permet au shell de joindre les deux lignes en une seule commande) :</w:t>
       </w:r>
     </w:p>
     <w:p>
@@ -1110,7 +1125,16 @@
         <w:rPr>
           <w:rStyle w:val="VerbatimChar"/>
         </w:rPr>
-        <w:t xml:space="preserve">curl -L -o BiblioManager.jar https://github.com/sbarhabazi/BiblioManager/releases/latest/download/BiblioManager.jar</w:t>
+        <w:t xml:space="preserve">curl -L -o BiblioManager.jar \</w:t>
+      </w:r>
+      <w:r>
+        <w:br/>
+      </w:r>
+      <w:r>
+        <w:rPr>
+          <w:rStyle w:val="VerbatimChar"/>
+        </w:rPr>
+        <w:t xml:space="preserve">  https://github.com/sbarhabazi/BiblioManager/releases/latest/download/BiblioManager.jar</w:t>
       </w:r>
       <w:r>
         <w:br/>

--- a/docs/Guide-Utilisation.docx
+++ b/docs/Guide-Utilisation.docx
@@ -1,13 +1,13 @@
 
 <file path=word/document.xml><?xml version="1.0" encoding="utf-8"?>
-<w:document xmlns:w="http://schemas.openxmlformats.org/wordprocessingml/2006/main" xmlns:m="http://schemas.openxmlformats.org/officeDocument/2006/math" xmlns:r="http://schemas.openxmlformats.org/officeDocument/2006/relationships" xmlns:o="urn:schemas-microsoft-com:office:office" xmlns:v="urn:schemas-microsoft-com:vml" xmlns:w10="urn:schemas-microsoft-com:office:word" xmlns:a="http://schemas.openxmlformats.org/drawingml/2006/main" xmlns:pic="http://schemas.openxmlformats.org/drawingml/2006/picture" xmlns:wp="http://schemas.openxmlformats.org/drawingml/2006/wordprocessingDrawing">
+<w:document xmlns:wpc="http://schemas.microsoft.com/office/word/2010/wordprocessingCanvas" xmlns:cx="http://schemas.microsoft.com/office/drawing/2014/chartex" xmlns:cx1="http://schemas.microsoft.com/office/drawing/2015/9/8/chartex" xmlns:cx2="http://schemas.microsoft.com/office/drawing/2015/10/21/chartex" xmlns:cx3="http://schemas.microsoft.com/office/drawing/2016/5/9/chartex" xmlns:cx4="http://schemas.microsoft.com/office/drawing/2016/5/10/chartex" xmlns:cx5="http://schemas.microsoft.com/office/drawing/2016/5/11/chartex" xmlns:cx6="http://schemas.microsoft.com/office/drawing/2016/5/12/chartex" xmlns:cx7="http://schemas.microsoft.com/office/drawing/2016/5/13/chartex" xmlns:cx8="http://schemas.microsoft.com/office/drawing/2016/5/14/chartex" xmlns:mc="http://schemas.openxmlformats.org/markup-compatibility/2006" xmlns:aink="http://schemas.microsoft.com/office/drawing/2016/ink" xmlns:am3d="http://schemas.microsoft.com/office/drawing/2017/model3d" xmlns:o="urn:schemas-microsoft-com:office:office" xmlns:oel="http://schemas.microsoft.com/office/2019/extlst" xmlns:r="http://schemas.openxmlformats.org/officeDocument/2006/relationships" xmlns:m="http://schemas.openxmlformats.org/officeDocument/2006/math" xmlns:v="urn:schemas-microsoft-com:vml" xmlns:wp14="http://schemas.microsoft.com/office/word/2010/wordprocessingDrawing" xmlns:wp="http://schemas.openxmlformats.org/drawingml/2006/wordprocessingDrawing" xmlns:w10="urn:schemas-microsoft-com:office:word" xmlns:w="http://schemas.openxmlformats.org/wordprocessingml/2006/main" xmlns:w14="http://schemas.microsoft.com/office/word/2010/wordml" xmlns:w15="http://schemas.microsoft.com/office/word/2012/wordml" xmlns:w16cex="http://schemas.microsoft.com/office/word/2018/wordml/cex" xmlns:w16cid="http://schemas.microsoft.com/office/word/2016/wordml/cid" xmlns:w16="http://schemas.microsoft.com/office/word/2018/wordml" xmlns:w16du="http://schemas.microsoft.com/office/word/2023/wordml/word16du" xmlns:w16sdtdh="http://schemas.microsoft.com/office/word/2020/wordml/sdtdatahash" xmlns:w16sdtfl="http://schemas.microsoft.com/office/word/2024/wordml/sdtformatlock" xmlns:w16se="http://schemas.microsoft.com/office/word/2015/wordml/symex" xmlns:wpg="http://schemas.microsoft.com/office/word/2010/wordprocessingGroup" xmlns:wpi="http://schemas.microsoft.com/office/word/2010/wordprocessingInk" xmlns:wne="http://schemas.microsoft.com/office/word/2006/wordml" xmlns:wps="http://schemas.microsoft.com/office/word/2010/wordprocessingShape" mc:Ignorable="w14 w15 w16se w16cid w16 w16cex w16sdtdh w16sdtfl w16du wp14">
   <w:body>
     <w:p>
       <w:pPr>
-        <w:pStyle w:val="Title"/>
-      </w:pPr>
-      <w:r>
-        <w:t xml:space="preserve">Guide d’utilisation — BiblioManager</w:t>
+        <w:pStyle w:val="Titre"/>
+      </w:pPr>
+      <w:r>
+        <w:t>Guide d’utilisation — BiblioManager</w:t>
       </w:r>
     </w:p>
     <w:p>
@@ -15,7 +15,7 @@
         <w:pStyle w:val="Author"/>
       </w:pPr>
       <w:r>
-        <w:t xml:space="preserve">Samuel Buhashe Barhabazi</w:t>
+        <w:t>Samuel Buhashe Barhabazi</w:t>
       </w:r>
     </w:p>
     <w:p>
@@ -23,11 +23,18 @@
         <w:pStyle w:val="Date"/>
       </w:pPr>
       <w:r>
-        <w:t xml:space="preserve">29 avril 2026</w:t>
+        <w:t>29 avril 2026</w:t>
       </w:r>
     </w:p>
     <w:sdt>
       <w:sdtPr>
+        <w:rPr>
+          <w:rFonts w:asciiTheme="minorHAnsi" w:eastAsiaTheme="minorEastAsia" w:hAnsiTheme="minorHAnsi" w:cstheme="minorBidi"/>
+          <w:color w:val="auto"/>
+          <w:sz w:val="24"/>
+          <w:szCs w:val="24"/>
+        </w:rPr>
+        <w:id w:val="-77056376"/>
         <w:docPartObj>
           <w:docPartGallery w:val="Table of Contents"/>
           <w:docPartUnique/>
@@ -36,30 +43,732 @@
       <w:sdtContent>
         <w:p>
           <w:pPr>
-            <w:pStyle w:val="TOCHeading"/>
+            <w:pStyle w:val="En-ttedetabledesmatires"/>
           </w:pPr>
           <w:r>
-            <w:t xml:space="preserve">Table of Contents</w:t>
+            <w:t>Table of Contents</w:t>
           </w:r>
         </w:p>
         <w:p>
+          <w:pPr>
+            <w:pStyle w:val="TM1"/>
+            <w:tabs>
+              <w:tab w:val="right" w:leader="dot" w:pos="8630"/>
+            </w:tabs>
+            <w:rPr>
+              <w:noProof/>
+            </w:rPr>
+          </w:pPr>
           <w:r>
-            <w:fldChar w:fldCharType="begin" w:dirty="true"/>
-            <w:instrText xml:space="preserve">TOC \o "1-2" \h \z \u</w:instrText>
+            <w:fldChar w:fldCharType="begin"/>
+          </w:r>
+          <w:r>
+            <w:instrText>TOC \o "1-2" \h \z \u</w:instrText>
+          </w:r>
+          <w:r>
             <w:fldChar w:fldCharType="separate"/>
+          </w:r>
+          <w:hyperlink w:anchor="_Toc228363077" w:history="1">
+            <w:r>
+              <w:rPr>
+                <w:rStyle w:val="Hyperlien"/>
+                <w:noProof/>
+              </w:rPr>
+              <w:t>Guide d’utilisation — BiblioManager</w:t>
+            </w:r>
+            <w:r>
+              <w:rPr>
+                <w:noProof/>
+                <w:webHidden/>
+              </w:rPr>
+              <w:tab/>
+            </w:r>
+            <w:r>
+              <w:rPr>
+                <w:noProof/>
+                <w:webHidden/>
+              </w:rPr>
+              <w:fldChar w:fldCharType="begin"/>
+            </w:r>
+            <w:r>
+              <w:rPr>
+                <w:noProof/>
+                <w:webHidden/>
+              </w:rPr>
+              <w:instrText xml:space="preserve"> PAGEREF _Toc228363077 \h </w:instrText>
+            </w:r>
+            <w:r>
+              <w:rPr>
+                <w:noProof/>
+                <w:webHidden/>
+              </w:rPr>
+            </w:r>
+            <w:r>
+              <w:rPr>
+                <w:noProof/>
+                <w:webHidden/>
+              </w:rPr>
+              <w:fldChar w:fldCharType="separate"/>
+            </w:r>
+            <w:r>
+              <w:rPr>
+                <w:noProof/>
+                <w:webHidden/>
+              </w:rPr>
+              <w:t>1</w:t>
+            </w:r>
+            <w:r>
+              <w:rPr>
+                <w:noProof/>
+                <w:webHidden/>
+              </w:rPr>
+              <w:fldChar w:fldCharType="end"/>
+            </w:r>
+          </w:hyperlink>
+        </w:p>
+        <w:p>
+          <w:pPr>
+            <w:pStyle w:val="TM2"/>
+            <w:tabs>
+              <w:tab w:val="right" w:leader="dot" w:pos="8630"/>
+            </w:tabs>
+            <w:rPr>
+              <w:noProof/>
+            </w:rPr>
+          </w:pPr>
+          <w:hyperlink w:anchor="_Toc228363078" w:history="1">
+            <w:r>
+              <w:rPr>
+                <w:rStyle w:val="Hyperlien"/>
+                <w:noProof/>
+              </w:rPr>
+              <w:t>1. But de l’application</w:t>
+            </w:r>
+            <w:r>
+              <w:rPr>
+                <w:noProof/>
+                <w:webHidden/>
+              </w:rPr>
+              <w:tab/>
+            </w:r>
+            <w:r>
+              <w:rPr>
+                <w:noProof/>
+                <w:webHidden/>
+              </w:rPr>
+              <w:fldChar w:fldCharType="begin"/>
+            </w:r>
+            <w:r>
+              <w:rPr>
+                <w:noProof/>
+                <w:webHidden/>
+              </w:rPr>
+              <w:instrText xml:space="preserve"> PAGEREF _Toc228363078 \h </w:instrText>
+            </w:r>
+            <w:r>
+              <w:rPr>
+                <w:noProof/>
+                <w:webHidden/>
+              </w:rPr>
+            </w:r>
+            <w:r>
+              <w:rPr>
+                <w:noProof/>
+                <w:webHidden/>
+              </w:rPr>
+              <w:fldChar w:fldCharType="separate"/>
+            </w:r>
+            <w:r>
+              <w:rPr>
+                <w:noProof/>
+                <w:webHidden/>
+              </w:rPr>
+              <w:t>1</w:t>
+            </w:r>
+            <w:r>
+              <w:rPr>
+                <w:noProof/>
+                <w:webHidden/>
+              </w:rPr>
+              <w:fldChar w:fldCharType="end"/>
+            </w:r>
+          </w:hyperlink>
+        </w:p>
+        <w:p>
+          <w:pPr>
+            <w:pStyle w:val="TM2"/>
+            <w:tabs>
+              <w:tab w:val="right" w:leader="dot" w:pos="8630"/>
+            </w:tabs>
+            <w:rPr>
+              <w:noProof/>
+            </w:rPr>
+          </w:pPr>
+          <w:hyperlink w:anchor="_Toc228363079" w:history="1">
+            <w:r>
+              <w:rPr>
+                <w:rStyle w:val="Hyperlien"/>
+                <w:noProof/>
+              </w:rPr>
+              <w:t>2. Prérequis</w:t>
+            </w:r>
+            <w:r>
+              <w:rPr>
+                <w:noProof/>
+                <w:webHidden/>
+              </w:rPr>
+              <w:tab/>
+            </w:r>
+            <w:r>
+              <w:rPr>
+                <w:noProof/>
+                <w:webHidden/>
+              </w:rPr>
+              <w:fldChar w:fldCharType="begin"/>
+            </w:r>
+            <w:r>
+              <w:rPr>
+                <w:noProof/>
+                <w:webHidden/>
+              </w:rPr>
+              <w:instrText xml:space="preserve"> PAGEREF _Toc228363079 \h </w:instrText>
+            </w:r>
+            <w:r>
+              <w:rPr>
+                <w:noProof/>
+                <w:webHidden/>
+              </w:rPr>
+            </w:r>
+            <w:r>
+              <w:rPr>
+                <w:noProof/>
+                <w:webHidden/>
+              </w:rPr>
+              <w:fldChar w:fldCharType="separate"/>
+            </w:r>
+            <w:r>
+              <w:rPr>
+                <w:noProof/>
+                <w:webHidden/>
+              </w:rPr>
+              <w:t>2</w:t>
+            </w:r>
+            <w:r>
+              <w:rPr>
+                <w:noProof/>
+                <w:webHidden/>
+              </w:rPr>
+              <w:fldChar w:fldCharType="end"/>
+            </w:r>
+          </w:hyperlink>
+        </w:p>
+        <w:p>
+          <w:pPr>
+            <w:pStyle w:val="TM2"/>
+            <w:tabs>
+              <w:tab w:val="right" w:leader="dot" w:pos="8630"/>
+            </w:tabs>
+            <w:rPr>
+              <w:noProof/>
+            </w:rPr>
+          </w:pPr>
+          <w:hyperlink w:anchor="_Toc228363080" w:history="1">
+            <w:r>
+              <w:rPr>
+                <w:rStyle w:val="Hyperlien"/>
+                <w:noProof/>
+              </w:rPr>
+              <w:t>3. Installation simple (recommandée)</w:t>
+            </w:r>
+            <w:r>
+              <w:rPr>
+                <w:noProof/>
+                <w:webHidden/>
+              </w:rPr>
+              <w:tab/>
+            </w:r>
+            <w:r>
+              <w:rPr>
+                <w:noProof/>
+                <w:webHidden/>
+              </w:rPr>
+              <w:fldChar w:fldCharType="begin"/>
+            </w:r>
+            <w:r>
+              <w:rPr>
+                <w:noProof/>
+                <w:webHidden/>
+              </w:rPr>
+              <w:instrText xml:space="preserve"> PAGEREF _Toc228363080 \h </w:instrText>
+            </w:r>
+            <w:r>
+              <w:rPr>
+                <w:noProof/>
+                <w:webHidden/>
+              </w:rPr>
+            </w:r>
+            <w:r>
+              <w:rPr>
+                <w:noProof/>
+                <w:webHidden/>
+              </w:rPr>
+              <w:fldChar w:fldCharType="separate"/>
+            </w:r>
+            <w:r>
+              <w:rPr>
+                <w:noProof/>
+                <w:webHidden/>
+              </w:rPr>
+              <w:t>3</w:t>
+            </w:r>
+            <w:r>
+              <w:rPr>
+                <w:noProof/>
+                <w:webHidden/>
+              </w:rPr>
+              <w:fldChar w:fldCharType="end"/>
+            </w:r>
+          </w:hyperlink>
+        </w:p>
+        <w:p>
+          <w:pPr>
+            <w:pStyle w:val="TM2"/>
+            <w:tabs>
+              <w:tab w:val="right" w:leader="dot" w:pos="8630"/>
+            </w:tabs>
+            <w:rPr>
+              <w:noProof/>
+            </w:rPr>
+          </w:pPr>
+          <w:hyperlink w:anchor="_Toc228363081" w:history="1">
+            <w:r>
+              <w:rPr>
+                <w:rStyle w:val="Hyperlien"/>
+                <w:noProof/>
+              </w:rPr>
+              <w:t>4. Installation depuis les sources (pour développeur)</w:t>
+            </w:r>
+            <w:r>
+              <w:rPr>
+                <w:noProof/>
+                <w:webHidden/>
+              </w:rPr>
+              <w:tab/>
+            </w:r>
+            <w:r>
+              <w:rPr>
+                <w:noProof/>
+                <w:webHidden/>
+              </w:rPr>
+              <w:fldChar w:fldCharType="begin"/>
+            </w:r>
+            <w:r>
+              <w:rPr>
+                <w:noProof/>
+                <w:webHidden/>
+              </w:rPr>
+              <w:instrText xml:space="preserve"> PAGEREF _Toc228363081 \h </w:instrText>
+            </w:r>
+            <w:r>
+              <w:rPr>
+                <w:noProof/>
+                <w:webHidden/>
+              </w:rPr>
+            </w:r>
+            <w:r>
+              <w:rPr>
+                <w:noProof/>
+                <w:webHidden/>
+              </w:rPr>
+              <w:fldChar w:fldCharType="separate"/>
+            </w:r>
+            <w:r>
+              <w:rPr>
+                <w:noProof/>
+                <w:webHidden/>
+              </w:rPr>
+              <w:t>4</w:t>
+            </w:r>
+            <w:r>
+              <w:rPr>
+                <w:noProof/>
+                <w:webHidden/>
+              </w:rPr>
+              <w:fldChar w:fldCharType="end"/>
+            </w:r>
+          </w:hyperlink>
+        </w:p>
+        <w:p>
+          <w:pPr>
+            <w:pStyle w:val="TM2"/>
+            <w:tabs>
+              <w:tab w:val="right" w:leader="dot" w:pos="8630"/>
+            </w:tabs>
+            <w:rPr>
+              <w:noProof/>
+            </w:rPr>
+          </w:pPr>
+          <w:hyperlink w:anchor="_Toc228363082" w:history="1">
+            <w:r>
+              <w:rPr>
+                <w:rStyle w:val="Hyperlien"/>
+                <w:noProof/>
+              </w:rPr>
+              <w:t>5. Premier lancement et exemples concrets à tester</w:t>
+            </w:r>
+            <w:r>
+              <w:rPr>
+                <w:noProof/>
+                <w:webHidden/>
+              </w:rPr>
+              <w:tab/>
+            </w:r>
+            <w:r>
+              <w:rPr>
+                <w:noProof/>
+                <w:webHidden/>
+              </w:rPr>
+              <w:fldChar w:fldCharType="begin"/>
+            </w:r>
+            <w:r>
+              <w:rPr>
+                <w:noProof/>
+                <w:webHidden/>
+              </w:rPr>
+              <w:instrText xml:space="preserve"> PAGEREF _Toc228363082 \h </w:instrText>
+            </w:r>
+            <w:r>
+              <w:rPr>
+                <w:noProof/>
+                <w:webHidden/>
+              </w:rPr>
+            </w:r>
+            <w:r>
+              <w:rPr>
+                <w:noProof/>
+                <w:webHidden/>
+              </w:rPr>
+              <w:fldChar w:fldCharType="separate"/>
+            </w:r>
+            <w:r>
+              <w:rPr>
+                <w:noProof/>
+                <w:webHidden/>
+              </w:rPr>
+              <w:t>4</w:t>
+            </w:r>
+            <w:r>
+              <w:rPr>
+                <w:noProof/>
+                <w:webHidden/>
+              </w:rPr>
+              <w:fldChar w:fldCharType="end"/>
+            </w:r>
+          </w:hyperlink>
+        </w:p>
+        <w:p>
+          <w:pPr>
+            <w:pStyle w:val="TM2"/>
+            <w:tabs>
+              <w:tab w:val="right" w:leader="dot" w:pos="8630"/>
+            </w:tabs>
+            <w:rPr>
+              <w:noProof/>
+            </w:rPr>
+          </w:pPr>
+          <w:hyperlink w:anchor="_Toc228363083" w:history="1">
+            <w:r>
+              <w:rPr>
+                <w:rStyle w:val="Hyperlien"/>
+                <w:noProof/>
+              </w:rPr>
+              <w:t>6. Sauvegarde et restauration</w:t>
+            </w:r>
+            <w:r>
+              <w:rPr>
+                <w:noProof/>
+                <w:webHidden/>
+              </w:rPr>
+              <w:tab/>
+            </w:r>
+            <w:r>
+              <w:rPr>
+                <w:noProof/>
+                <w:webHidden/>
+              </w:rPr>
+              <w:fldChar w:fldCharType="begin"/>
+            </w:r>
+            <w:r>
+              <w:rPr>
+                <w:noProof/>
+                <w:webHidden/>
+              </w:rPr>
+              <w:instrText xml:space="preserve"> PAGEREF _Toc228363083 \h </w:instrText>
+            </w:r>
+            <w:r>
+              <w:rPr>
+                <w:noProof/>
+                <w:webHidden/>
+              </w:rPr>
+            </w:r>
+            <w:r>
+              <w:rPr>
+                <w:noProof/>
+                <w:webHidden/>
+              </w:rPr>
+              <w:fldChar w:fldCharType="separate"/>
+            </w:r>
+            <w:r>
+              <w:rPr>
+                <w:noProof/>
+                <w:webHidden/>
+              </w:rPr>
+              <w:t>9</w:t>
+            </w:r>
+            <w:r>
+              <w:rPr>
+                <w:noProof/>
+                <w:webHidden/>
+              </w:rPr>
+              <w:fldChar w:fldCharType="end"/>
+            </w:r>
+          </w:hyperlink>
+        </w:p>
+        <w:p>
+          <w:pPr>
+            <w:pStyle w:val="TM2"/>
+            <w:tabs>
+              <w:tab w:val="right" w:leader="dot" w:pos="8630"/>
+            </w:tabs>
+            <w:rPr>
+              <w:noProof/>
+            </w:rPr>
+          </w:pPr>
+          <w:hyperlink w:anchor="_Toc228363084" w:history="1">
+            <w:r>
+              <w:rPr>
+                <w:rStyle w:val="Hyperlien"/>
+                <w:noProof/>
+              </w:rPr>
+              <w:t>7. Dépannage</w:t>
+            </w:r>
+            <w:r>
+              <w:rPr>
+                <w:noProof/>
+                <w:webHidden/>
+              </w:rPr>
+              <w:tab/>
+            </w:r>
+            <w:r>
+              <w:rPr>
+                <w:noProof/>
+                <w:webHidden/>
+              </w:rPr>
+              <w:fldChar w:fldCharType="begin"/>
+            </w:r>
+            <w:r>
+              <w:rPr>
+                <w:noProof/>
+                <w:webHidden/>
+              </w:rPr>
+              <w:instrText xml:space="preserve"> PAGEREF _Toc228363084 \h </w:instrText>
+            </w:r>
+            <w:r>
+              <w:rPr>
+                <w:noProof/>
+                <w:webHidden/>
+              </w:rPr>
+            </w:r>
+            <w:r>
+              <w:rPr>
+                <w:noProof/>
+                <w:webHidden/>
+              </w:rPr>
+              <w:fldChar w:fldCharType="separate"/>
+            </w:r>
+            <w:r>
+              <w:rPr>
+                <w:noProof/>
+                <w:webHidden/>
+              </w:rPr>
+              <w:t>9</w:t>
+            </w:r>
+            <w:r>
+              <w:rPr>
+                <w:noProof/>
+                <w:webHidden/>
+              </w:rPr>
+              <w:fldChar w:fldCharType="end"/>
+            </w:r>
+          </w:hyperlink>
+        </w:p>
+        <w:p>
+          <w:pPr>
+            <w:pStyle w:val="TM2"/>
+            <w:tabs>
+              <w:tab w:val="right" w:leader="dot" w:pos="8630"/>
+            </w:tabs>
+            <w:rPr>
+              <w:noProof/>
+            </w:rPr>
+          </w:pPr>
+          <w:hyperlink w:anchor="_Toc228363085" w:history="1">
+            <w:r>
+              <w:rPr>
+                <w:rStyle w:val="Hyperlien"/>
+                <w:noProof/>
+              </w:rPr>
+              <w:t>8. Architecture du logiciel (pour information)</w:t>
+            </w:r>
+            <w:r>
+              <w:rPr>
+                <w:noProof/>
+                <w:webHidden/>
+              </w:rPr>
+              <w:tab/>
+            </w:r>
+            <w:r>
+              <w:rPr>
+                <w:noProof/>
+                <w:webHidden/>
+              </w:rPr>
+              <w:fldChar w:fldCharType="begin"/>
+            </w:r>
+            <w:r>
+              <w:rPr>
+                <w:noProof/>
+                <w:webHidden/>
+              </w:rPr>
+              <w:instrText xml:space="preserve"> PAGEREF _Toc228363085 \h </w:instrText>
+            </w:r>
+            <w:r>
+              <w:rPr>
+                <w:noProof/>
+                <w:webHidden/>
+              </w:rPr>
+            </w:r>
+            <w:r>
+              <w:rPr>
+                <w:noProof/>
+                <w:webHidden/>
+              </w:rPr>
+              <w:fldChar w:fldCharType="separate"/>
+            </w:r>
+            <w:r>
+              <w:rPr>
+                <w:noProof/>
+                <w:webHidden/>
+              </w:rPr>
+              <w:t>10</w:t>
+            </w:r>
+            <w:r>
+              <w:rPr>
+                <w:noProof/>
+                <w:webHidden/>
+              </w:rPr>
+              <w:fldChar w:fldCharType="end"/>
+            </w:r>
+          </w:hyperlink>
+        </w:p>
+        <w:p>
+          <w:pPr>
+            <w:pStyle w:val="TM2"/>
+            <w:tabs>
+              <w:tab w:val="right" w:leader="dot" w:pos="8630"/>
+            </w:tabs>
+            <w:rPr>
+              <w:noProof/>
+            </w:rPr>
+          </w:pPr>
+          <w:hyperlink w:anchor="_Toc228363086" w:history="1">
+            <w:r>
+              <w:rPr>
+                <w:rStyle w:val="Hyperlien"/>
+                <w:noProof/>
+              </w:rPr>
+              <w:t>9. Assistance</w:t>
+            </w:r>
+            <w:r>
+              <w:rPr>
+                <w:noProof/>
+                <w:webHidden/>
+              </w:rPr>
+              <w:tab/>
+            </w:r>
+            <w:r>
+              <w:rPr>
+                <w:noProof/>
+                <w:webHidden/>
+              </w:rPr>
+              <w:fldChar w:fldCharType="begin"/>
+            </w:r>
+            <w:r>
+              <w:rPr>
+                <w:noProof/>
+                <w:webHidden/>
+              </w:rPr>
+              <w:instrText xml:space="preserve"> PAGEREF _Toc228363086 \h </w:instrText>
+            </w:r>
+            <w:r>
+              <w:rPr>
+                <w:noProof/>
+                <w:webHidden/>
+              </w:rPr>
+            </w:r>
+            <w:r>
+              <w:rPr>
+                <w:noProof/>
+                <w:webHidden/>
+              </w:rPr>
+              <w:fldChar w:fldCharType="separate"/>
+            </w:r>
+            <w:r>
+              <w:rPr>
+                <w:noProof/>
+                <w:webHidden/>
+              </w:rPr>
+              <w:t>11</w:t>
+            </w:r>
+            <w:r>
+              <w:rPr>
+                <w:noProof/>
+                <w:webHidden/>
+              </w:rPr>
+              <w:fldChar w:fldCharType="end"/>
+            </w:r>
+          </w:hyperlink>
+        </w:p>
+        <w:p>
+          <w:r>
             <w:fldChar w:fldCharType="end"/>
           </w:r>
         </w:p>
       </w:sdtContent>
     </w:sdt>
-    <w:bookmarkStart w:id="46" w:name="guide-dutilisation-bibliomanager"/>
-    <w:p>
-      <w:pPr>
-        <w:pStyle w:val="Heading1"/>
-      </w:pPr>
-      <w:r>
-        <w:t xml:space="preserve">Guide d’utilisation — BiblioManager</w:t>
-      </w:r>
+    <w:p>
+      <w:pPr>
+        <w:rPr>
+          <w:rFonts w:asciiTheme="majorHAnsi" w:eastAsiaTheme="majorEastAsia" w:hAnsiTheme="majorHAnsi" w:cstheme="majorBidi"/>
+          <w:color w:val="0F4761" w:themeColor="accent1" w:themeShade="BF"/>
+          <w:sz w:val="40"/>
+          <w:szCs w:val="40"/>
+        </w:rPr>
+      </w:pPr>
+      <w:bookmarkStart w:id="0" w:name="guide-dutilisation-bibliomanager"/>
+      <w:bookmarkStart w:id="1" w:name="_Toc228363077"/>
+      <w:r>
+        <w:br w:type="page"/>
+      </w:r>
+    </w:p>
+    <w:p>
+      <w:pPr>
+        <w:pStyle w:val="Titre1"/>
+      </w:pPr>
+      <w:r>
+        <w:lastRenderedPageBreak/>
+        <w:t>Guide d’utilisation — BiblioManager</w:t>
+      </w:r>
+      <w:bookmarkEnd w:id="1"/>
     </w:p>
     <w:p>
       <w:pPr>
@@ -70,104 +779,119 @@
           <w:b/>
           <w:bCs/>
         </w:rPr>
-        <w:t xml:space="preserve">Application :</w:t>
+        <w:t>Application :</w:t>
+      </w:r>
+      <w:r>
+        <w:t xml:space="preserve"> BiblioManager v1.0.0 — Outil de gestion de références bibliographiques </w:t>
+      </w:r>
+    </w:p>
+    <w:p>
+      <w:pPr>
+        <w:pStyle w:val="FirstParagraph"/>
+      </w:pPr>
+      <w:r>
+        <w:rPr>
+          <w:b/>
+          <w:bCs/>
+        </w:rPr>
+        <w:t>Auteur :</w:t>
+      </w:r>
+      <w:r>
+        <w:t xml:space="preserve"> Samuel Buhashe Barhabazi </w:t>
+      </w:r>
+    </w:p>
+    <w:p>
+      <w:pPr>
+        <w:pStyle w:val="FirstParagraph"/>
+      </w:pPr>
+      <w:r>
+        <w:t xml:space="preserve">(n° étudiant 25134398, code permanent BARS28329701) </w:t>
+      </w:r>
+    </w:p>
+    <w:p>
+      <w:pPr>
+        <w:pStyle w:val="FirstParagraph"/>
+      </w:pPr>
+      <w:r>
+        <w:rPr>
+          <w:b/>
+          <w:bCs/>
+        </w:rPr>
+        <w:t>Cours :</w:t>
+      </w:r>
+      <w:r>
+        <w:t xml:space="preserve"> INF 4018 — Projet d’intégration — Université TÉLUQ — Hiver 2026 </w:t>
+      </w:r>
+    </w:p>
+    <w:p>
+      <w:pPr>
+        <w:pStyle w:val="FirstParagraph"/>
+      </w:pPr>
+      <w:r>
+        <w:rPr>
+          <w:b/>
+          <w:bCs/>
+        </w:rPr>
+        <w:t>Dépôt public :</w:t>
       </w:r>
       <w:r>
         <w:t xml:space="preserve"> </w:t>
       </w:r>
-      <w:r>
-        <w:t xml:space="preserve">BiblioManager v1.0.0 — Outil de gestion de références bibliographiques</w:t>
-      </w:r>
-      <w:r>
-        <w:t xml:space="preserve"> </w:t>
-      </w:r>
-      <w:r>
-        <w:rPr>
-          <w:b/>
-          <w:bCs/>
-        </w:rPr>
-        <w:t xml:space="preserve">Auteur :</w:t>
-      </w:r>
-      <w:r>
-        <w:t xml:space="preserve"> </w:t>
-      </w:r>
-      <w:r>
-        <w:t xml:space="preserve">Samuel Buhashe Barhabazi (n° étudiant 25134398, code permanent BARS28329701)</w:t>
-      </w:r>
-      <w:r>
-        <w:t xml:space="preserve"> </w:t>
-      </w:r>
-      <w:r>
-        <w:rPr>
-          <w:b/>
-          <w:bCs/>
-        </w:rPr>
-        <w:t xml:space="preserve">Cours :</w:t>
-      </w:r>
-      <w:r>
-        <w:t xml:space="preserve"> </w:t>
-      </w:r>
-      <w:r>
-        <w:t xml:space="preserve">INF 4018 — Projet d’intégration — Université TÉLUQ — Hiver 2026</w:t>
-      </w:r>
-      <w:r>
-        <w:t xml:space="preserve"> </w:t>
-      </w:r>
-      <w:r>
-        <w:rPr>
-          <w:b/>
-          <w:bCs/>
-        </w:rPr>
-        <w:t xml:space="preserve">Dépôt public :</w:t>
-      </w:r>
-      <w:r>
-        <w:t xml:space="preserve"> </w:t>
-      </w:r>
-      <w:hyperlink r:id="rId9">
+      <w:hyperlink r:id="rId5">
         <w:r>
           <w:rPr>
-            <w:rStyle w:val="Hyperlink"/>
+            <w:rStyle w:val="Hyperlien"/>
           </w:rPr>
-          <w:t xml:space="preserve">https://github.com/sbarhabazi/BiblioManager</w:t>
+          <w:t>https://github.com/sbarhabazi/BiblioManager</w:t>
         </w:r>
       </w:hyperlink>
       <w:r>
         <w:t xml:space="preserve"> </w:t>
       </w:r>
-      <w:r>
-        <w:rPr>
-          <w:b/>
-          <w:bCs/>
-        </w:rPr>
-        <w:t xml:space="preserve">Téléchargement direct :</w:t>
+    </w:p>
+    <w:p>
+      <w:pPr>
+        <w:pStyle w:val="FirstParagraph"/>
+      </w:pPr>
+      <w:r>
+        <w:rPr>
+          <w:b/>
+          <w:bCs/>
+        </w:rPr>
+        <w:t>Téléchargement direct :</w:t>
       </w:r>
       <w:r>
         <w:t xml:space="preserve"> </w:t>
       </w:r>
-      <w:hyperlink r:id="rId10">
+      <w:hyperlink r:id="rId6">
         <w:r>
           <w:rPr>
-            <w:rStyle w:val="Hyperlink"/>
+            <w:rStyle w:val="Hyperlien"/>
           </w:rPr>
-          <w:t xml:space="preserve">https://github.com/sbarhabazi/BiblioManager/releases/latest</w:t>
+          <w:t>https://github.com/sbarhabazi/BiblioManager/releases/latest</w:t>
         </w:r>
       </w:hyperlink>
     </w:p>
     <w:p>
       <w:r>
-        <w:pict>
-          <v:rect style="width:0;height:1.5pt" o:hralign="center" o:hrstd="t" o:hr="t"/>
+        <w:rPr>
+          <w:noProof/>
+        </w:rPr>
+        <w:pict w14:anchorId="51BDD95F">
+          <v:rect id="_x0000_i1033" alt="" style="width:6in;height:.05pt;mso-width-percent:0;mso-height-percent:0;mso-width-percent:0;mso-height-percent:0" o:hralign="center" o:hrstd="t" o:hr="t"/>
         </w:pict>
       </w:r>
     </w:p>
-    <w:bookmarkStart w:id="11" w:name="but-de-lapplication"/>
-    <w:p>
-      <w:pPr>
-        <w:pStyle w:val="Heading2"/>
-      </w:pPr>
-      <w:r>
-        <w:t xml:space="preserve">1. But de l’application</w:t>
-      </w:r>
+    <w:p>
+      <w:pPr>
+        <w:pStyle w:val="Titre2"/>
+      </w:pPr>
+      <w:bookmarkStart w:id="2" w:name="but-de-lapplication"/>
+      <w:bookmarkStart w:id="3" w:name="_Toc228363078"/>
+      <w:r>
+        <w:t>1. But de l’application</w:t>
+      </w:r>
+      <w:bookmarkEnd w:id="3"/>
     </w:p>
     <w:p>
       <w:pPr>
@@ -178,50 +902,38 @@
           <w:b/>
           <w:bCs/>
         </w:rPr>
-        <w:t xml:space="preserve">BiblioManager</w:t>
-      </w:r>
-      <w:r>
-        <w:t xml:space="preserve"> </w:t>
-      </w:r>
-      <w:r>
-        <w:t xml:space="preserve">est une application de bureau qui permet à un chercheur, à un enseignant ou à un étudiant de</w:t>
-      </w:r>
-      <w:r>
-        <w:t xml:space="preserve"> </w:t>
-      </w:r>
-      <w:r>
-        <w:rPr>
-          <w:b/>
-          <w:bCs/>
-        </w:rPr>
-        <w:t xml:space="preserve">gérer une bibliothèque personnelle de références bibliographiques</w:t>
-      </w:r>
-      <w:r>
-        <w:t xml:space="preserve"> </w:t>
-      </w:r>
-      <w:r>
-        <w:t xml:space="preserve">(articles, livres, notes de cours, sites web) directement sur son ordinateur,</w:t>
-      </w:r>
-      <w:r>
-        <w:t xml:space="preserve"> </w:t>
-      </w:r>
-      <w:r>
-        <w:rPr>
-          <w:b/>
-          <w:bCs/>
-        </w:rPr>
-        <w:t xml:space="preserve">sans connexion internet et sans compte</w:t>
-      </w:r>
-      <w:r>
-        <w:t xml:space="preserve">.</w:t>
-      </w:r>
-    </w:p>
-    <w:p>
-      <w:pPr>
-        <w:pStyle w:val="BodyText"/>
-      </w:pPr>
-      <w:r>
-        <w:t xml:space="preserve">Pour chaque référence, l’utilisateur peut enregistrer :</w:t>
+        <w:t>BiblioManager</w:t>
+      </w:r>
+      <w:r>
+        <w:t xml:space="preserve"> est une application de bureau qui permet à un chercheur, à un enseignant ou à un étudiant de </w:t>
+      </w:r>
+      <w:r>
+        <w:rPr>
+          <w:b/>
+          <w:bCs/>
+        </w:rPr>
+        <w:t>gérer une bibliothèque personnelle de références bibliographiques</w:t>
+      </w:r>
+      <w:r>
+        <w:t xml:space="preserve"> (articles, livres, notes de cours, sites web) directement sur son ordinateur, </w:t>
+      </w:r>
+      <w:r>
+        <w:rPr>
+          <w:b/>
+          <w:bCs/>
+        </w:rPr>
+        <w:t>sans connexion internet et sans compte</w:t>
+      </w:r>
+      <w:r>
+        <w:t>.</w:t>
+      </w:r>
+    </w:p>
+    <w:p>
+      <w:pPr>
+        <w:pStyle w:val="Corpsdetexte"/>
+      </w:pPr>
+      <w:r>
+        <w:t>Pour chaque référence, l’utilisateur peut enregistrer :</w:t>
       </w:r>
     </w:p>
     <w:p>
@@ -229,27 +941,21 @@
         <w:pStyle w:val="Compact"/>
         <w:numPr>
           <w:ilvl w:val="0"/>
-          <w:numId w:val="1001"/>
+          <w:numId w:val="2"/>
         </w:numPr>
       </w:pPr>
       <w:r>
-        <w:t xml:space="preserve">un</w:t>
-      </w:r>
-      <w:r>
-        <w:t xml:space="preserve"> </w:t>
-      </w:r>
-      <w:r>
-        <w:rPr>
-          <w:b/>
-          <w:bCs/>
-        </w:rPr>
-        <w:t xml:space="preserve">titre</w:t>
-      </w:r>
-      <w:r>
-        <w:t xml:space="preserve"> </w:t>
-      </w:r>
-      <w:r>
-        <w:t xml:space="preserve">(obligatoire),</w:t>
+        <w:t xml:space="preserve">un </w:t>
+      </w:r>
+      <w:r>
+        <w:rPr>
+          <w:b/>
+          <w:bCs/>
+        </w:rPr>
+        <w:t>titre</w:t>
+      </w:r>
+      <w:r>
+        <w:t xml:space="preserve"> (obligatoire),</w:t>
       </w:r>
     </w:p>
     <w:p>
@@ -257,27 +963,21 @@
         <w:pStyle w:val="Compact"/>
         <w:numPr>
           <w:ilvl w:val="0"/>
-          <w:numId w:val="1001"/>
+          <w:numId w:val="2"/>
         </w:numPr>
       </w:pPr>
       <w:r>
-        <w:t xml:space="preserve">une</w:t>
-      </w:r>
-      <w:r>
-        <w:t xml:space="preserve"> </w:t>
-      </w:r>
-      <w:r>
-        <w:rPr>
-          <w:b/>
-          <w:bCs/>
-        </w:rPr>
-        <w:t xml:space="preserve">revue</w:t>
-      </w:r>
-      <w:r>
-        <w:t xml:space="preserve"> </w:t>
-      </w:r>
-      <w:r>
-        <w:t xml:space="preserve">ou source,</w:t>
+        <w:t xml:space="preserve">une </w:t>
+      </w:r>
+      <w:r>
+        <w:rPr>
+          <w:b/>
+          <w:bCs/>
+        </w:rPr>
+        <w:t>revue</w:t>
+      </w:r>
+      <w:r>
+        <w:t xml:space="preserve"> ou source,</w:t>
       </w:r>
     </w:p>
     <w:p>
@@ -285,27 +985,21 @@
         <w:pStyle w:val="Compact"/>
         <w:numPr>
           <w:ilvl w:val="0"/>
-          <w:numId w:val="1001"/>
+          <w:numId w:val="2"/>
         </w:numPr>
       </w:pPr>
       <w:r>
-        <w:t xml:space="preserve">une</w:t>
-      </w:r>
-      <w:r>
-        <w:t xml:space="preserve"> </w:t>
-      </w:r>
-      <w:r>
-        <w:rPr>
-          <w:b/>
-          <w:bCs/>
-        </w:rPr>
-        <w:t xml:space="preserve">année</w:t>
-      </w:r>
-      <w:r>
-        <w:t xml:space="preserve"> </w:t>
-      </w:r>
-      <w:r>
-        <w:t xml:space="preserve">de publication,</w:t>
+        <w:t xml:space="preserve">une </w:t>
+      </w:r>
+      <w:r>
+        <w:rPr>
+          <w:b/>
+          <w:bCs/>
+        </w:rPr>
+        <w:t>année</w:t>
+      </w:r>
+      <w:r>
+        <w:t xml:space="preserve"> de publication,</w:t>
       </w:r>
     </w:p>
     <w:p>
@@ -313,27 +1007,21 @@
         <w:pStyle w:val="Compact"/>
         <w:numPr>
           <w:ilvl w:val="0"/>
-          <w:numId w:val="1001"/>
+          <w:numId w:val="2"/>
         </w:numPr>
       </w:pPr>
       <w:r>
-        <w:t xml:space="preserve">un</w:t>
-      </w:r>
-      <w:r>
-        <w:t xml:space="preserve"> </w:t>
-      </w:r>
-      <w:r>
-        <w:rPr>
-          <w:b/>
-          <w:bCs/>
-        </w:rPr>
-        <w:t xml:space="preserve">hyperlien</w:t>
-      </w:r>
-      <w:r>
-        <w:t xml:space="preserve"> </w:t>
-      </w:r>
-      <w:r>
-        <w:t xml:space="preserve">vers la version en ligne,</w:t>
+        <w:t xml:space="preserve">un </w:t>
+      </w:r>
+      <w:r>
+        <w:rPr>
+          <w:b/>
+          <w:bCs/>
+        </w:rPr>
+        <w:t>hyperlien</w:t>
+      </w:r>
+      <w:r>
+        <w:t xml:space="preserve"> vers la version en ligne,</w:t>
       </w:r>
     </w:p>
     <w:p>
@@ -341,27 +1029,21 @@
         <w:pStyle w:val="Compact"/>
         <w:numPr>
           <w:ilvl w:val="0"/>
-          <w:numId w:val="1001"/>
+          <w:numId w:val="2"/>
         </w:numPr>
       </w:pPr>
       <w:r>
-        <w:t xml:space="preserve">une</w:t>
-      </w:r>
-      <w:r>
-        <w:t xml:space="preserve"> </w:t>
-      </w:r>
-      <w:r>
-        <w:rPr>
-          <w:b/>
-          <w:bCs/>
-        </w:rPr>
-        <w:t xml:space="preserve">description</w:t>
-      </w:r>
-      <w:r>
-        <w:t xml:space="preserve"> </w:t>
-      </w:r>
-      <w:r>
-        <w:t xml:space="preserve">libre,</w:t>
+        <w:t xml:space="preserve">une </w:t>
+      </w:r>
+      <w:r>
+        <w:rPr>
+          <w:b/>
+          <w:bCs/>
+        </w:rPr>
+        <w:t>description</w:t>
+      </w:r>
+      <w:r>
+        <w:t xml:space="preserve"> libre,</w:t>
       </w:r>
     </w:p>
     <w:p>
@@ -369,24 +1051,21 @@
         <w:pStyle w:val="Compact"/>
         <w:numPr>
           <w:ilvl w:val="0"/>
-          <w:numId w:val="1001"/>
+          <w:numId w:val="2"/>
         </w:numPr>
       </w:pPr>
       <w:r>
-        <w:t xml:space="preserve">la liste de ses</w:t>
-      </w:r>
-      <w:r>
-        <w:t xml:space="preserve"> </w:t>
-      </w:r>
-      <w:r>
-        <w:rPr>
-          <w:b/>
-          <w:bCs/>
-        </w:rPr>
-        <w:t xml:space="preserve">auteurs</w:t>
-      </w:r>
-      <w:r>
-        <w:t xml:space="preserve">,</w:t>
+        <w:t xml:space="preserve">la liste de ses </w:t>
+      </w:r>
+      <w:r>
+        <w:rPr>
+          <w:b/>
+          <w:bCs/>
+        </w:rPr>
+        <w:t>auteurs</w:t>
+      </w:r>
+      <w:r>
+        <w:t>,</w:t>
       </w:r>
     </w:p>
     <w:p>
@@ -394,27 +1073,21 @@
         <w:pStyle w:val="Compact"/>
         <w:numPr>
           <w:ilvl w:val="0"/>
-          <w:numId w:val="1001"/>
+          <w:numId w:val="2"/>
         </w:numPr>
       </w:pPr>
       <w:r>
-        <w:t xml:space="preserve">une ou plusieurs</w:t>
-      </w:r>
-      <w:r>
-        <w:t xml:space="preserve"> </w:t>
-      </w:r>
-      <w:r>
-        <w:rPr>
-          <w:b/>
-          <w:bCs/>
-        </w:rPr>
-        <w:t xml:space="preserve">étiquettes</w:t>
-      </w:r>
-      <w:r>
-        <w:t xml:space="preserve"> </w:t>
-      </w:r>
-      <w:r>
-        <w:t xml:space="preserve">(tags) thématiques.</w:t>
+        <w:t xml:space="preserve">une ou plusieurs </w:t>
+      </w:r>
+      <w:r>
+        <w:rPr>
+          <w:b/>
+          <w:bCs/>
+        </w:rPr>
+        <w:t>étiquettes</w:t>
+      </w:r>
+      <w:r>
+        <w:t xml:space="preserve"> (tags) thématiques.</w:t>
       </w:r>
     </w:p>
     <w:p>
@@ -422,118 +1095,103 @@
         <w:pStyle w:val="FirstParagraph"/>
       </w:pPr>
       <w:r>
-        <w:t xml:space="preserve">L’application offre la</w:t>
-      </w:r>
-      <w:r>
-        <w:t xml:space="preserve"> </w:t>
-      </w:r>
-      <w:r>
-        <w:rPr>
-          <w:b/>
-          <w:bCs/>
-        </w:rPr>
-        <w:t xml:space="preserve">recherche rapide par étiquette</w:t>
-      </w:r>
-      <w:r>
-        <w:t xml:space="preserve">, des validations automatiques (titre obligatoire, année cohérente, hyperlien correct, au moins un auteur) et une</w:t>
-      </w:r>
-      <w:r>
-        <w:t xml:space="preserve"> </w:t>
-      </w:r>
-      <w:r>
-        <w:rPr>
-          <w:b/>
-          <w:bCs/>
-        </w:rPr>
-        <w:t xml:space="preserve">base SQLite intégrée</w:t>
-      </w:r>
-      <w:r>
-        <w:t xml:space="preserve"> </w:t>
-      </w:r>
-      <w:r>
-        <w:t xml:space="preserve">: aucune installation de serveur de base de données.</w:t>
-      </w:r>
-    </w:p>
-    <w:p>
-      <w:pPr>
-        <w:pStyle w:val="BodyText"/>
-      </w:pPr>
-      <w:r>
-        <w:t xml:space="preserve">L’application est livrée comme</w:t>
-      </w:r>
-      <w:r>
-        <w:t xml:space="preserve"> </w:t>
-      </w:r>
-      <w:r>
-        <w:rPr>
-          <w:b/>
-          <w:bCs/>
-        </w:rPr>
-        <w:t xml:space="preserve">un seul fichier exécutable Java</w:t>
-      </w:r>
-      <w:r>
-        <w:t xml:space="preserve"> </w:t>
-      </w:r>
-      <w:r>
-        <w:t xml:space="preserve">(</w:t>
+        <w:t xml:space="preserve">L’application offre la </w:t>
+      </w:r>
+      <w:r>
+        <w:rPr>
+          <w:b/>
+          <w:bCs/>
+        </w:rPr>
+        <w:t>recherche rapide par étiquette</w:t>
+      </w:r>
+      <w:r>
+        <w:t xml:space="preserve">, des validations automatiques (titre obligatoire, année cohérente, hyperlien correct, au moins un auteur) et une </w:t>
+      </w:r>
+      <w:r>
+        <w:rPr>
+          <w:b/>
+          <w:bCs/>
+        </w:rPr>
+        <w:t>base SQLite intégrée</w:t>
+      </w:r>
+      <w:r>
+        <w:t xml:space="preserve"> : aucune installation de serveur de base de données.</w:t>
+      </w:r>
+    </w:p>
+    <w:p>
+      <w:pPr>
+        <w:pStyle w:val="Corpsdetexte"/>
+      </w:pPr>
+      <w:r>
+        <w:t xml:space="preserve">L’application est livrée comme </w:t>
+      </w:r>
+      <w:r>
+        <w:rPr>
+          <w:b/>
+          <w:bCs/>
+        </w:rPr>
+        <w:t>un seul fichier exécutable Java</w:t>
+      </w:r>
+      <w:r>
+        <w:t xml:space="preserve"> (</w:t>
       </w:r>
       <w:r>
         <w:rPr>
           <w:rStyle w:val="VerbatimChar"/>
         </w:rPr>
-        <w:t xml:space="preserve">BiblioManager.jar</w:t>
-      </w:r>
-      <w:r>
-        <w:t xml:space="preserve">) qui contient tout le code et les données de démonstration.</w:t>
-      </w:r>
-    </w:p>
-    <w:p>
-      <w:r>
-        <w:pict>
-          <v:rect style="width:0;height:1.5pt" o:hralign="center" o:hrstd="t" o:hr="t"/>
+        <w:t>BiblioManager.jar</w:t>
+      </w:r>
+      <w:r>
+        <w:t>) qui contient tout le code et les données de démonstration.</w:t>
+      </w:r>
+    </w:p>
+    <w:p>
+      <w:r>
+        <w:rPr>
+          <w:noProof/>
+        </w:rPr>
+        <w:pict w14:anchorId="0B513454">
+          <v:rect id="_x0000_i1032" alt="" style="width:6in;height:.05pt;mso-width-percent:0;mso-height-percent:0;mso-width-percent:0;mso-height-percent:0" o:hralign="center" o:hrstd="t" o:hr="t"/>
         </w:pict>
       </w:r>
     </w:p>
-    <w:bookmarkEnd w:id="11"/>
-    <w:bookmarkStart w:id="13" w:name="prérequis"/>
-    <w:p>
-      <w:pPr>
-        <w:pStyle w:val="Heading2"/>
-      </w:pPr>
-      <w:r>
-        <w:t xml:space="preserve">2. Prérequis</w:t>
-      </w:r>
+    <w:p>
+      <w:pPr>
+        <w:pStyle w:val="Titre2"/>
+      </w:pPr>
+      <w:bookmarkStart w:id="4" w:name="prérequis"/>
+      <w:bookmarkStart w:id="5" w:name="_Toc228363079"/>
+      <w:bookmarkEnd w:id="2"/>
+      <w:r>
+        <w:lastRenderedPageBreak/>
+        <w:t>2. Prérequis</w:t>
+      </w:r>
+      <w:bookmarkEnd w:id="5"/>
     </w:p>
     <w:p>
       <w:pPr>
         <w:pStyle w:val="FirstParagraph"/>
       </w:pPr>
       <w:r>
-        <w:t xml:space="preserve">Le seul prérequis est</w:t>
-      </w:r>
-      <w:r>
-        <w:t xml:space="preserve"> </w:t>
-      </w:r>
-      <w:r>
-        <w:rPr>
-          <w:b/>
-          <w:bCs/>
-        </w:rPr>
-        <w:t xml:space="preserve">Java 17 ou plus récent</w:t>
-      </w:r>
-      <w:r>
-        <w:t xml:space="preserve"> </w:t>
-      </w:r>
-      <w:r>
-        <w:t xml:space="preserve">sur votre ordinateur.</w:t>
-      </w:r>
-    </w:p>
-    <w:p>
-      <w:pPr>
-        <w:pStyle w:val="BodyText"/>
-      </w:pPr>
-      <w:r>
-        <w:t xml:space="preserve">Pour vérifier si Java est déjà installé, ouvrez un terminal (ou PowerShell sous Windows) et tapez :</w:t>
+        <w:t xml:space="preserve">Le seul prérequis est </w:t>
+      </w:r>
+      <w:r>
+        <w:rPr>
+          <w:b/>
+          <w:bCs/>
+        </w:rPr>
+        <w:t>Java 17 ou plus récent</w:t>
+      </w:r>
+      <w:r>
+        <w:t xml:space="preserve"> sur votre ordinateur.</w:t>
+      </w:r>
+    </w:p>
+    <w:p>
+      <w:pPr>
+        <w:pStyle w:val="Corpsdetexte"/>
+      </w:pPr>
+      <w:r>
+        <w:t>Pour vérifier si Java est déjà installé, ouvrez un terminal (ou PowerShell sous Windows) et tapez :</w:t>
       </w:r>
     </w:p>
     <w:p>
@@ -544,7 +1202,7 @@
         <w:rPr>
           <w:rStyle w:val="VerbatimChar"/>
         </w:rPr>
-        <w:t xml:space="preserve">java -version</w:t>
+        <w:t>java -version</w:t>
       </w:r>
     </w:p>
     <w:p>
@@ -552,65 +1210,66 @@
         <w:pStyle w:val="FirstParagraph"/>
       </w:pPr>
       <w:r>
-        <w:t xml:space="preserve">Si la commande affiche une version</w:t>
-      </w:r>
-      <w:r>
-        <w:t xml:space="preserve"> </w:t>
+        <w:t xml:space="preserve">Si la commande affiche une version </w:t>
       </w:r>
       <w:r>
         <w:rPr>
           <w:rStyle w:val="VerbatimChar"/>
         </w:rPr>
-        <w:t xml:space="preserve">17.x.x</w:t>
-      </w:r>
-      <w:r>
-        <w:t xml:space="preserve"> </w:t>
-      </w:r>
-      <w:r>
-        <w:t xml:space="preserve">ou supérieure, vous êtes prêt. Sinon, installez Java en une commande selon votre système :</w:t>
+        <w:t>17.x.x</w:t>
+      </w:r>
+      <w:r>
+        <w:t xml:space="preserve"> ou supérieure, vous êtes prêt. Sinon, installez Java en une commande selon votre système :</w:t>
       </w:r>
     </w:p>
     <w:tbl>
       <w:tblPr>
         <w:tblStyle w:val="Table"/>
-        <w:tblW w:type="pct" w:w="5000"/>
+        <w:tblW w:w="5000" w:type="pct"/>
         <w:tblLayout w:type="fixed"/>
-        <w:tblLook w:firstRow="1" w:lastRow="0" w:firstColumn="0" w:lastColumn="0" w:noHBand="0" w:noVBand="0" w:val="0020"/>
+        <w:tblLook w:val="0020" w:firstRow="1" w:lastRow="0" w:firstColumn="0" w:lastColumn="0" w:noHBand="0" w:noVBand="0"/>
       </w:tblPr>
       <w:tblGrid>
-        <w:gridCol w:w="3960"/>
-        <w:gridCol w:w="3960"/>
+        <w:gridCol w:w="4428"/>
+        <w:gridCol w:w="4428"/>
       </w:tblGrid>
       <w:tr>
         <w:trPr>
-          <w:tblHeader w:val="on"/>
+          <w:cnfStyle w:val="100000000000" w:firstRow="1" w:lastRow="0" w:firstColumn="0" w:lastColumn="0" w:oddVBand="0" w:evenVBand="0" w:oddHBand="0" w:evenHBand="0" w:firstRowFirstColumn="0" w:firstRowLastColumn="0" w:lastRowFirstColumn="0" w:lastRowLastColumn="0"/>
+          <w:tblHeader/>
         </w:trPr>
         <w:tc>
-          <w:tcPr/>
+          <w:tcPr>
+            <w:tcW w:w="3960" w:type="dxa"/>
+          </w:tcPr>
           <w:p>
             <w:pPr>
               <w:pStyle w:val="Compact"/>
             </w:pPr>
             <w:r>
-              <w:t xml:space="preserve">Système</w:t>
+              <w:t>Système</w:t>
             </w:r>
           </w:p>
         </w:tc>
         <w:tc>
-          <w:tcPr/>
+          <w:tcPr>
+            <w:tcW w:w="3960" w:type="dxa"/>
+          </w:tcPr>
           <w:p>
             <w:pPr>
               <w:pStyle w:val="Compact"/>
             </w:pPr>
             <w:r>
-              <w:t xml:space="preserve">Commande d’installation</w:t>
+              <w:t>Commande d’installation</w:t>
             </w:r>
           </w:p>
         </w:tc>
       </w:tr>
       <w:tr>
         <w:tc>
-          <w:tcPr/>
+          <w:tcPr>
+            <w:tcW w:w="3960" w:type="dxa"/>
+          </w:tcPr>
           <w:p>
             <w:pPr>
               <w:pStyle w:val="Compact"/>
@@ -620,12 +1279,14 @@
                 <w:b/>
                 <w:bCs/>
               </w:rPr>
-              <w:t xml:space="preserve">macOS</w:t>
+              <w:t>macOS</w:t>
             </w:r>
           </w:p>
         </w:tc>
         <w:tc>
-          <w:tcPr/>
+          <w:tcPr>
+            <w:tcW w:w="3960" w:type="dxa"/>
+          </w:tcPr>
           <w:p>
             <w:pPr>
               <w:pStyle w:val="Compact"/>
@@ -634,34 +1295,30 @@
               <w:rPr>
                 <w:rStyle w:val="VerbatimChar"/>
               </w:rPr>
-              <w:t xml:space="preserve">brew install --cask temurin@17</w:t>
-            </w:r>
-            <w:r>
-              <w:t xml:space="preserve"> </w:t>
-            </w:r>
-            <w:r>
-              <w:t xml:space="preserve">(ou téléchargement manuel depuis</w:t>
-            </w:r>
-            <w:r>
-              <w:t xml:space="preserve"> </w:t>
-            </w:r>
-            <w:hyperlink r:id="rId12">
+              <w:t>brew install --cask temurin@17</w:t>
+            </w:r>
+            <w:r>
+              <w:t xml:space="preserve"> (ou téléchargement manuel depuis </w:t>
+            </w:r>
+            <w:hyperlink r:id="rId7">
               <w:r>
                 <w:rPr>
-                  <w:rStyle w:val="Hyperlink"/>
+                  <w:rStyle w:val="Hyperlien"/>
                 </w:rPr>
-                <w:t xml:space="preserve">https://adoptium.net</w:t>
+                <w:t>https://adoptium.net</w:t>
               </w:r>
             </w:hyperlink>
             <w:r>
-              <w:t xml:space="preserve">)</w:t>
+              <w:t>)</w:t>
             </w:r>
           </w:p>
         </w:tc>
       </w:tr>
       <w:tr>
         <w:tc>
-          <w:tcPr/>
+          <w:tcPr>
+            <w:tcW w:w="3960" w:type="dxa"/>
+          </w:tcPr>
           <w:p>
             <w:pPr>
               <w:pStyle w:val="Compact"/>
@@ -671,12 +1328,14 @@
                 <w:b/>
                 <w:bCs/>
               </w:rPr>
-              <w:t xml:space="preserve">Windows</w:t>
+              <w:t>Windows</w:t>
             </w:r>
           </w:p>
         </w:tc>
         <w:tc>
-          <w:tcPr/>
+          <w:tcPr>
+            <w:tcW w:w="3960" w:type="dxa"/>
+          </w:tcPr>
           <w:p>
             <w:pPr>
               <w:pStyle w:val="Compact"/>
@@ -685,37 +1344,30 @@
               <w:rPr>
                 <w:rStyle w:val="VerbatimChar"/>
               </w:rPr>
-              <w:t xml:space="preserve">winget install --silent EclipseAdoptium.Temurin.17.JDK</w:t>
-            </w:r>
-            <w:r>
-              <w:t xml:space="preserve"> </w:t>
-            </w:r>
-            <w:r>
-              <w:t xml:space="preserve">(PowerShell) ou installateur graphique depuis</w:t>
-            </w:r>
-            <w:r>
-              <w:t xml:space="preserve"> </w:t>
-            </w:r>
-            <w:hyperlink r:id="rId12">
+              <w:t>winget install --silent EclipseAdoptium.Temurin.17.JDK</w:t>
+            </w:r>
+            <w:r>
+              <w:t xml:space="preserve"> (PowerShell) ou installateur graphique depuis </w:t>
+            </w:r>
+            <w:hyperlink r:id="rId8">
               <w:r>
                 <w:rPr>
-                  <w:rStyle w:val="Hyperlink"/>
+                  <w:rStyle w:val="Hyperlien"/>
                 </w:rPr>
-                <w:t xml:space="preserve">https://adoptium.net</w:t>
+                <w:t>https://adoptium.net</w:t>
               </w:r>
             </w:hyperlink>
             <w:r>
-              <w:t xml:space="preserve"> </w:t>
-            </w:r>
-            <w:r>
-              <w:t xml:space="preserve">en cochant « Set JAVA_HOME »</w:t>
+              <w:t xml:space="preserve"> en cochant « Set JAVA_HOME »</w:t>
             </w:r>
           </w:p>
         </w:tc>
       </w:tr>
       <w:tr>
         <w:tc>
-          <w:tcPr/>
+          <w:tcPr>
+            <w:tcW w:w="3960" w:type="dxa"/>
+          </w:tcPr>
           <w:p>
             <w:pPr>
               <w:pStyle w:val="Compact"/>
@@ -725,28 +1377,36 @@
                 <w:b/>
                 <w:bCs/>
               </w:rPr>
-              <w:t xml:space="preserve">Linux (Debian/Ubuntu)</w:t>
+              <w:t>Linux (Debian/Ubuntu)</w:t>
             </w:r>
           </w:p>
         </w:tc>
         <w:tc>
-          <w:tcPr/>
+          <w:tcPr>
+            <w:tcW w:w="3960" w:type="dxa"/>
+          </w:tcPr>
           <w:p>
             <w:pPr>
               <w:pStyle w:val="Compact"/>
+              <w:rPr>
+                <w:lang w:val="en-CA"/>
+              </w:rPr>
             </w:pPr>
             <w:r>
               <w:rPr>
                 <w:rStyle w:val="VerbatimChar"/>
-              </w:rPr>
-              <w:t xml:space="preserve">sudo apt install openjdk-17-jdk</w:t>
+                <w:lang w:val="en-CA"/>
+              </w:rPr>
+              <w:t>sudo apt install openjdk-17-jdk</w:t>
             </w:r>
           </w:p>
         </w:tc>
       </w:tr>
       <w:tr>
         <w:tc>
-          <w:tcPr/>
+          <w:tcPr>
+            <w:tcW w:w="3960" w:type="dxa"/>
+          </w:tcPr>
           <w:p>
             <w:pPr>
               <w:pStyle w:val="Compact"/>
@@ -756,21 +1416,27 @@
                 <w:b/>
                 <w:bCs/>
               </w:rPr>
-              <w:t xml:space="preserve">Linux (Fedora/RHEL)</w:t>
+              <w:t>Linux (Fedora/RHEL)</w:t>
             </w:r>
           </w:p>
         </w:tc>
         <w:tc>
-          <w:tcPr/>
+          <w:tcPr>
+            <w:tcW w:w="3960" w:type="dxa"/>
+          </w:tcPr>
           <w:p>
             <w:pPr>
               <w:pStyle w:val="Compact"/>
+              <w:rPr>
+                <w:lang w:val="en-CA"/>
+              </w:rPr>
             </w:pPr>
             <w:r>
               <w:rPr>
                 <w:rStyle w:val="VerbatimChar"/>
-              </w:rPr>
-              <w:t xml:space="preserve">sudo dnf install java-17-openjdk</w:t>
+                <w:lang w:val="en-CA"/>
+              </w:rPr>
+              <w:t>sudo dnf install java-17-openjdk</w:t>
             </w:r>
           </w:p>
         </w:tc>
@@ -778,51 +1444,36 @@
     </w:tbl>
     <w:p>
       <w:pPr>
-        <w:pStyle w:val="BlockText"/>
-      </w:pPr>
-      <w:r>
-        <w:rPr>
-          <w:b/>
-          <w:bCs/>
-        </w:rPr>
-        <w:t xml:space="preserve">Important sous Windows :</w:t>
-      </w:r>
-      <w:r>
-        <w:t xml:space="preserve"> </w:t>
-      </w:r>
-      <w:r>
-        <w:t xml:space="preserve">après l’installation de Java,</w:t>
-      </w:r>
-      <w:r>
-        <w:t xml:space="preserve"> </w:t>
-      </w:r>
-      <w:r>
-        <w:rPr>
-          <w:b/>
-          <w:bCs/>
-        </w:rPr>
-        <w:t xml:space="preserve">fermez puis rouvrez PowerShell</w:t>
-      </w:r>
-      <w:r>
-        <w:t xml:space="preserve"> </w:t>
-      </w:r>
-      <w:r>
-        <w:t xml:space="preserve">(ou l’invite de commandes), sinon la commande</w:t>
-      </w:r>
-      <w:r>
-        <w:t xml:space="preserve"> </w:t>
+        <w:pStyle w:val="Normalcentr"/>
+      </w:pPr>
+      <w:r>
+        <w:rPr>
+          <w:b/>
+          <w:bCs/>
+        </w:rPr>
+        <w:t>Important sous Windows :</w:t>
+      </w:r>
+      <w:r>
+        <w:t xml:space="preserve"> après l’installation de Java, </w:t>
+      </w:r>
+      <w:r>
+        <w:rPr>
+          <w:b/>
+          <w:bCs/>
+        </w:rPr>
+        <w:t>fermez puis rouvrez PowerShell</w:t>
+      </w:r>
+      <w:r>
+        <w:t xml:space="preserve"> (ou l’invite de commandes), sinon la commande </w:t>
       </w:r>
       <w:r>
         <w:rPr>
           <w:rStyle w:val="VerbatimChar"/>
         </w:rPr>
-        <w:t xml:space="preserve">java</w:t>
-      </w:r>
-      <w:r>
-        <w:t xml:space="preserve"> </w:t>
-      </w:r>
-      <w:r>
-        <w:t xml:space="preserve">ne sera pas reconnue.</w:t>
+        <w:t>java</w:t>
+      </w:r>
+      <w:r>
+        <w:t xml:space="preserve"> ne sera pas reconnue.</w:t>
       </w:r>
     </w:p>
     <w:p>
@@ -830,33 +1481,38 @@
         <w:pStyle w:val="FirstParagraph"/>
       </w:pPr>
       <w:r>
-        <w:t xml:space="preserve">Aucun autre logiciel n’est nécessaire (pas de Maven, pas de SQLite, pas de navigateur).</w:t>
-      </w:r>
-    </w:p>
-    <w:p>
-      <w:r>
-        <w:pict>
-          <v:rect style="width:0;height:1.5pt" o:hralign="center" o:hrstd="t" o:hr="t"/>
+        <w:t>Aucun autre logiciel n’est nécessaire (pas de Maven, pas de SQLite, pas de navigateur).</w:t>
+      </w:r>
+    </w:p>
+    <w:p>
+      <w:r>
+        <w:rPr>
+          <w:noProof/>
+        </w:rPr>
+        <w:pict w14:anchorId="54F89866">
+          <v:rect id="_x0000_i1031" alt="" style="width:6in;height:.05pt;mso-width-percent:0;mso-height-percent:0;mso-width-percent:0;mso-height-percent:0" o:hralign="center" o:hrstd="t" o:hr="t"/>
         </w:pict>
       </w:r>
     </w:p>
-    <w:bookmarkEnd w:id="13"/>
-    <w:bookmarkStart w:id="18" w:name="installation-simple-recommandée"/>
-    <w:p>
-      <w:pPr>
-        <w:pStyle w:val="Heading2"/>
-      </w:pPr>
-      <w:r>
-        <w:t xml:space="preserve">3. Installation simple (recommandée)</w:t>
-      </w:r>
-    </w:p>
-    <w:bookmarkStart w:id="14" w:name="windows-une-seule-commande"/>
-    <w:p>
-      <w:pPr>
-        <w:pStyle w:val="Heading3"/>
-      </w:pPr>
-      <w:r>
-        <w:t xml:space="preserve">3.1 Windows — une seule commande</w:t>
+    <w:p>
+      <w:pPr>
+        <w:pStyle w:val="Titre2"/>
+      </w:pPr>
+      <w:bookmarkStart w:id="6" w:name="installation-simple-recommandée"/>
+      <w:bookmarkStart w:id="7" w:name="_Toc228363080"/>
+      <w:bookmarkEnd w:id="4"/>
+      <w:r>
+        <w:t>3. Installation simple (recommandée)</w:t>
+      </w:r>
+      <w:bookmarkEnd w:id="7"/>
+    </w:p>
+    <w:p>
+      <w:pPr>
+        <w:pStyle w:val="Titre3"/>
+      </w:pPr>
+      <w:bookmarkStart w:id="8" w:name="windows-une-seule-commande"/>
+      <w:r>
+        <w:t>3.1 Windows — une seule commande</w:t>
       </w:r>
     </w:p>
     <w:p>
@@ -864,47 +1520,42 @@
         <w:pStyle w:val="FirstParagraph"/>
       </w:pPr>
       <w:r>
-        <w:t xml:space="preserve">Ouvrez</w:t>
-      </w:r>
-      <w:r>
-        <w:t xml:space="preserve"> </w:t>
-      </w:r>
-      <w:r>
-        <w:rPr>
-          <w:b/>
-          <w:bCs/>
-        </w:rPr>
-        <w:t xml:space="preserve">PowerShell</w:t>
-      </w:r>
-      <w:r>
-        <w:t xml:space="preserve"> </w:t>
-      </w:r>
-      <w:r>
-        <w:t xml:space="preserve">(touche Windows, tapez « PowerShell », Entrée) et</w:t>
-      </w:r>
-      <w:r>
-        <w:t xml:space="preserve"> </w:t>
-      </w:r>
-      <w:r>
-        <w:rPr>
-          <w:b/>
-          <w:bCs/>
-        </w:rPr>
-        <w:t xml:space="preserve">collez la commande suivante</w:t>
-      </w:r>
-      <w:r>
-        <w:t xml:space="preserve">, puis appuyez sur Entrée :</w:t>
+        <w:t xml:space="preserve">Ouvrez </w:t>
+      </w:r>
+      <w:r>
+        <w:rPr>
+          <w:b/>
+          <w:bCs/>
+        </w:rPr>
+        <w:t>PowerShell</w:t>
+      </w:r>
+      <w:r>
+        <w:t xml:space="preserve"> (touche Windows, tapez « PowerShell », Entrée) et </w:t>
+      </w:r>
+      <w:r>
+        <w:rPr>
+          <w:b/>
+          <w:bCs/>
+        </w:rPr>
+        <w:t>collez la commande suivante</w:t>
+      </w:r>
+      <w:r>
+        <w:t>, puis appuyez sur Entrée :</w:t>
       </w:r>
     </w:p>
     <w:p>
       <w:pPr>
         <w:pStyle w:val="SourceCode"/>
+        <w:rPr>
+          <w:lang w:val="en-CA"/>
+        </w:rPr>
       </w:pPr>
       <w:r>
         <w:rPr>
           <w:rStyle w:val="VerbatimChar"/>
-        </w:rPr>
-        <w:t xml:space="preserve">iex (irm 'https://github.com/sbarhabazi/BiblioManager/raw/main/install.ps1')</w:t>
+          <w:lang w:val="en-CA"/>
+        </w:rPr>
+        <w:t>iex (irm 'https://github.com/sbarhabazi/BiblioManager/raw/main/install.ps1')</w:t>
       </w:r>
     </w:p>
     <w:p>
@@ -912,7 +1563,7 @@
         <w:pStyle w:val="FirstParagraph"/>
       </w:pPr>
       <w:r>
-        <w:t xml:space="preserve">Cette commande exécute un petit script d’installation hébergé sur le dépôt GitHub officiel du projet. Le script effectue automatiquement :</w:t>
+        <w:t>Cette commande exécute un petit script d’installation hébergé sur le dépôt GitHub officiel du projet. Le script effectue automatiquement :</w:t>
       </w:r>
     </w:p>
     <w:p>
@@ -920,11 +1571,11 @@
         <w:pStyle w:val="Compact"/>
         <w:numPr>
           <w:ilvl w:val="0"/>
-          <w:numId w:val="1002"/>
+          <w:numId w:val="3"/>
         </w:numPr>
       </w:pPr>
       <w:r>
-        <w:t xml:space="preserve">la vérification de Java 17 sur votre machine ;</w:t>
+        <w:t>la vérification de Java 17 sur votre machine ;</w:t>
       </w:r>
     </w:p>
     <w:p>
@@ -932,7 +1583,7 @@
         <w:pStyle w:val="Compact"/>
         <w:numPr>
           <w:ilvl w:val="0"/>
-          <w:numId w:val="1002"/>
+          <w:numId w:val="3"/>
         </w:numPr>
       </w:pPr>
       <w:r>
@@ -940,25 +1591,20 @@
           <w:b/>
           <w:bCs/>
         </w:rPr>
-        <w:t xml:space="preserve">si Java est absent</w:t>
-      </w:r>
-      <w:r>
-        <w:t xml:space="preserve">, son installation via le gestionnaire</w:t>
-      </w:r>
-      <w:r>
-        <w:t xml:space="preserve"> </w:t>
+        <w:lastRenderedPageBreak/>
+        <w:t>si Java est absent</w:t>
+      </w:r>
+      <w:r>
+        <w:t xml:space="preserve">, son installation via le gestionnaire </w:t>
       </w:r>
       <w:r>
         <w:rPr>
           <w:rStyle w:val="VerbatimChar"/>
         </w:rPr>
-        <w:t xml:space="preserve">winget</w:t>
-      </w:r>
-      <w:r>
-        <w:t xml:space="preserve"> </w:t>
-      </w:r>
-      <w:r>
-        <w:t xml:space="preserve">(intégré à Windows 10 et 11) en utilisant la distribution officielle Eclipse Temurin ;</w:t>
+        <w:t>winget</w:t>
+      </w:r>
+      <w:r>
+        <w:t xml:space="preserve"> (intégré à Windows 10 et 11) en utilisant la distribution officielle Eclipse Temurin ;</w:t>
       </w:r>
     </w:p>
     <w:p>
@@ -966,42 +1612,30 @@
         <w:pStyle w:val="Compact"/>
         <w:numPr>
           <w:ilvl w:val="0"/>
-          <w:numId w:val="1002"/>
+          <w:numId w:val="3"/>
         </w:numPr>
       </w:pPr>
       <w:r>
-        <w:t xml:space="preserve">le rechargement du</w:t>
-      </w:r>
-      <w:r>
-        <w:t xml:space="preserve"> </w:t>
+        <w:t xml:space="preserve">le rechargement du </w:t>
       </w:r>
       <w:r>
         <w:rPr>
           <w:rStyle w:val="VerbatimChar"/>
         </w:rPr>
-        <w:t xml:space="preserve">PATH</w:t>
-      </w:r>
-      <w:r>
-        <w:t xml:space="preserve"> </w:t>
-      </w:r>
-      <w:r>
-        <w:t xml:space="preserve">dans la session PowerShell courante (vous n’avez</w:t>
-      </w:r>
-      <w:r>
-        <w:t xml:space="preserve"> </w:t>
-      </w:r>
-      <w:r>
-        <w:rPr>
-          <w:b/>
-          <w:bCs/>
-        </w:rPr>
-        <w:t xml:space="preserve">pas besoin</w:t>
-      </w:r>
-      <w:r>
-        <w:t xml:space="preserve"> </w:t>
-      </w:r>
-      <w:r>
-        <w:t xml:space="preserve">de fermer puis rouvrir la fenêtre) ;</w:t>
+        <w:t>PATH</w:t>
+      </w:r>
+      <w:r>
+        <w:t xml:space="preserve"> dans la session PowerShell courante (vous n’avez </w:t>
+      </w:r>
+      <w:r>
+        <w:rPr>
+          <w:b/>
+          <w:bCs/>
+        </w:rPr>
+        <w:t>pas besoin</w:t>
+      </w:r>
+      <w:r>
+        <w:t xml:space="preserve"> de fermer puis rouvrir la fenêtre) ;</w:t>
       </w:r>
     </w:p>
     <w:p>
@@ -1009,26 +1643,20 @@
         <w:pStyle w:val="Compact"/>
         <w:numPr>
           <w:ilvl w:val="0"/>
-          <w:numId w:val="1002"/>
+          <w:numId w:val="3"/>
         </w:numPr>
       </w:pPr>
       <w:r>
-        <w:t xml:space="preserve">le téléchargement du fichier</w:t>
-      </w:r>
-      <w:r>
-        <w:t xml:space="preserve"> </w:t>
+        <w:t xml:space="preserve">le téléchargement du fichier </w:t>
       </w:r>
       <w:r>
         <w:rPr>
           <w:rStyle w:val="VerbatimChar"/>
         </w:rPr>
-        <w:t xml:space="preserve">BiblioManager.jar</w:t>
-      </w:r>
-      <w:r>
-        <w:t xml:space="preserve"> </w:t>
-      </w:r>
-      <w:r>
-        <w:t xml:space="preserve">(environ 13 Mo) ;</w:t>
+        <w:t>BiblioManager.jar</w:t>
+      </w:r>
+      <w:r>
+        <w:t xml:space="preserve"> (environ 13 Mo) ;</w:t>
       </w:r>
     </w:p>
     <w:p>
@@ -1036,11 +1664,11 @@
         <w:pStyle w:val="Compact"/>
         <w:numPr>
           <w:ilvl w:val="0"/>
-          <w:numId w:val="1002"/>
+          <w:numId w:val="3"/>
         </w:numPr>
       </w:pPr>
       <w:r>
-        <w:t xml:space="preserve">le lancement de l’application.</w:t>
+        <w:t>le lancement de l’application.</w:t>
       </w:r>
     </w:p>
     <w:p>
@@ -1048,50 +1676,41 @@
         <w:pStyle w:val="FirstParagraph"/>
       </w:pPr>
       <w:r>
-        <w:t xml:space="preserve">Aucune autre intervention n’est requise. La fenêtre principale s’ouvre dans les secondes qui suivent.</w:t>
-      </w:r>
-    </w:p>
-    <w:p>
-      <w:pPr>
-        <w:pStyle w:val="BlockText"/>
-      </w:pPr>
-      <w:r>
-        <w:rPr>
-          <w:b/>
-          <w:bCs/>
-        </w:rPr>
-        <w:t xml:space="preserve">Sécurité :</w:t>
-      </w:r>
-      <w:r>
-        <w:t xml:space="preserve"> </w:t>
-      </w:r>
-      <w:r>
-        <w:t xml:space="preserve">si vous souhaitez inspecter le script avant exécution, ouvrez l’URL</w:t>
-      </w:r>
-      <w:r>
-        <w:t xml:space="preserve"> </w:t>
+        <w:t>Aucune autre intervention n’est requise. La fenêtre principale s’ouvre dans les secondes qui suivent.</w:t>
+      </w:r>
+    </w:p>
+    <w:p>
+      <w:pPr>
+        <w:pStyle w:val="Normalcentr"/>
+      </w:pPr>
+      <w:r>
+        <w:rPr>
+          <w:b/>
+          <w:bCs/>
+        </w:rPr>
+        <w:t>Sécurité :</w:t>
+      </w:r>
+      <w:r>
+        <w:t xml:space="preserve"> si vous souhaitez inspecter le script avant exécution, ouvrez l’URL </w:t>
       </w:r>
       <w:r>
         <w:rPr>
           <w:rStyle w:val="VerbatimChar"/>
         </w:rPr>
-        <w:t xml:space="preserve">https://raw.githubusercontent.com/sbarhabazi/BiblioManager/main/install.ps1</w:t>
-      </w:r>
-      <w:r>
-        <w:t xml:space="preserve"> </w:t>
-      </w:r>
-      <w:r>
-        <w:t xml:space="preserve">dans votre navigateur. Le script complet (environ 80 lignes commentées en français) y est consultable.</w:t>
-      </w:r>
-    </w:p>
-    <w:bookmarkEnd w:id="14"/>
-    <w:bookmarkStart w:id="15" w:name="macos-linux-deux-commandes"/>
-    <w:p>
-      <w:pPr>
-        <w:pStyle w:val="Heading3"/>
-      </w:pPr>
-      <w:r>
-        <w:t xml:space="preserve">3.2 macOS / Linux — deux commandes</w:t>
+        <w:t>https://raw.githubusercontent.com/sbarhabazi/BiblioManager/main/install.ps1</w:t>
+      </w:r>
+      <w:r>
+        <w:t xml:space="preserve"> dans votre navigateur. Le script complet (environ 80 lignes commentées en français) y est consultable.</w:t>
+      </w:r>
+    </w:p>
+    <w:p>
+      <w:pPr>
+        <w:pStyle w:val="Titre3"/>
+      </w:pPr>
+      <w:bookmarkStart w:id="9" w:name="macos-linux-deux-commandes"/>
+      <w:bookmarkEnd w:id="8"/>
+      <w:r>
+        <w:t>3.2 macOS / Linux — deux commandes</w:t>
       </w:r>
     </w:p>
     <w:p>
@@ -1099,22 +1718,16 @@
         <w:pStyle w:val="FirstParagraph"/>
       </w:pPr>
       <w:r>
-        <w:t xml:space="preserve">Ouvrez un terminal et tapez (la barre oblique inversée</w:t>
-      </w:r>
-      <w:r>
-        <w:t xml:space="preserve"> </w:t>
+        <w:t xml:space="preserve">Ouvrez un terminal et tapez (la barre oblique inversée </w:t>
       </w:r>
       <w:r>
         <w:rPr>
           <w:rStyle w:val="VerbatimChar"/>
         </w:rPr>
-        <w:t xml:space="preserve">\</w:t>
-      </w:r>
-      <w:r>
-        <w:t xml:space="preserve"> </w:t>
-      </w:r>
-      <w:r>
-        <w:t xml:space="preserve">en fin de ligne permet au shell de joindre les deux lignes en une seule commande) :</w:t>
+        <w:t>\</w:t>
+      </w:r>
+      <w:r>
+        <w:t xml:space="preserve"> en fin de ligne permet au shell de joindre les deux lignes en une seule commande) :</w:t>
       </w:r>
     </w:p>
     <w:p>
@@ -1125,7 +1738,7 @@
         <w:rPr>
           <w:rStyle w:val="VerbatimChar"/>
         </w:rPr>
-        <w:t xml:space="preserve">curl -L -o BiblioManager.jar \</w:t>
+        <w:t>curl -L -o BiblioManager.jar \</w:t>
       </w:r>
       <w:r>
         <w:br/>
@@ -1143,17 +1756,17 @@
         <w:rPr>
           <w:rStyle w:val="VerbatimChar"/>
         </w:rPr>
-        <w:t xml:space="preserve">java -jar BiblioManager.jar</w:t>
-      </w:r>
-    </w:p>
-    <w:bookmarkEnd w:id="15"/>
-    <w:bookmarkStart w:id="16" w:name="Xee4bf4fca7dbd71304a9dc62998c5e74c888181"/>
-    <w:p>
-      <w:pPr>
-        <w:pStyle w:val="Heading3"/>
-      </w:pPr>
-      <w:r>
-        <w:t xml:space="preserve">3.3 Alternative pour tous les systèmes : téléchargement par navigateur</w:t>
+        <w:t>java -jar BiblioManager.jar</w:t>
+      </w:r>
+    </w:p>
+    <w:p>
+      <w:pPr>
+        <w:pStyle w:val="Titre3"/>
+      </w:pPr>
+      <w:bookmarkStart w:id="10" w:name="Xee4bf4fca7dbd71304a9dc62998c5e74c888181"/>
+      <w:bookmarkEnd w:id="9"/>
+      <w:r>
+        <w:t>3.3 Alternative pour tous les systèmes : téléchargement par navigateur</w:t>
       </w:r>
     </w:p>
     <w:p>
@@ -1161,31 +1774,28 @@
         <w:pStyle w:val="FirstParagraph"/>
       </w:pPr>
       <w:r>
-        <w:t xml:space="preserve">Si vous préférez ne pas utiliser de terminal, ouvrez l’adresse suivante dans votre navigateur web :</w:t>
-      </w:r>
-    </w:p>
-    <w:p>
-      <w:pPr>
-        <w:pStyle w:val="BodyText"/>
-      </w:pPr>
-      <w:hyperlink r:id="rId10">
+        <w:t>Si vous préférez ne pas utiliser de terminal, ouvrez l’adresse suivante dans votre navigateur web :</w:t>
+      </w:r>
+    </w:p>
+    <w:p>
+      <w:pPr>
+        <w:pStyle w:val="Corpsdetexte"/>
+      </w:pPr>
+      <w:hyperlink r:id="rId9">
         <w:r>
           <w:rPr>
-            <w:rStyle w:val="Hyperlink"/>
+            <w:rStyle w:val="Hyperlien"/>
           </w:rPr>
-          <w:t xml:space="preserve">https://github.com/sbarhabazi/BiblioManager/releases/latest</w:t>
+          <w:t>https://github.com/sbarhabazi/BiblioManager/releases/latest</w:t>
         </w:r>
       </w:hyperlink>
     </w:p>
     <w:p>
       <w:pPr>
-        <w:pStyle w:val="BodyText"/>
-      </w:pPr>
-      <w:r>
-        <w:t xml:space="preserve">Cliquez sur le fichier</w:t>
-      </w:r>
-      <w:r>
-        <w:t xml:space="preserve"> </w:t>
+        <w:pStyle w:val="Corpsdetexte"/>
+      </w:pPr>
+      <w:r>
+        <w:t xml:space="preserve">Cliquez sur le fichier </w:t>
       </w:r>
       <w:r>
         <w:rPr>
@@ -1193,29 +1803,20 @@
           <w:b/>
           <w:bCs/>
         </w:rPr>
-        <w:t xml:space="preserve">BiblioManager.jar</w:t>
-      </w:r>
-      <w:r>
-        <w:t xml:space="preserve"> </w:t>
-      </w:r>
-      <w:r>
-        <w:t xml:space="preserve">dans la section</w:t>
-      </w:r>
-      <w:r>
-        <w:t xml:space="preserve"> </w:t>
+        <w:t>BiblioManager.jar</w:t>
+      </w:r>
+      <w:r>
+        <w:t xml:space="preserve"> dans la section </w:t>
       </w:r>
       <w:r>
         <w:rPr>
           <w:i/>
           <w:iCs/>
         </w:rPr>
-        <w:t xml:space="preserve">Assets</w:t>
-      </w:r>
-      <w:r>
-        <w:t xml:space="preserve"> </w:t>
-      </w:r>
-      <w:r>
-        <w:t xml:space="preserve">pour le télécharger, puis :</w:t>
+        <w:t>Assets</w:t>
+      </w:r>
+      <w:r>
+        <w:t xml:space="preserve"> pour le télécharger, puis :</w:t>
       </w:r>
     </w:p>
     <w:p>
@@ -1223,7 +1824,7 @@
         <w:pStyle w:val="Compact"/>
         <w:numPr>
           <w:ilvl w:val="0"/>
-          <w:numId w:val="1003"/>
+          <w:numId w:val="4"/>
         </w:numPr>
       </w:pPr>
       <w:r>
@@ -1231,54 +1832,39 @@
           <w:b/>
           <w:bCs/>
         </w:rPr>
-        <w:t xml:space="preserve">Windows :</w:t>
-      </w:r>
-      <w:r>
-        <w:t xml:space="preserve"> </w:t>
-      </w:r>
-      <w:r>
-        <w:t xml:space="preserve">double-cliquez sur le fichier téléchargé. Si rien ne se passe, ouvrez PowerShell dans le dossier de téléchargement (clic droit dans le dossier en maintenant</w:t>
-      </w:r>
-      <w:r>
-        <w:t xml:space="preserve"> </w:t>
-      </w:r>
-      <w:r>
-        <w:rPr>
-          <w:b/>
-          <w:bCs/>
-        </w:rPr>
-        <w:t xml:space="preserve">Maj</w:t>
-      </w:r>
-      <w:r>
-        <w:t xml:space="preserve"> </w:t>
-      </w:r>
-      <w:r>
-        <w:t xml:space="preserve">→</w:t>
-      </w:r>
-      <w:r>
-        <w:t xml:space="preserve"> </w:t>
+        <w:t>Windows :</w:t>
+      </w:r>
+      <w:r>
+        <w:t xml:space="preserve"> double-cliquez sur le fichier téléchargé. Si rien ne se passe, ouvrez PowerShell dans le dossier de téléchargement (clic droit dans le dossier en maintenant </w:t>
+      </w:r>
+      <w:r>
+        <w:rPr>
+          <w:b/>
+          <w:bCs/>
+        </w:rPr>
+        <w:t>Maj</w:t>
+      </w:r>
+      <w:r>
+        <w:t xml:space="preserve"> → </w:t>
       </w:r>
       <w:r>
         <w:rPr>
           <w:i/>
           <w:iCs/>
         </w:rPr>
-        <w:t xml:space="preserve">Ouvrir dans le terminal</w:t>
-      </w:r>
-      <w:r>
-        <w:t xml:space="preserve">) puis tapez</w:t>
-      </w:r>
-      <w:r>
-        <w:t xml:space="preserve"> </w:t>
+        <w:t>Ouvrir dans le terminal</w:t>
+      </w:r>
+      <w:r>
+        <w:t xml:space="preserve">) puis tapez </w:t>
       </w:r>
       <w:r>
         <w:rPr>
           <w:rStyle w:val="VerbatimChar"/>
         </w:rPr>
-        <w:t xml:space="preserve">java -jar BiblioManager.jar</w:t>
-      </w:r>
-      <w:r>
-        <w:t xml:space="preserve">.</w:t>
+        <w:t>java -jar BiblioManager.jar</w:t>
+      </w:r>
+      <w:r>
+        <w:t>.</w:t>
       </w:r>
     </w:p>
     <w:p>
@@ -1286,7 +1872,7 @@
         <w:pStyle w:val="Compact"/>
         <w:numPr>
           <w:ilvl w:val="0"/>
-          <w:numId w:val="1003"/>
+          <w:numId w:val="4"/>
         </w:numPr>
       </w:pPr>
       <w:r>
@@ -1294,29 +1880,20 @@
           <w:b/>
           <w:bCs/>
         </w:rPr>
-        <w:t xml:space="preserve">macOS :</w:t>
-      </w:r>
-      <w:r>
-        <w:t xml:space="preserve"> </w:t>
-      </w:r>
-      <w:r>
-        <w:t xml:space="preserve">double-cliquez sur le fichier. Si macOS bloque l’ouverture, faites clic droit →</w:t>
-      </w:r>
-      <w:r>
-        <w:t xml:space="preserve"> </w:t>
+        <w:t>macOS :</w:t>
+      </w:r>
+      <w:r>
+        <w:t xml:space="preserve"> double-cliquez sur le fichier. Si macOS bloque l’ouverture, faites clic droit → </w:t>
       </w:r>
       <w:r>
         <w:rPr>
           <w:i/>
           <w:iCs/>
         </w:rPr>
-        <w:t xml:space="preserve">Ouvrir</w:t>
-      </w:r>
-      <w:r>
-        <w:t xml:space="preserve"> </w:t>
-      </w:r>
-      <w:r>
-        <w:t xml:space="preserve">→ confirmer.</w:t>
+        <w:t>Ouvrir</w:t>
+      </w:r>
+      <w:r>
+        <w:t xml:space="preserve"> → confirmer.</w:t>
       </w:r>
     </w:p>
     <w:p>
@@ -1324,7 +1901,7 @@
         <w:pStyle w:val="Compact"/>
         <w:numPr>
           <w:ilvl w:val="0"/>
-          <w:numId w:val="1003"/>
+          <w:numId w:val="4"/>
         </w:numPr>
       </w:pPr>
       <w:r>
@@ -1332,50 +1909,39 @@
           <w:b/>
           <w:bCs/>
         </w:rPr>
-        <w:t xml:space="preserve">Linux :</w:t>
-      </w:r>
-      <w:r>
-        <w:t xml:space="preserve"> </w:t>
-      </w:r>
-      <w:r>
-        <w:t xml:space="preserve">dans un terminal,</w:t>
-      </w:r>
-      <w:r>
-        <w:t xml:space="preserve"> </w:t>
+        <w:t>Linux :</w:t>
+      </w:r>
+      <w:r>
+        <w:t xml:space="preserve"> dans un terminal, </w:t>
       </w:r>
       <w:r>
         <w:rPr>
           <w:rStyle w:val="VerbatimChar"/>
         </w:rPr>
-        <w:t xml:space="preserve">cd</w:t>
-      </w:r>
-      <w:r>
-        <w:t xml:space="preserve"> </w:t>
-      </w:r>
-      <w:r>
-        <w:t xml:space="preserve">jusqu’au dossier de téléchargement puis</w:t>
-      </w:r>
-      <w:r>
-        <w:t xml:space="preserve"> </w:t>
+        <w:t>cd</w:t>
+      </w:r>
+      <w:r>
+        <w:t xml:space="preserve"> jusqu’au dossier de téléchargement puis </w:t>
       </w:r>
       <w:r>
         <w:rPr>
           <w:rStyle w:val="VerbatimChar"/>
         </w:rPr>
-        <w:t xml:space="preserve">java -jar BiblioManager.jar</w:t>
-      </w:r>
-      <w:r>
-        <w:t xml:space="preserve">.</w:t>
-      </w:r>
-    </w:p>
-    <w:bookmarkEnd w:id="16"/>
-    <w:bookmarkStart w:id="17" w:name="que-se-passe-t-il-au-premier-lancement"/>
-    <w:p>
-      <w:pPr>
-        <w:pStyle w:val="Heading3"/>
-      </w:pPr>
-      <w:r>
-        <w:t xml:space="preserve">3.4 Que se passe-t-il au premier lancement ?</w:t>
+        <w:t>java -jar BiblioManager.jar</w:t>
+      </w:r>
+      <w:r>
+        <w:t>.</w:t>
+      </w:r>
+    </w:p>
+    <w:p>
+      <w:pPr>
+        <w:pStyle w:val="Titre3"/>
+      </w:pPr>
+      <w:bookmarkStart w:id="11" w:name="que-se-passe-t-il-au-premier-lancement"/>
+      <w:bookmarkEnd w:id="10"/>
+      <w:r>
+        <w:lastRenderedPageBreak/>
+        <w:t>3.4 Que se passe-t-il au premier lancement ?</w:t>
       </w:r>
     </w:p>
     <w:p>
@@ -1383,64 +1949,57 @@
         <w:pStyle w:val="FirstParagraph"/>
       </w:pPr>
       <w:r>
-        <w:t xml:space="preserve">La fenêtre principale s’ouvre</w:t>
-      </w:r>
-      <w:r>
-        <w:t xml:space="preserve"> </w:t>
-      </w:r>
-      <w:r>
-        <w:rPr>
-          <w:b/>
-          <w:bCs/>
-        </w:rPr>
-        <w:t xml:space="preserve">immédiatement</w:t>
-      </w:r>
-      <w:r>
-        <w:t xml:space="preserve"> </w:t>
-      </w:r>
-      <w:r>
-        <w:t xml:space="preserve">avec une base de démonstration déjà préchargée (4 références, 6 auteurs, 7 étiquettes). Au tout premier lancement, l’application crée un fichier</w:t>
-      </w:r>
-      <w:r>
-        <w:t xml:space="preserve"> </w:t>
+        <w:t xml:space="preserve">La fenêtre principale s’ouvre </w:t>
+      </w:r>
+      <w:r>
+        <w:rPr>
+          <w:b/>
+          <w:bCs/>
+        </w:rPr>
+        <w:t>immédiatement</w:t>
+      </w:r>
+      <w:r>
+        <w:t xml:space="preserve"> avec une base de démonstration déjà préchargée (4 références, 6 auteurs, 7 étiquettes). Au tout premier lancement, l’application crée un fichier </w:t>
       </w:r>
       <w:r>
         <w:rPr>
           <w:rStyle w:val="VerbatimChar"/>
         </w:rPr>
-        <w:t xml:space="preserve">biblio.db</w:t>
-      </w:r>
-      <w:r>
-        <w:t xml:space="preserve"> </w:t>
-      </w:r>
-      <w:r>
-        <w:t xml:space="preserve">dans le dossier courant : c’est votre base de données personnelle. Lors des lancements suivants, elle réutilise ce même fichier.</w:t>
-      </w:r>
-    </w:p>
-    <w:p>
-      <w:r>
-        <w:pict>
-          <v:rect style="width:0;height:1.5pt" o:hralign="center" o:hrstd="t" o:hr="t"/>
+        <w:t>biblio.db</w:t>
+      </w:r>
+      <w:r>
+        <w:t xml:space="preserve"> dans le dossier courant : c’est votre base de données personnelle. Lors des lancements suivants, elle réutilise ce même fichier.</w:t>
+      </w:r>
+    </w:p>
+    <w:p>
+      <w:r>
+        <w:rPr>
+          <w:noProof/>
+        </w:rPr>
+        <w:pict w14:anchorId="033B4836">
+          <v:rect id="_x0000_i1030" alt="" style="width:6in;height:.05pt;mso-width-percent:0;mso-height-percent:0;mso-width-percent:0;mso-height-percent:0" o:hralign="center" o:hrstd="t" o:hr="t"/>
         </w:pict>
       </w:r>
     </w:p>
-    <w:bookmarkEnd w:id="17"/>
-    <w:bookmarkEnd w:id="18"/>
-    <w:bookmarkStart w:id="19" w:name="X87834cfdc9453f48ff81e800340b3ec2cfa962a"/>
-    <w:p>
-      <w:pPr>
-        <w:pStyle w:val="Heading2"/>
-      </w:pPr>
-      <w:r>
-        <w:t xml:space="preserve">4. Installation depuis les sources (pour développeur)</w:t>
-      </w:r>
+    <w:p>
+      <w:pPr>
+        <w:pStyle w:val="Titre2"/>
+      </w:pPr>
+      <w:bookmarkStart w:id="12" w:name="X87834cfdc9453f48ff81e800340b3ec2cfa962a"/>
+      <w:bookmarkStart w:id="13" w:name="_Toc228363081"/>
+      <w:bookmarkEnd w:id="6"/>
+      <w:bookmarkEnd w:id="11"/>
+      <w:r>
+        <w:t>4. Installation depuis les sources (pour développeur)</w:t>
+      </w:r>
+      <w:bookmarkEnd w:id="13"/>
     </w:p>
     <w:p>
       <w:pPr>
         <w:pStyle w:val="FirstParagraph"/>
       </w:pPr>
       <w:r>
-        <w:t xml:space="preserve">Si vous souhaitez compiler vous-même le projet ou lire le code source :</w:t>
+        <w:t>Si vous souhaitez compiler vous-même le projet ou lire le code source :</w:t>
       </w:r>
     </w:p>
     <w:p>
@@ -1451,7 +2010,7 @@
         <w:rPr>
           <w:rStyle w:val="VerbatimChar"/>
         </w:rPr>
-        <w:t xml:space="preserve">git clone https://github.com/sbarhabazi/BiblioManager.git</w:t>
+        <w:t>git clone https://github.com/sbarhabazi/BiblioManager.git</w:t>
       </w:r>
       <w:r>
         <w:br/>
@@ -1460,7 +2019,7 @@
         <w:rPr>
           <w:rStyle w:val="VerbatimChar"/>
         </w:rPr>
-        <w:t xml:space="preserve">cd BiblioManager</w:t>
+        <w:t>cd BiblioManager</w:t>
       </w:r>
       <w:r>
         <w:br/>
@@ -1472,7 +2031,7 @@
         <w:rPr>
           <w:rStyle w:val="VerbatimChar"/>
         </w:rPr>
-        <w:t xml:space="preserve"># Linux / macOS</w:t>
+        <w:t># Linux / macOS</w:t>
       </w:r>
       <w:r>
         <w:br/>
@@ -1481,7 +2040,7 @@
         <w:rPr>
           <w:rStyle w:val="VerbatimChar"/>
         </w:rPr>
-        <w:t xml:space="preserve">./install.sh &amp;&amp; ./run.sh</w:t>
+        <w:t>./install.sh &amp;&amp; ./run.sh</w:t>
       </w:r>
       <w:r>
         <w:br/>
@@ -1493,7 +2052,7 @@
         <w:rPr>
           <w:rStyle w:val="VerbatimChar"/>
         </w:rPr>
-        <w:t xml:space="preserve"># Windows</w:t>
+        <w:t># Windows</w:t>
       </w:r>
       <w:r>
         <w:br/>
@@ -1502,7 +2061,7 @@
         <w:rPr>
           <w:rStyle w:val="VerbatimChar"/>
         </w:rPr>
-        <w:t xml:space="preserve">install.bat &amp;&amp; run.bat</w:t>
+        <w:t>install.bat &amp;&amp; run.bat</w:t>
       </w:r>
     </w:p>
     <w:p>
@@ -1510,143 +2069,112 @@
         <w:pStyle w:val="FirstParagraph"/>
       </w:pPr>
       <w:r>
-        <w:t xml:space="preserve">Le script</w:t>
-      </w:r>
-      <w:r>
-        <w:t xml:space="preserve"> </w:t>
+        <w:t xml:space="preserve">Le script </w:t>
       </w:r>
       <w:r>
         <w:rPr>
           <w:rStyle w:val="VerbatimChar"/>
         </w:rPr>
-        <w:t xml:space="preserve">install.sh</w:t>
-      </w:r>
-      <w:r>
-        <w:t xml:space="preserve"> </w:t>
-      </w:r>
-      <w:r>
-        <w:t xml:space="preserve">(ou</w:t>
-      </w:r>
-      <w:r>
-        <w:t xml:space="preserve"> </w:t>
+        <w:t>install.sh</w:t>
+      </w:r>
+      <w:r>
+        <w:t xml:space="preserve"> (ou </w:t>
       </w:r>
       <w:r>
         <w:rPr>
           <w:rStyle w:val="VerbatimChar"/>
         </w:rPr>
-        <w:t xml:space="preserve">install.bat</w:t>
-      </w:r>
-      <w:r>
-        <w:t xml:space="preserve">) utilise le</w:t>
-      </w:r>
-      <w:r>
-        <w:t xml:space="preserve"> </w:t>
-      </w:r>
-      <w:r>
-        <w:rPr>
-          <w:b/>
-          <w:bCs/>
-        </w:rPr>
-        <w:t xml:space="preserve">Maven Wrapper</w:t>
-      </w:r>
-      <w:r>
-        <w:t xml:space="preserve"> </w:t>
-      </w:r>
-      <w:r>
-        <w:t xml:space="preserve">inclus dans le projet. Vous n’avez donc</w:t>
-      </w:r>
-      <w:r>
-        <w:t xml:space="preserve"> </w:t>
-      </w:r>
-      <w:r>
-        <w:rPr>
-          <w:b/>
-          <w:bCs/>
-        </w:rPr>
-        <w:t xml:space="preserve">pas besoin d’installer Maven</w:t>
-      </w:r>
-      <w:r>
-        <w:t xml:space="preserve"> </w:t>
-      </w:r>
-      <w:r>
-        <w:t xml:space="preserve">: seul Java 17+ est requis.</w:t>
-      </w:r>
-    </w:p>
-    <w:p>
-      <w:r>
-        <w:pict>
-          <v:rect style="width:0;height:1.5pt" o:hralign="center" o:hrstd="t" o:hr="t"/>
+        <w:t>install.bat</w:t>
+      </w:r>
+      <w:r>
+        <w:t xml:space="preserve">) utilise le </w:t>
+      </w:r>
+      <w:r>
+        <w:rPr>
+          <w:b/>
+          <w:bCs/>
+        </w:rPr>
+        <w:t>Maven Wrapper</w:t>
+      </w:r>
+      <w:r>
+        <w:t xml:space="preserve"> inclus dans le projet. Vous n’avez donc </w:t>
+      </w:r>
+      <w:r>
+        <w:rPr>
+          <w:b/>
+          <w:bCs/>
+        </w:rPr>
+        <w:t>pas besoin d’installer Maven</w:t>
+      </w:r>
+      <w:r>
+        <w:t xml:space="preserve"> : seul Java 17+ est requis.</w:t>
+      </w:r>
+    </w:p>
+    <w:p>
+      <w:r>
+        <w:rPr>
+          <w:noProof/>
+        </w:rPr>
+        <w:pict w14:anchorId="7C483CB8">
+          <v:rect id="_x0000_i1029" alt="" style="width:6in;height:.05pt;mso-width-percent:0;mso-height-percent:0;mso-width-percent:0;mso-height-percent:0" o:hralign="center" o:hrstd="t" o:hr="t"/>
         </w:pict>
       </w:r>
     </w:p>
-    <w:bookmarkEnd w:id="19"/>
-    <w:bookmarkStart w:id="41" w:name="Xe357dc1b1e51a136f3aa4f405cb84e6272fbd94"/>
-    <w:p>
-      <w:pPr>
-        <w:pStyle w:val="Heading2"/>
-      </w:pPr>
-      <w:r>
-        <w:t xml:space="preserve">5. Premier lancement et exemples concrets à tester</w:t>
-      </w:r>
+    <w:p>
+      <w:pPr>
+        <w:pStyle w:val="Titre2"/>
+      </w:pPr>
+      <w:bookmarkStart w:id="14" w:name="Xe357dc1b1e51a136f3aa4f405cb84e6272fbd94"/>
+      <w:bookmarkStart w:id="15" w:name="_Toc228363082"/>
+      <w:bookmarkEnd w:id="12"/>
+      <w:r>
+        <w:t>5. Premier lancement et exemples concrets à tester</w:t>
+      </w:r>
+      <w:bookmarkEnd w:id="15"/>
     </w:p>
     <w:p>
       <w:pPr>
         <w:pStyle w:val="FirstParagraph"/>
       </w:pPr>
       <w:r>
-        <w:t xml:space="preserve">À l’ouverture, vous voyez la fenêtre principale organisée en</w:t>
-      </w:r>
-      <w:r>
-        <w:t xml:space="preserve"> </w:t>
-      </w:r>
-      <w:r>
-        <w:rPr>
-          <w:b/>
-          <w:bCs/>
-        </w:rPr>
-        <w:t xml:space="preserve">trois onglets</w:t>
-      </w:r>
-      <w:r>
-        <w:t xml:space="preserve"> </w:t>
-      </w:r>
-      <w:r>
-        <w:t xml:space="preserve">:</w:t>
-      </w:r>
-      <w:r>
-        <w:t xml:space="preserve"> </w:t>
+        <w:t xml:space="preserve">À l’ouverture, vous voyez la fenêtre principale organisée en </w:t>
+      </w:r>
+      <w:r>
+        <w:rPr>
+          <w:b/>
+          <w:bCs/>
+        </w:rPr>
+        <w:t>trois onglets</w:t>
+      </w:r>
+      <w:r>
+        <w:t xml:space="preserve"> : </w:t>
       </w:r>
       <w:r>
         <w:rPr>
           <w:rStyle w:val="VerbatimChar"/>
         </w:rPr>
-        <w:t xml:space="preserve">Références</w:t>
-      </w:r>
-      <w:r>
-        <w:t xml:space="preserve">,</w:t>
-      </w:r>
-      <w:r>
-        <w:t xml:space="preserve"> </w:t>
+        <w:t>Références</w:t>
+      </w:r>
+      <w:r>
+        <w:t xml:space="preserve">, </w:t>
       </w:r>
       <w:r>
         <w:rPr>
           <w:rStyle w:val="VerbatimChar"/>
         </w:rPr>
-        <w:t xml:space="preserve">Auteurs</w:t>
-      </w:r>
-      <w:r>
-        <w:t xml:space="preserve">,</w:t>
-      </w:r>
-      <w:r>
-        <w:t xml:space="preserve"> </w:t>
+        <w:t>Auteurs</w:t>
+      </w:r>
+      <w:r>
+        <w:t xml:space="preserve">, </w:t>
       </w:r>
       <w:r>
         <w:rPr>
           <w:rStyle w:val="VerbatimChar"/>
         </w:rPr>
-        <w:t xml:space="preserve">Étiquettes</w:t>
-      </w:r>
-      <w:r>
-        <w:t xml:space="preserve">.</w:t>
+        <w:t>Étiquettes</w:t>
+      </w:r>
+      <w:r>
+        <w:t>.</w:t>
       </w:r>
     </w:p>
     <w:p>
@@ -1654,22 +2182,27 @@
         <w:pStyle w:val="CaptionedFigure"/>
       </w:pPr>
       <w:r>
+        <w:rPr>
+          <w:noProof/>
+        </w:rPr>
+        <w:lastRenderedPageBreak/>
         <w:drawing>
-          <wp:inline>
+          <wp:inline distT="0" distB="0" distL="0" distR="0" wp14:anchorId="2792B750" wp14:editId="428F32CE">
             <wp:extent cx="5334000" cy="3464277"/>
-            <wp:effectExtent b="0" l="0" r="0" t="0"/>
-            <wp:docPr descr="Fenêtre principale au premier lancement" title="" id="21" name="Picture"/>
-            <a:graphic>
+            <wp:effectExtent l="0" t="0" r="0" b="0"/>
+            <wp:docPr id="21" name="Picture" descr="Fenêtre principale au premier lancement"/>
+            <wp:cNvGraphicFramePr/>
+            <a:graphic xmlns:a="http://schemas.openxmlformats.org/drawingml/2006/main">
               <a:graphicData uri="http://schemas.openxmlformats.org/drawingml/2006/picture">
-                <pic:pic>
+                <pic:pic xmlns:pic="http://schemas.openxmlformats.org/drawingml/2006/picture">
                   <pic:nvPicPr>
-                    <pic:cNvPr descr="docs/screenshots/01_fenetre_principale.png" id="22" name="Picture"/>
+                    <pic:cNvPr id="22" name="Picture" descr="docs/screenshots/01_fenetre_principale.png"/>
                     <pic:cNvPicPr>
-                      <a:picLocks noChangeArrowheads="1" noChangeAspect="1"/>
+                      <a:picLocks noChangeAspect="1" noChangeArrowheads="1"/>
                     </pic:cNvPicPr>
                   </pic:nvPicPr>
                   <pic:blipFill>
-                    <a:blip r:embed="rId20"/>
+                    <a:blip r:embed="rId10"/>
                     <a:stretch>
                       <a:fillRect/>
                     </a:stretch>
@@ -1701,55 +2234,43 @@
         <w:pStyle w:val="ImageCaption"/>
       </w:pPr>
       <w:r>
-        <w:t xml:space="preserve">Fenêtre principale au premier lancement</w:t>
-      </w:r>
-    </w:p>
-    <w:p>
-      <w:pPr>
-        <w:pStyle w:val="BodyText"/>
-      </w:pPr>
-      <w:r>
-        <w:t xml:space="preserve">L’onglet</w:t>
-      </w:r>
-      <w:r>
-        <w:t xml:space="preserve"> </w:t>
+        <w:t>Fenêtre principale au premier lancement</w:t>
+      </w:r>
+    </w:p>
+    <w:p>
+      <w:pPr>
+        <w:pStyle w:val="Corpsdetexte"/>
+      </w:pPr>
+      <w:r>
+        <w:t xml:space="preserve">L’onglet </w:t>
       </w:r>
       <w:r>
         <w:rPr>
           <w:rStyle w:val="VerbatimChar"/>
         </w:rPr>
-        <w:t xml:space="preserve">Références</w:t>
-      </w:r>
-      <w:r>
-        <w:t xml:space="preserve"> </w:t>
-      </w:r>
-      <w:r>
-        <w:t xml:space="preserve">est sélectionné par défaut et affiche les</w:t>
-      </w:r>
-      <w:r>
-        <w:t xml:space="preserve"> </w:t>
-      </w:r>
-      <w:r>
-        <w:rPr>
-          <w:b/>
-          <w:bCs/>
-        </w:rPr>
-        <w:t xml:space="preserve">4 références de démonstration</w:t>
-      </w:r>
-      <w:r>
-        <w:t xml:space="preserve"> </w:t>
-      </w:r>
-      <w:r>
-        <w:t xml:space="preserve">(titres masqués ici, à découvrir dans l’application).</w:t>
-      </w:r>
-    </w:p>
-    <w:bookmarkStart w:id="26" w:name="tester-la-recherche-par-étiquette"/>
-    <w:p>
-      <w:pPr>
-        <w:pStyle w:val="Heading3"/>
-      </w:pPr>
-      <w:r>
-        <w:t xml:space="preserve">5.1 Tester la recherche par étiquette</w:t>
+        <w:t>Références</w:t>
+      </w:r>
+      <w:r>
+        <w:t xml:space="preserve"> est sélectionné par défaut et affiche les </w:t>
+      </w:r>
+      <w:r>
+        <w:rPr>
+          <w:b/>
+          <w:bCs/>
+        </w:rPr>
+        <w:t>4 références de démonstration</w:t>
+      </w:r>
+      <w:r>
+        <w:t xml:space="preserve"> (titres masqués ici, à découvrir dans l’application).</w:t>
+      </w:r>
+    </w:p>
+    <w:p>
+      <w:pPr>
+        <w:pStyle w:val="Titre3"/>
+      </w:pPr>
+      <w:bookmarkStart w:id="16" w:name="tester-la-recherche-par-étiquette"/>
+      <w:r>
+        <w:t>5.1 Tester la recherche par étiquette</w:t>
       </w:r>
     </w:p>
     <w:p>
@@ -1757,75 +2278,54 @@
         <w:pStyle w:val="FirstParagraph"/>
       </w:pPr>
       <w:r>
-        <w:t xml:space="preserve">Dans la liste déroulante en haut, sélectionnez l’étiquette</w:t>
-      </w:r>
-      <w:r>
-        <w:t xml:space="preserve"> </w:t>
+        <w:t xml:space="preserve">Dans la liste déroulante en haut, sélectionnez l’étiquette </w:t>
       </w:r>
       <w:r>
         <w:rPr>
           <w:rStyle w:val="VerbatimChar"/>
         </w:rPr>
-        <w:t xml:space="preserve">important</w:t>
-      </w:r>
-      <w:r>
-        <w:t xml:space="preserve"> </w:t>
-      </w:r>
-      <w:r>
-        <w:t xml:space="preserve">puis cliquez sur</w:t>
-      </w:r>
-      <w:r>
-        <w:t xml:space="preserve"> </w:t>
-      </w:r>
-      <w:r>
-        <w:rPr>
-          <w:b/>
-          <w:bCs/>
-        </w:rPr>
-        <w:t xml:space="preserve">Filtrer</w:t>
-      </w:r>
-      <w:r>
-        <w:t xml:space="preserve">.</w:t>
-      </w:r>
-    </w:p>
-    <w:p>
-      <w:pPr>
-        <w:pStyle w:val="BodyText"/>
-      </w:pPr>
-      <w:r>
-        <w:t xml:space="preserve">Le tableau ne montre plus que les</w:t>
-      </w:r>
-      <w:r>
-        <w:t xml:space="preserve"> </w:t>
-      </w:r>
-      <w:r>
-        <w:rPr>
-          <w:b/>
-          <w:bCs/>
-        </w:rPr>
-        <w:t xml:space="preserve">3 références</w:t>
-      </w:r>
-      <w:r>
-        <w:t xml:space="preserve"> </w:t>
-      </w:r>
-      <w:r>
-        <w:t xml:space="preserve">marquées comme importantes. Cliquez sur</w:t>
-      </w:r>
-      <w:r>
-        <w:t xml:space="preserve"> </w:t>
-      </w:r>
-      <w:r>
-        <w:rPr>
-          <w:b/>
-          <w:bCs/>
-        </w:rPr>
-        <w:t xml:space="preserve">Réinitialiser</w:t>
-      </w:r>
-      <w:r>
-        <w:t xml:space="preserve"> </w:t>
-      </w:r>
-      <w:r>
-        <w:t xml:space="preserve">pour revoir toutes les références.</w:t>
+        <w:t>important</w:t>
+      </w:r>
+      <w:r>
+        <w:t xml:space="preserve"> puis cliquez sur </w:t>
+      </w:r>
+      <w:r>
+        <w:rPr>
+          <w:b/>
+          <w:bCs/>
+        </w:rPr>
+        <w:t>Filtrer</w:t>
+      </w:r>
+      <w:r>
+        <w:t>.</w:t>
+      </w:r>
+    </w:p>
+    <w:p>
+      <w:pPr>
+        <w:pStyle w:val="Corpsdetexte"/>
+      </w:pPr>
+      <w:r>
+        <w:t xml:space="preserve">Le tableau ne montre plus que les </w:t>
+      </w:r>
+      <w:r>
+        <w:rPr>
+          <w:b/>
+          <w:bCs/>
+        </w:rPr>
+        <w:t>3 références</w:t>
+      </w:r>
+      <w:r>
+        <w:t xml:space="preserve"> marquées comme importantes. Cliquez sur </w:t>
+      </w:r>
+      <w:r>
+        <w:rPr>
+          <w:b/>
+          <w:bCs/>
+        </w:rPr>
+        <w:t>Réinitialiser</w:t>
+      </w:r>
+      <w:r>
+        <w:t xml:space="preserve"> pour revoir toutes les références.</w:t>
       </w:r>
     </w:p>
     <w:p>
@@ -1833,22 +2333,27 @@
         <w:pStyle w:val="CaptionedFigure"/>
       </w:pPr>
       <w:r>
+        <w:rPr>
+          <w:noProof/>
+        </w:rPr>
+        <w:lastRenderedPageBreak/>
         <w:drawing>
-          <wp:inline>
+          <wp:inline distT="0" distB="0" distL="0" distR="0" wp14:anchorId="0A9CF243" wp14:editId="4206BD9F">
             <wp:extent cx="5334000" cy="3464277"/>
-            <wp:effectExtent b="0" l="0" r="0" t="0"/>
-            <wp:docPr descr="Filtre actif sur l’étiquette « important »" title="" id="24" name="Picture"/>
-            <a:graphic>
+            <wp:effectExtent l="0" t="0" r="0" b="0"/>
+            <wp:docPr id="24" name="Picture" descr="Filtre actif sur l’étiquette « important »"/>
+            <wp:cNvGraphicFramePr/>
+            <a:graphic xmlns:a="http://schemas.openxmlformats.org/drawingml/2006/main">
               <a:graphicData uri="http://schemas.openxmlformats.org/drawingml/2006/picture">
-                <pic:pic>
+                <pic:pic xmlns:pic="http://schemas.openxmlformats.org/drawingml/2006/picture">
                   <pic:nvPicPr>
-                    <pic:cNvPr descr="docs/screenshots/03_filtre_important.png" id="25" name="Picture"/>
+                    <pic:cNvPr id="25" name="Picture" descr="docs/screenshots/03_filtre_important.png"/>
                     <pic:cNvPicPr>
-                      <a:picLocks noChangeArrowheads="1" noChangeAspect="1"/>
+                      <a:picLocks noChangeAspect="1" noChangeArrowheads="1"/>
                     </pic:cNvPicPr>
                   </pic:nvPicPr>
                   <pic:blipFill>
-                    <a:blip r:embed="rId23"/>
+                    <a:blip r:embed="rId11"/>
                     <a:stretch>
                       <a:fillRect/>
                     </a:stretch>
@@ -1880,80 +2385,62 @@
         <w:pStyle w:val="ImageCaption"/>
       </w:pPr>
       <w:r>
-        <w:t xml:space="preserve">Filtre actif sur l’étiquette « important »</w:t>
-      </w:r>
-    </w:p>
-    <w:p>
-      <w:pPr>
-        <w:pStyle w:val="BlockText"/>
-      </w:pPr>
-      <w:r>
-        <w:t xml:space="preserve">Astuce : la recherche est</w:t>
-      </w:r>
-      <w:r>
-        <w:t xml:space="preserve"> </w:t>
-      </w:r>
-      <w:r>
-        <w:rPr>
-          <w:b/>
-          <w:bCs/>
-        </w:rPr>
-        <w:t xml:space="preserve">insensible à la casse</w:t>
-      </w:r>
-      <w:r>
-        <w:t xml:space="preserve">.</w:t>
-      </w:r>
-      <w:r>
-        <w:t xml:space="preserve"> </w:t>
+        <w:t>Filtre actif sur l’étiquette « important »</w:t>
+      </w:r>
+    </w:p>
+    <w:p>
+      <w:pPr>
+        <w:pStyle w:val="Normalcentr"/>
+      </w:pPr>
+      <w:r>
+        <w:t xml:space="preserve">Astuce : la recherche est </w:t>
+      </w:r>
+      <w:r>
+        <w:rPr>
+          <w:b/>
+          <w:bCs/>
+        </w:rPr>
+        <w:t>insensible à la casse</w:t>
+      </w:r>
+      <w:r>
+        <w:t xml:space="preserve">. </w:t>
       </w:r>
       <w:r>
         <w:rPr>
           <w:rStyle w:val="VerbatimChar"/>
         </w:rPr>
-        <w:t xml:space="preserve">IMPORTANT</w:t>
-      </w:r>
-      <w:r>
-        <w:t xml:space="preserve">,</w:t>
-      </w:r>
-      <w:r>
-        <w:t xml:space="preserve"> </w:t>
+        <w:t>IMPORTANT</w:t>
+      </w:r>
+      <w:r>
+        <w:t xml:space="preserve">, </w:t>
       </w:r>
       <w:r>
         <w:rPr>
           <w:rStyle w:val="VerbatimChar"/>
         </w:rPr>
-        <w:t xml:space="preserve">Important</w:t>
-      </w:r>
-      <w:r>
-        <w:t xml:space="preserve"> </w:t>
-      </w:r>
-      <w:r>
-        <w:t xml:space="preserve">et</w:t>
-      </w:r>
-      <w:r>
-        <w:t xml:space="preserve"> </w:t>
+        <w:t>Important</w:t>
+      </w:r>
+      <w:r>
+        <w:t xml:space="preserve"> et </w:t>
       </w:r>
       <w:r>
         <w:rPr>
           <w:rStyle w:val="VerbatimChar"/>
         </w:rPr>
-        <w:t xml:space="preserve">important</w:t>
-      </w:r>
-      <w:r>
-        <w:t xml:space="preserve"> </w:t>
-      </w:r>
-      <w:r>
-        <w:t xml:space="preserve">donnent le même résultat.</w:t>
-      </w:r>
-    </w:p>
-    <w:bookmarkEnd w:id="26"/>
-    <w:bookmarkStart w:id="30" w:name="tester-lajout-dune-référence"/>
-    <w:p>
-      <w:pPr>
-        <w:pStyle w:val="Heading3"/>
-      </w:pPr>
-      <w:r>
-        <w:t xml:space="preserve">5.2 Tester l’ajout d’une référence</w:t>
+        <w:t>important</w:t>
+      </w:r>
+      <w:r>
+        <w:t xml:space="preserve"> donnent le même résultat.</w:t>
+      </w:r>
+    </w:p>
+    <w:p>
+      <w:pPr>
+        <w:pStyle w:val="Titre3"/>
+      </w:pPr>
+      <w:bookmarkStart w:id="17" w:name="tester-lajout-dune-référence"/>
+      <w:bookmarkEnd w:id="16"/>
+      <w:r>
+        <w:t>5.2 Tester l’ajout d’une référence</w:t>
       </w:r>
     </w:p>
     <w:p>
@@ -1961,27 +2448,21 @@
         <w:pStyle w:val="Compact"/>
         <w:numPr>
           <w:ilvl w:val="0"/>
-          <w:numId w:val="1004"/>
+          <w:numId w:val="5"/>
         </w:numPr>
       </w:pPr>
       <w:r>
-        <w:t xml:space="preserve">Cliquez sur le bouton</w:t>
-      </w:r>
-      <w:r>
-        <w:t xml:space="preserve"> </w:t>
-      </w:r>
-      <w:r>
-        <w:rPr>
-          <w:b/>
-          <w:bCs/>
-        </w:rPr>
-        <w:t xml:space="preserve">Ajouter</w:t>
-      </w:r>
-      <w:r>
-        <w:t xml:space="preserve"> </w:t>
-      </w:r>
-      <w:r>
-        <w:t xml:space="preserve">en bas à droite.</w:t>
+        <w:t xml:space="preserve">Cliquez sur le bouton </w:t>
+      </w:r>
+      <w:r>
+        <w:rPr>
+          <w:b/>
+          <w:bCs/>
+        </w:rPr>
+        <w:t>Ajouter</w:t>
+      </w:r>
+      <w:r>
+        <w:t xml:space="preserve"> en bas à droite.</w:t>
       </w:r>
     </w:p>
     <w:p>
@@ -1989,11 +2470,11 @@
         <w:pStyle w:val="Compact"/>
         <w:numPr>
           <w:ilvl w:val="0"/>
-          <w:numId w:val="1004"/>
+          <w:numId w:val="5"/>
         </w:numPr>
       </w:pPr>
       <w:r>
-        <w:t xml:space="preserve">Dans la boîte de dialogue, remplissez :</w:t>
+        <w:t>Dans la boîte de dialogue, remplissez :</w:t>
       </w:r>
     </w:p>
     <w:p>
@@ -2001,7 +2482,7 @@
         <w:pStyle w:val="Compact"/>
         <w:numPr>
           <w:ilvl w:val="1"/>
-          <w:numId w:val="1005"/>
+          <w:numId w:val="6"/>
         </w:numPr>
       </w:pPr>
       <w:r>
@@ -2009,7 +2490,7 @@
           <w:b/>
           <w:bCs/>
         </w:rPr>
-        <w:t xml:space="preserve">Titre :</w:t>
+        <w:t>Titre :</w:t>
       </w:r>
       <w:r>
         <w:t xml:space="preserve"> </w:t>
@@ -2018,7 +2499,7 @@
         <w:rPr>
           <w:rStyle w:val="VerbatimChar"/>
         </w:rPr>
-        <w:t xml:space="preserve">Test installation BiblioManager</w:t>
+        <w:t>Test installation BiblioManager</w:t>
       </w:r>
     </w:p>
     <w:p>
@@ -2026,7 +2507,7 @@
         <w:pStyle w:val="Compact"/>
         <w:numPr>
           <w:ilvl w:val="1"/>
-          <w:numId w:val="1005"/>
+          <w:numId w:val="6"/>
         </w:numPr>
       </w:pPr>
       <w:r>
@@ -2034,7 +2515,7 @@
           <w:b/>
           <w:bCs/>
         </w:rPr>
-        <w:t xml:space="preserve">Revue :</w:t>
+        <w:t>Revue :</w:t>
       </w:r>
       <w:r>
         <w:t xml:space="preserve"> </w:t>
@@ -2043,7 +2524,7 @@
         <w:rPr>
           <w:rStyle w:val="VerbatimChar"/>
         </w:rPr>
-        <w:t xml:space="preserve">Manuel de validation</w:t>
+        <w:t>Manuel de validation</w:t>
       </w:r>
     </w:p>
     <w:p>
@@ -2051,7 +2532,7 @@
         <w:pStyle w:val="Compact"/>
         <w:numPr>
           <w:ilvl w:val="1"/>
-          <w:numId w:val="1005"/>
+          <w:numId w:val="6"/>
         </w:numPr>
       </w:pPr>
       <w:r>
@@ -2059,7 +2540,7 @@
           <w:b/>
           <w:bCs/>
         </w:rPr>
-        <w:t xml:space="preserve">Année :</w:t>
+        <w:t>Année :</w:t>
       </w:r>
       <w:r>
         <w:t xml:space="preserve"> </w:t>
@@ -2068,7 +2549,7 @@
         <w:rPr>
           <w:rStyle w:val="VerbatimChar"/>
         </w:rPr>
-        <w:t xml:space="preserve">2026</w:t>
+        <w:t>2026</w:t>
       </w:r>
     </w:p>
     <w:p>
@@ -2076,7 +2557,7 @@
         <w:pStyle w:val="Compact"/>
         <w:numPr>
           <w:ilvl w:val="1"/>
-          <w:numId w:val="1005"/>
+          <w:numId w:val="6"/>
         </w:numPr>
       </w:pPr>
       <w:r>
@@ -2084,7 +2565,7 @@
           <w:b/>
           <w:bCs/>
         </w:rPr>
-        <w:t xml:space="preserve">Hyperlien :</w:t>
+        <w:t>Hyperlien :</w:t>
       </w:r>
       <w:r>
         <w:t xml:space="preserve"> </w:t>
@@ -2093,7 +2574,7 @@
         <w:rPr>
           <w:rStyle w:val="VerbatimChar"/>
         </w:rPr>
-        <w:t xml:space="preserve">https://github.com/sbarhabazi/BiblioManager</w:t>
+        <w:t>https://github.com/sbarhabazi/BiblioManager</w:t>
       </w:r>
     </w:p>
     <w:p>
@@ -2101,7 +2582,7 @@
         <w:pStyle w:val="Compact"/>
         <w:numPr>
           <w:ilvl w:val="1"/>
-          <w:numId w:val="1005"/>
+          <w:numId w:val="6"/>
         </w:numPr>
       </w:pPr>
       <w:r>
@@ -2109,7 +2590,7 @@
           <w:b/>
           <w:bCs/>
         </w:rPr>
-        <w:t xml:space="preserve">Description :</w:t>
+        <w:t>Description :</w:t>
       </w:r>
       <w:r>
         <w:t xml:space="preserve"> </w:t>
@@ -2118,7 +2599,7 @@
         <w:rPr>
           <w:rStyle w:val="VerbatimChar"/>
         </w:rPr>
-        <w:t xml:space="preserve">Référence créée pour valider l'installation.</w:t>
+        <w:t>Référence créée pour valider l'installation.</w:t>
       </w:r>
     </w:p>
     <w:p>
@@ -2126,39 +2607,30 @@
         <w:pStyle w:val="Compact"/>
         <w:numPr>
           <w:ilvl w:val="0"/>
-          <w:numId w:val="1004"/>
+          <w:numId w:val="5"/>
         </w:numPr>
       </w:pPr>
       <w:r>
-        <w:t xml:space="preserve">Dans la liste</w:t>
-      </w:r>
-      <w:r>
-        <w:t xml:space="preserve"> </w:t>
-      </w:r>
-      <w:r>
-        <w:rPr>
-          <w:b/>
-          <w:bCs/>
-        </w:rPr>
-        <w:t xml:space="preserve">Auteurs</w:t>
-      </w:r>
-      <w:r>
-        <w:t xml:space="preserve">, sélectionnez</w:t>
-      </w:r>
-      <w:r>
-        <w:t xml:space="preserve"> </w:t>
+        <w:t xml:space="preserve">Dans la liste </w:t>
+      </w:r>
+      <w:r>
+        <w:rPr>
+          <w:b/>
+          <w:bCs/>
+        </w:rPr>
+        <w:t>Auteurs</w:t>
+      </w:r>
+      <w:r>
+        <w:t xml:space="preserve">, sélectionnez </w:t>
       </w:r>
       <w:r>
         <w:rPr>
           <w:rStyle w:val="VerbatimChar"/>
         </w:rPr>
-        <w:t xml:space="preserve">Tremblay Marc</w:t>
-      </w:r>
-      <w:r>
-        <w:t xml:space="preserve"> </w:t>
-      </w:r>
-      <w:r>
-        <w:t xml:space="preserve">(Cmd+clic / Ctrl+clic pour en sélectionner plusieurs).</w:t>
+        <w:t>Tremblay Marc</w:t>
+      </w:r>
+      <w:r>
+        <w:t xml:space="preserve"> (Cmd+clic / Ctrl+clic pour en sélectionner plusieurs).</w:t>
       </w:r>
     </w:p>
     <w:p>
@@ -2166,51 +2638,39 @@
         <w:pStyle w:val="Compact"/>
         <w:numPr>
           <w:ilvl w:val="0"/>
-          <w:numId w:val="1004"/>
+          <w:numId w:val="5"/>
         </w:numPr>
       </w:pPr>
       <w:r>
-        <w:t xml:space="preserve">Dans la liste</w:t>
-      </w:r>
-      <w:r>
-        <w:t xml:space="preserve"> </w:t>
-      </w:r>
-      <w:r>
-        <w:rPr>
-          <w:b/>
-          <w:bCs/>
-        </w:rPr>
-        <w:t xml:space="preserve">Étiquettes</w:t>
-      </w:r>
-      <w:r>
-        <w:t xml:space="preserve">, sélectionnez</w:t>
-      </w:r>
-      <w:r>
-        <w:t xml:space="preserve"> </w:t>
+        <w:t xml:space="preserve">Dans la liste </w:t>
+      </w:r>
+      <w:r>
+        <w:rPr>
+          <w:b/>
+          <w:bCs/>
+        </w:rPr>
+        <w:t>Étiquettes</w:t>
+      </w:r>
+      <w:r>
+        <w:t xml:space="preserve">, sélectionnez </w:t>
       </w:r>
       <w:r>
         <w:rPr>
           <w:rStyle w:val="VerbatimChar"/>
         </w:rPr>
-        <w:t xml:space="preserve">important</w:t>
-      </w:r>
-      <w:r>
-        <w:t xml:space="preserve"> </w:t>
-      </w:r>
-      <w:r>
-        <w:t xml:space="preserve">et</w:t>
-      </w:r>
-      <w:r>
-        <w:t xml:space="preserve"> </w:t>
+        <w:t>important</w:t>
+      </w:r>
+      <w:r>
+        <w:t xml:space="preserve"> et </w:t>
       </w:r>
       <w:r>
         <w:rPr>
           <w:rStyle w:val="VerbatimChar"/>
         </w:rPr>
-        <w:t xml:space="preserve">apprentissage</w:t>
-      </w:r>
-      <w:r>
-        <w:t xml:space="preserve">.</w:t>
+        <w:t>apprentissage</w:t>
+      </w:r>
+      <w:r>
+        <w:t>.</w:t>
       </w:r>
     </w:p>
     <w:p>
@@ -2218,24 +2678,21 @@
         <w:pStyle w:val="Compact"/>
         <w:numPr>
           <w:ilvl w:val="0"/>
-          <w:numId w:val="1004"/>
+          <w:numId w:val="5"/>
         </w:numPr>
       </w:pPr>
       <w:r>
-        <w:t xml:space="preserve">Cliquez sur</w:t>
-      </w:r>
-      <w:r>
-        <w:t xml:space="preserve"> </w:t>
-      </w:r>
-      <w:r>
-        <w:rPr>
-          <w:b/>
-          <w:bCs/>
-        </w:rPr>
-        <w:t xml:space="preserve">Valider</w:t>
-      </w:r>
-      <w:r>
-        <w:t xml:space="preserve">.</w:t>
+        <w:t xml:space="preserve">Cliquez sur </w:t>
+      </w:r>
+      <w:r>
+        <w:rPr>
+          <w:b/>
+          <w:bCs/>
+        </w:rPr>
+        <w:t>Valider</w:t>
+      </w:r>
+      <w:r>
+        <w:t>.</w:t>
       </w:r>
     </w:p>
     <w:p>
@@ -2243,7 +2700,7 @@
         <w:pStyle w:val="FirstParagraph"/>
       </w:pPr>
       <w:r>
-        <w:t xml:space="preserve">La nouvelle référence apparaît immédiatement dans le tableau.</w:t>
+        <w:t>La nouvelle référence apparaît immédiatement dans le tableau.</w:t>
       </w:r>
     </w:p>
     <w:p>
@@ -2251,22 +2708,27 @@
         <w:pStyle w:val="CaptionedFigure"/>
       </w:pPr>
       <w:r>
+        <w:rPr>
+          <w:noProof/>
+        </w:rPr>
+        <w:lastRenderedPageBreak/>
         <w:drawing>
-          <wp:inline>
+          <wp:inline distT="0" distB="0" distL="0" distR="0" wp14:anchorId="17A548F7" wp14:editId="3AECFB28">
             <wp:extent cx="5334000" cy="3464277"/>
-            <wp:effectExtent b="0" l="0" r="0" t="0"/>
-            <wp:docPr descr="Boîte de dialogue d’ajout d’une référence" title="" id="28" name="Picture"/>
-            <a:graphic>
+            <wp:effectExtent l="0" t="0" r="0" b="0"/>
+            <wp:docPr id="28" name="Picture" descr="Boîte de dialogue d’ajout d’une référence"/>
+            <wp:cNvGraphicFramePr/>
+            <a:graphic xmlns:a="http://schemas.openxmlformats.org/drawingml/2006/main">
               <a:graphicData uri="http://schemas.openxmlformats.org/drawingml/2006/picture">
-                <pic:pic>
+                <pic:pic xmlns:pic="http://schemas.openxmlformats.org/drawingml/2006/picture">
                   <pic:nvPicPr>
-                    <pic:cNvPr descr="docs/screenshots/02_dialog_ajout.png" id="29" name="Picture"/>
+                    <pic:cNvPr id="29" name="Picture" descr="docs/screenshots/02_dialog_ajout.png"/>
                     <pic:cNvPicPr>
-                      <a:picLocks noChangeArrowheads="1" noChangeAspect="1"/>
+                      <a:picLocks noChangeAspect="1" noChangeArrowheads="1"/>
                     </pic:cNvPicPr>
                   </pic:nvPicPr>
                   <pic:blipFill>
-                    <a:blip r:embed="rId27"/>
+                    <a:blip r:embed="rId12"/>
                     <a:stretch>
                       <a:fillRect/>
                     </a:stretch>
@@ -2298,17 +2760,17 @@
         <w:pStyle w:val="ImageCaption"/>
       </w:pPr>
       <w:r>
-        <w:t xml:space="preserve">Boîte de dialogue d’ajout d’une référence</w:t>
-      </w:r>
-    </w:p>
-    <w:bookmarkEnd w:id="30"/>
-    <w:bookmarkStart w:id="31" w:name="tester-la-modification"/>
-    <w:p>
-      <w:pPr>
-        <w:pStyle w:val="Heading3"/>
-      </w:pPr>
-      <w:r>
-        <w:t xml:space="preserve">5.3 Tester la modification</w:t>
+        <w:t>Boîte de dialogue d’ajout d’une référence</w:t>
+      </w:r>
+    </w:p>
+    <w:p>
+      <w:pPr>
+        <w:pStyle w:val="Titre3"/>
+      </w:pPr>
+      <w:bookmarkStart w:id="18" w:name="tester-la-modification"/>
+      <w:bookmarkEnd w:id="17"/>
+      <w:r>
+        <w:t>5.3 Tester la modification</w:t>
       </w:r>
     </w:p>
     <w:p>
@@ -2316,42 +2778,36 @@
         <w:pStyle w:val="FirstParagraph"/>
       </w:pPr>
       <w:r>
-        <w:t xml:space="preserve">Sélectionnez la ligne que vous venez d’ajouter, cliquez sur</w:t>
-      </w:r>
-      <w:r>
-        <w:t xml:space="preserve"> </w:t>
-      </w:r>
-      <w:r>
-        <w:rPr>
-          <w:b/>
-          <w:bCs/>
-        </w:rPr>
-        <w:t xml:space="preserve">Modifier</w:t>
-      </w:r>
-      <w:r>
-        <w:t xml:space="preserve">, changez le titre en</w:t>
-      </w:r>
-      <w:r>
-        <w:t xml:space="preserve"> </w:t>
+        <w:t xml:space="preserve">Sélectionnez la ligne que vous venez d’ajouter, cliquez sur </w:t>
+      </w:r>
+      <w:r>
+        <w:rPr>
+          <w:b/>
+          <w:bCs/>
+        </w:rPr>
+        <w:t>Modifier</w:t>
+      </w:r>
+      <w:r>
+        <w:t xml:space="preserve">, changez le titre en </w:t>
       </w:r>
       <w:r>
         <w:rPr>
           <w:rStyle w:val="VerbatimChar"/>
         </w:rPr>
-        <w:t xml:space="preserve">Test installation — version 2</w:t>
-      </w:r>
-      <w:r>
-        <w:t xml:space="preserve">, validez. La modification apparaît instantanément.</w:t>
-      </w:r>
-    </w:p>
-    <w:bookmarkEnd w:id="31"/>
-    <w:bookmarkStart w:id="32" w:name="tester-la-suppression"/>
-    <w:p>
-      <w:pPr>
-        <w:pStyle w:val="Heading3"/>
-      </w:pPr>
-      <w:r>
-        <w:t xml:space="preserve">5.4 Tester la suppression</w:t>
+        <w:t>Test installation — version 2</w:t>
+      </w:r>
+      <w:r>
+        <w:t>, validez. La modification apparaît instantanément.</w:t>
+      </w:r>
+    </w:p>
+    <w:p>
+      <w:pPr>
+        <w:pStyle w:val="Titre3"/>
+      </w:pPr>
+      <w:bookmarkStart w:id="19" w:name="tester-la-suppression"/>
+      <w:bookmarkEnd w:id="18"/>
+      <w:r>
+        <w:t>5.4 Tester la suppression</w:t>
       </w:r>
     </w:p>
     <w:p>
@@ -2359,30 +2815,27 @@
         <w:pStyle w:val="FirstParagraph"/>
       </w:pPr>
       <w:r>
-        <w:t xml:space="preserve">Sélectionnez la même ligne, cliquez sur</w:t>
-      </w:r>
-      <w:r>
-        <w:t xml:space="preserve"> </w:t>
-      </w:r>
-      <w:r>
-        <w:rPr>
-          <w:b/>
-          <w:bCs/>
-        </w:rPr>
-        <w:t xml:space="preserve">Supprimer</w:t>
-      </w:r>
-      <w:r>
-        <w:t xml:space="preserve">, confirmez. La référence et toutes ses associations (auteurs, étiquettes) sont supprimées en cascade.</w:t>
-      </w:r>
-    </w:p>
-    <w:bookmarkEnd w:id="32"/>
-    <w:bookmarkStart w:id="36" w:name="tester-les-validations-automatiques"/>
-    <w:p>
-      <w:pPr>
-        <w:pStyle w:val="Heading3"/>
-      </w:pPr>
-      <w:r>
-        <w:t xml:space="preserve">5.5 Tester les validations automatiques</w:t>
+        <w:t xml:space="preserve">Sélectionnez la même ligne, cliquez sur </w:t>
+      </w:r>
+      <w:r>
+        <w:rPr>
+          <w:b/>
+          <w:bCs/>
+        </w:rPr>
+        <w:t>Supprimer</w:t>
+      </w:r>
+      <w:r>
+        <w:t>, confirmez. La référence et toutes ses associations (auteurs, étiquettes) sont supprimées en cascade.</w:t>
+      </w:r>
+    </w:p>
+    <w:p>
+      <w:pPr>
+        <w:pStyle w:val="Titre3"/>
+      </w:pPr>
+      <w:bookmarkStart w:id="20" w:name="tester-les-validations-automatiques"/>
+      <w:bookmarkEnd w:id="19"/>
+      <w:r>
+        <w:t>5.5 Tester les validations automatiques</w:t>
       </w:r>
     </w:p>
     <w:p>
@@ -2390,23 +2843,17 @@
         <w:pStyle w:val="FirstParagraph"/>
       </w:pPr>
       <w:r>
-        <w:t xml:space="preserve">Cliquez sur</w:t>
-      </w:r>
-      <w:r>
-        <w:t xml:space="preserve"> </w:t>
-      </w:r>
-      <w:r>
-        <w:rPr>
-          <w:b/>
-          <w:bCs/>
-        </w:rPr>
-        <w:t xml:space="preserve">Ajouter</w:t>
-      </w:r>
-      <w:r>
-        <w:t xml:space="preserve"> </w:t>
-      </w:r>
-      <w:r>
-        <w:t xml:space="preserve">et tentez de créer une référence avec :</w:t>
+        <w:t xml:space="preserve">Cliquez sur </w:t>
+      </w:r>
+      <w:r>
+        <w:rPr>
+          <w:b/>
+          <w:bCs/>
+        </w:rPr>
+        <w:t>Ajouter</w:t>
+      </w:r>
+      <w:r>
+        <w:t xml:space="preserve"> et tentez de créer une référence avec :</w:t>
       </w:r>
     </w:p>
     <w:p>
@@ -2414,27 +2861,21 @@
         <w:pStyle w:val="Compact"/>
         <w:numPr>
           <w:ilvl w:val="0"/>
-          <w:numId w:val="1006"/>
+          <w:numId w:val="7"/>
         </w:numPr>
       </w:pPr>
       <w:r>
-        <w:t xml:space="preserve">un</w:t>
-      </w:r>
-      <w:r>
-        <w:t xml:space="preserve"> </w:t>
-      </w:r>
-      <w:r>
-        <w:rPr>
-          <w:b/>
-          <w:bCs/>
-        </w:rPr>
-        <w:t xml:space="preserve">titre vide</w:t>
-      </w:r>
-      <w:r>
-        <w:t xml:space="preserve"> </w:t>
-      </w:r>
-      <w:r>
-        <w:t xml:space="preserve">→ message « Le titre est obligatoire. »</w:t>
+        <w:t xml:space="preserve">un </w:t>
+      </w:r>
+      <w:r>
+        <w:rPr>
+          <w:b/>
+          <w:bCs/>
+        </w:rPr>
+        <w:t>titre vide</w:t>
+      </w:r>
+      <w:r>
+        <w:t xml:space="preserve"> → message « Le titre est obligatoire. »</w:t>
       </w:r>
     </w:p>
     <w:p>
@@ -2442,27 +2883,21 @@
         <w:pStyle w:val="Compact"/>
         <w:numPr>
           <w:ilvl w:val="0"/>
-          <w:numId w:val="1006"/>
+          <w:numId w:val="7"/>
         </w:numPr>
       </w:pPr>
       <w:r>
-        <w:t xml:space="preserve">une</w:t>
-      </w:r>
-      <w:r>
-        <w:t xml:space="preserve"> </w:t>
-      </w:r>
-      <w:r>
-        <w:rPr>
-          <w:b/>
-          <w:bCs/>
-        </w:rPr>
-        <w:t xml:space="preserve">année à 1800</w:t>
-      </w:r>
-      <w:r>
-        <w:t xml:space="preserve"> </w:t>
-      </w:r>
-      <w:r>
-        <w:t xml:space="preserve">→ message « L’année doit être comprise entre 1900 et 2026. »</w:t>
+        <w:t xml:space="preserve">une </w:t>
+      </w:r>
+      <w:r>
+        <w:rPr>
+          <w:b/>
+          <w:bCs/>
+        </w:rPr>
+        <w:t>année à 1800</w:t>
+      </w:r>
+      <w:r>
+        <w:t xml:space="preserve"> → message « L’année doit être comprise entre 1900 et 2026. »</w:t>
       </w:r>
     </w:p>
     <w:p>
@@ -2470,28 +2905,18 @@
         <w:pStyle w:val="Compact"/>
         <w:numPr>
           <w:ilvl w:val="0"/>
-          <w:numId w:val="1006"/>
+          <w:numId w:val="7"/>
         </w:numPr>
       </w:pPr>
       <w:r>
-        <w:t xml:space="preserve">un</w:t>
-      </w:r>
-      <w:r>
-        <w:t xml:space="preserve"> </w:t>
-      </w:r>
-      <w:r>
-        <w:rPr>
-          <w:b/>
-          <w:bCs/>
-        </w:rPr>
-        <w:t xml:space="preserve">hyperlien sans</w:t>
-      </w:r>
-      <w:r>
-        <w:rPr>
-          <w:b/>
-          <w:bCs/>
-        </w:rPr>
-        <w:t xml:space="preserve"> </w:t>
+        <w:t xml:space="preserve">un </w:t>
+      </w:r>
+      <w:r>
+        <w:rPr>
+          <w:b/>
+          <w:bCs/>
+        </w:rPr>
+        <w:t xml:space="preserve">hyperlien sans </w:t>
       </w:r>
       <w:r>
         <w:rPr>
@@ -2499,25 +2924,19 @@
           <w:b/>
           <w:bCs/>
         </w:rPr>
-        <w:t xml:space="preserve">http</w:t>
-      </w:r>
-      <w:r>
-        <w:t xml:space="preserve"> </w:t>
-      </w:r>
-      <w:r>
-        <w:t xml:space="preserve">(exemple :</w:t>
-      </w:r>
-      <w:r>
-        <w:t xml:space="preserve"> </w:t>
+        <w:t>http</w:t>
+      </w:r>
+      <w:r>
+        <w:t xml:space="preserve"> (exemple : </w:t>
       </w:r>
       <w:r>
         <w:rPr>
           <w:rStyle w:val="VerbatimChar"/>
         </w:rPr>
-        <w:t xml:space="preserve">xyz</w:t>
-      </w:r>
-      <w:r>
-        <w:t xml:space="preserve">) → message d’erreur sur l’hyperlien.</w:t>
+        <w:t>xyz</w:t>
+      </w:r>
+      <w:r>
+        <w:t>) → message d’erreur sur l’hyperlien.</w:t>
       </w:r>
     </w:p>
     <w:p>
@@ -2525,7 +2944,7 @@
         <w:pStyle w:val="Compact"/>
         <w:numPr>
           <w:ilvl w:val="0"/>
-          <w:numId w:val="1006"/>
+          <w:numId w:val="7"/>
         </w:numPr>
       </w:pPr>
       <w:r>
@@ -2533,13 +2952,10 @@
           <w:b/>
           <w:bCs/>
         </w:rPr>
-        <w:t xml:space="preserve">aucun auteur sélectionné</w:t>
-      </w:r>
-      <w:r>
-        <w:t xml:space="preserve"> </w:t>
-      </w:r>
-      <w:r>
-        <w:t xml:space="preserve">→ message « Au moins un auteur est obligatoire. »</w:t>
+        <w:t>aucun auteur sélectionné</w:t>
+      </w:r>
+      <w:r>
+        <w:t xml:space="preserve"> → message « Au moins un auteur est obligatoire. »</w:t>
       </w:r>
     </w:p>
     <w:p>
@@ -2547,22 +2963,27 @@
         <w:pStyle w:val="CaptionedFigure"/>
       </w:pPr>
       <w:r>
+        <w:rPr>
+          <w:noProof/>
+        </w:rPr>
+        <w:lastRenderedPageBreak/>
         <w:drawing>
-          <wp:inline>
+          <wp:inline distT="0" distB="0" distL="0" distR="0" wp14:anchorId="306BF5B0" wp14:editId="38BD37B5">
             <wp:extent cx="5334000" cy="3464277"/>
-            <wp:effectExtent b="0" l="0" r="0" t="0"/>
-            <wp:docPr descr="Exemple de message de validation" title="" id="34" name="Picture"/>
-            <a:graphic>
+            <wp:effectExtent l="0" t="0" r="0" b="0"/>
+            <wp:docPr id="34" name="Picture" descr="Exemple de message de validation"/>
+            <wp:cNvGraphicFramePr/>
+            <a:graphic xmlns:a="http://schemas.openxmlformats.org/drawingml/2006/main">
               <a:graphicData uri="http://schemas.openxmlformats.org/drawingml/2006/picture">
-                <pic:pic>
+                <pic:pic xmlns:pic="http://schemas.openxmlformats.org/drawingml/2006/picture">
                   <pic:nvPicPr>
-                    <pic:cNvPr descr="docs/screenshots/04_erreur_validation.png" id="35" name="Picture"/>
+                    <pic:cNvPr id="35" name="Picture" descr="docs/screenshots/04_erreur_validation.png"/>
                     <pic:cNvPicPr>
-                      <a:picLocks noChangeArrowheads="1" noChangeAspect="1"/>
+                      <a:picLocks noChangeAspect="1" noChangeArrowheads="1"/>
                     </pic:cNvPicPr>
                   </pic:nvPicPr>
                   <pic:blipFill>
-                    <a:blip r:embed="rId33"/>
+                    <a:blip r:embed="rId13"/>
                     <a:stretch>
                       <a:fillRect/>
                     </a:stretch>
@@ -2594,17 +3015,17 @@
         <w:pStyle w:val="ImageCaption"/>
       </w:pPr>
       <w:r>
-        <w:t xml:space="preserve">Exemple de message de validation</w:t>
-      </w:r>
-    </w:p>
-    <w:bookmarkEnd w:id="36"/>
-    <w:bookmarkStart w:id="40" w:name="tester-les-contraintes-dintégrité"/>
-    <w:p>
-      <w:pPr>
-        <w:pStyle w:val="Heading3"/>
-      </w:pPr>
-      <w:r>
-        <w:t xml:space="preserve">5.6 Tester les contraintes d’intégrité</w:t>
+        <w:t>Exemple de message de validation</w:t>
+      </w:r>
+    </w:p>
+    <w:p>
+      <w:pPr>
+        <w:pStyle w:val="Titre3"/>
+      </w:pPr>
+      <w:bookmarkStart w:id="21" w:name="tester-les-contraintes-dintégrité"/>
+      <w:bookmarkEnd w:id="20"/>
+      <w:r>
+        <w:t>5.6 Tester les contraintes d’intégrité</w:t>
       </w:r>
     </w:p>
     <w:p>
@@ -2612,60 +3033,45 @@
         <w:pStyle w:val="FirstParagraph"/>
       </w:pPr>
       <w:r>
-        <w:t xml:space="preserve">Allez dans l’onglet</w:t>
-      </w:r>
-      <w:r>
-        <w:t xml:space="preserve"> </w:t>
-      </w:r>
-      <w:r>
-        <w:rPr>
-          <w:b/>
-          <w:bCs/>
-        </w:rPr>
-        <w:t xml:space="preserve">Auteurs</w:t>
-      </w:r>
-      <w:r>
-        <w:t xml:space="preserve">, sélectionnez</w:t>
-      </w:r>
-      <w:r>
-        <w:t xml:space="preserve"> </w:t>
+        <w:t xml:space="preserve">Allez dans l’onglet </w:t>
+      </w:r>
+      <w:r>
+        <w:rPr>
+          <w:b/>
+          <w:bCs/>
+        </w:rPr>
+        <w:t>Auteurs</w:t>
+      </w:r>
+      <w:r>
+        <w:t xml:space="preserve">, sélectionnez </w:t>
       </w:r>
       <w:r>
         <w:rPr>
           <w:rStyle w:val="VerbatimChar"/>
         </w:rPr>
-        <w:t xml:space="preserve">Tremblay Marc</w:t>
-      </w:r>
-      <w:r>
-        <w:t xml:space="preserve"> </w:t>
-      </w:r>
-      <w:r>
-        <w:t xml:space="preserve">(qui est associé à au moins une référence), cliquez sur</w:t>
-      </w:r>
-      <w:r>
-        <w:t xml:space="preserve"> </w:t>
-      </w:r>
-      <w:r>
-        <w:rPr>
-          <w:b/>
-          <w:bCs/>
-        </w:rPr>
-        <w:t xml:space="preserve">Supprimer</w:t>
-      </w:r>
-      <w:r>
-        <w:t xml:space="preserve">. Vous recevez un message d’erreur car la base SQLite refuse de supprimer un auteur encore lié à une référence (contrainte</w:t>
-      </w:r>
-      <w:r>
-        <w:t xml:space="preserve"> </w:t>
+        <w:t>Tremblay Marc</w:t>
+      </w:r>
+      <w:r>
+        <w:t xml:space="preserve"> (qui est associé à au moins une référence), cliquez sur </w:t>
+      </w:r>
+      <w:r>
+        <w:rPr>
+          <w:b/>
+          <w:bCs/>
+        </w:rPr>
+        <w:t>Supprimer</w:t>
+      </w:r>
+      <w:r>
+        <w:t xml:space="preserve">. Vous recevez un message d’erreur car la base SQLite refuse de supprimer un auteur encore lié à une référence (contrainte </w:t>
       </w:r>
       <w:r>
         <w:rPr>
           <w:rStyle w:val="VerbatimChar"/>
         </w:rPr>
-        <w:t xml:space="preserve">RESTRICT</w:t>
-      </w:r>
-      <w:r>
-        <w:t xml:space="preserve">).</w:t>
+        <w:t>RESTRICT</w:t>
+      </w:r>
+      <w:r>
+        <w:t>).</w:t>
       </w:r>
     </w:p>
     <w:p>
@@ -2673,22 +3079,27 @@
         <w:pStyle w:val="CaptionedFigure"/>
       </w:pPr>
       <w:r>
+        <w:rPr>
+          <w:noProof/>
+        </w:rPr>
+        <w:lastRenderedPageBreak/>
         <w:drawing>
-          <wp:inline>
+          <wp:inline distT="0" distB="0" distL="0" distR="0" wp14:anchorId="4E0EDB44" wp14:editId="2AFEA89B">
             <wp:extent cx="5334000" cy="3464277"/>
-            <wp:effectExtent b="0" l="0" r="0" t="0"/>
-            <wp:docPr descr="Refus de suppression d’un auteur lié" title="" id="38" name="Picture"/>
-            <a:graphic>
+            <wp:effectExtent l="0" t="0" r="0" b="0"/>
+            <wp:docPr id="38" name="Picture" descr="Refus de suppression d’un auteur lié"/>
+            <wp:cNvGraphicFramePr/>
+            <a:graphic xmlns:a="http://schemas.openxmlformats.org/drawingml/2006/main">
               <a:graphicData uri="http://schemas.openxmlformats.org/drawingml/2006/picture">
-                <pic:pic>
+                <pic:pic xmlns:pic="http://schemas.openxmlformats.org/drawingml/2006/picture">
                   <pic:nvPicPr>
-                    <pic:cNvPr descr="docs/screenshots/05_erreur_suppression_auteur.png" id="39" name="Picture"/>
+                    <pic:cNvPr id="39" name="Picture" descr="docs/screenshots/05_erreur_suppression_auteur.png"/>
                     <pic:cNvPicPr>
-                      <a:picLocks noChangeArrowheads="1" noChangeAspect="1"/>
+                      <a:picLocks noChangeAspect="1" noChangeArrowheads="1"/>
                     </pic:cNvPicPr>
                   </pic:nvPicPr>
                   <pic:blipFill>
-                    <a:blip r:embed="rId37"/>
+                    <a:blip r:embed="rId14"/>
                     <a:stretch>
                       <a:fillRect/>
                     </a:stretch>
@@ -2720,41 +3131,64 @@
         <w:pStyle w:val="ImageCaption"/>
       </w:pPr>
       <w:r>
-        <w:t xml:space="preserve">Refus de suppression d’un auteur lié</w:t>
-      </w:r>
-    </w:p>
-    <w:p>
-      <w:pPr>
-        <w:pStyle w:val="BodyText"/>
-      </w:pPr>
-      <w:r>
-        <w:t xml:space="preserve">Pour pouvoir le supprimer, retirez d’abord toutes ses références (ou modifiez-les pour assigner un autre auteur).</w:t>
-      </w:r>
-    </w:p>
-    <w:p>
-      <w:r>
-        <w:pict>
-          <v:rect style="width:0;height:1.5pt" o:hralign="center" o:hrstd="t" o:hr="t"/>
+        <w:t>Refus de suppression d’un auteur lié</w:t>
+      </w:r>
+    </w:p>
+    <w:p>
+      <w:pPr>
+        <w:pStyle w:val="Corpsdetexte"/>
+      </w:pPr>
+      <w:r>
+        <w:t>Pour pouvoir le supprimer, retirez d’abord toutes ses références (ou modifiez-les pour assigner un autre auteur).</w:t>
+      </w:r>
+    </w:p>
+    <w:p>
+      <w:r>
+        <w:rPr>
+          <w:noProof/>
+        </w:rPr>
+        <w:pict w14:anchorId="74E6D64A">
+          <v:rect id="_x0000_i1028" alt="" style="width:6in;height:.05pt;mso-width-percent:0;mso-height-percent:0;mso-width-percent:0;mso-height-percent:0" o:hralign="center" o:hrstd="t" o:hr="t"/>
         </w:pict>
       </w:r>
     </w:p>
-    <w:bookmarkEnd w:id="40"/>
-    <w:bookmarkEnd w:id="41"/>
-    <w:bookmarkStart w:id="42" w:name="sauvegarde-et-restauration"/>
-    <w:p>
-      <w:pPr>
-        <w:pStyle w:val="Heading2"/>
-      </w:pPr>
-      <w:r>
-        <w:t xml:space="preserve">6. Sauvegarde et restauration</w:t>
-      </w:r>
+    <w:p>
+      <w:pPr>
+        <w:pStyle w:val="Titre2"/>
+      </w:pPr>
+      <w:bookmarkStart w:id="22" w:name="sauvegarde-et-restauration"/>
+      <w:bookmarkStart w:id="23" w:name="_Toc228363083"/>
+      <w:bookmarkEnd w:id="14"/>
+      <w:bookmarkEnd w:id="21"/>
+      <w:r>
+        <w:t>6. Sauvegarde et restauration</w:t>
+      </w:r>
+      <w:bookmarkEnd w:id="23"/>
     </w:p>
     <w:p>
       <w:pPr>
         <w:pStyle w:val="FirstParagraph"/>
       </w:pPr>
       <w:r>
-        <w:t xml:space="preserve">Toutes vos données sont stockées dans le fichier</w:t>
+        <w:t xml:space="preserve">Toutes vos données sont stockées dans le fichier </w:t>
+      </w:r>
+      <w:r>
+        <w:rPr>
+          <w:rStyle w:val="VerbatimChar"/>
+          <w:b/>
+          <w:bCs/>
+        </w:rPr>
+        <w:t>biblio.db</w:t>
+      </w:r>
+      <w:r>
+        <w:t xml:space="preserve"> placé </w:t>
+      </w:r>
+      <w:r>
+        <w:rPr>
+          <w:b/>
+          <w:bCs/>
+        </w:rPr>
+        <w:t>dans le dossier d’où vous lancez</w:t>
       </w:r>
       <w:r>
         <w:t xml:space="preserve"> </w:t>
@@ -2762,38 +3196,11 @@
       <w:r>
         <w:rPr>
           <w:rStyle w:val="VerbatimChar"/>
-          <w:b/>
-          <w:bCs/>
-        </w:rPr>
-        <w:t xml:space="preserve">biblio.db</w:t>
-      </w:r>
-      <w:r>
-        <w:t xml:space="preserve"> </w:t>
-      </w:r>
-      <w:r>
-        <w:t xml:space="preserve">placé</w:t>
-      </w:r>
-      <w:r>
-        <w:t xml:space="preserve"> </w:t>
-      </w:r>
-      <w:r>
-        <w:rPr>
-          <w:b/>
-          <w:bCs/>
-        </w:rPr>
-        <w:t xml:space="preserve">dans le dossier d’où vous lancez</w:t>
-      </w:r>
-      <w:r>
-        <w:t xml:space="preserve"> </w:t>
-      </w:r>
-      <w:r>
-        <w:rPr>
-          <w:rStyle w:val="VerbatimChar"/>
-        </w:rPr>
-        <w:t xml:space="preserve">java -jar BiblioManager.jar</w:t>
-      </w:r>
-      <w:r>
-        <w:t xml:space="preserve">.</w:t>
+        </w:rPr>
+        <w:t>java -jar BiblioManager.jar</w:t>
+      </w:r>
+      <w:r>
+        <w:t>.</w:t>
       </w:r>
     </w:p>
     <w:p>
@@ -2801,7 +3208,7 @@
         <w:pStyle w:val="Compact"/>
         <w:numPr>
           <w:ilvl w:val="0"/>
-          <w:numId w:val="1007"/>
+          <w:numId w:val="8"/>
         </w:numPr>
       </w:pPr>
       <w:r>
@@ -2809,13 +3216,10 @@
           <w:b/>
           <w:bCs/>
         </w:rPr>
-        <w:t xml:space="preserve">Sauvegarder :</w:t>
-      </w:r>
-      <w:r>
-        <w:t xml:space="preserve"> </w:t>
-      </w:r>
-      <w:r>
-        <w:t xml:space="preserve">copiez ce fichier vers un disque externe ou un service de stockage (iCloud, Google Drive, OneDrive, USB).</w:t>
+        <w:t>Sauvegarder :</w:t>
+      </w:r>
+      <w:r>
+        <w:t xml:space="preserve"> copiez ce fichier vers un disque externe ou un service de stockage (iCloud, Google Drive, OneDrive, USB).</w:t>
       </w:r>
     </w:p>
     <w:p>
@@ -2823,7 +3227,7 @@
         <w:pStyle w:val="Compact"/>
         <w:numPr>
           <w:ilvl w:val="0"/>
-          <w:numId w:val="1007"/>
+          <w:numId w:val="8"/>
         </w:numPr>
       </w:pPr>
       <w:r>
@@ -2831,28 +3235,19 @@
           <w:b/>
           <w:bCs/>
         </w:rPr>
-        <w:t xml:space="preserve">Restaurer :</w:t>
-      </w:r>
-      <w:r>
-        <w:t xml:space="preserve"> </w:t>
-      </w:r>
-      <w:r>
-        <w:t xml:space="preserve">remplacez le</w:t>
-      </w:r>
-      <w:r>
-        <w:t xml:space="preserve"> </w:t>
+        <w:t>Restaurer :</w:t>
+      </w:r>
+      <w:r>
+        <w:t xml:space="preserve"> remplacez le </w:t>
       </w:r>
       <w:r>
         <w:rPr>
           <w:rStyle w:val="VerbatimChar"/>
         </w:rPr>
-        <w:t xml:space="preserve">biblio.db</w:t>
-      </w:r>
-      <w:r>
-        <w:t xml:space="preserve"> </w:t>
-      </w:r>
-      <w:r>
-        <w:t xml:space="preserve">existant par votre sauvegarde, puis relancez l’application.</w:t>
+        <w:t>biblio.db</w:t>
+      </w:r>
+      <w:r>
+        <w:t xml:space="preserve"> existant par votre sauvegarde, puis relancez l’application.</w:t>
       </w:r>
     </w:p>
     <w:p>
@@ -2860,150 +3255,140 @@
         <w:pStyle w:val="FirstParagraph"/>
       </w:pPr>
       <w:r>
-        <w:t xml:space="preserve">Pour repartir d’une</w:t>
-      </w:r>
-      <w:r>
-        <w:t xml:space="preserve"> </w:t>
-      </w:r>
-      <w:r>
-        <w:rPr>
-          <w:b/>
-          <w:bCs/>
-        </w:rPr>
-        <w:t xml:space="preserve">base vierge</w:t>
-      </w:r>
-      <w:r>
-        <w:t xml:space="preserve"> </w:t>
-      </w:r>
-      <w:r>
-        <w:t xml:space="preserve">(sans aucune donnée) : supprimez</w:t>
-      </w:r>
-      <w:r>
-        <w:t xml:space="preserve"> </w:t>
+        <w:t xml:space="preserve">Pour repartir d’une </w:t>
+      </w:r>
+      <w:r>
+        <w:rPr>
+          <w:b/>
+          <w:bCs/>
+        </w:rPr>
+        <w:t>base vierge</w:t>
+      </w:r>
+      <w:r>
+        <w:t xml:space="preserve"> (sans aucune donnée) : supprimez </w:t>
       </w:r>
       <w:r>
         <w:rPr>
           <w:rStyle w:val="VerbatimChar"/>
         </w:rPr>
-        <w:t xml:space="preserve">biblio.db</w:t>
-      </w:r>
-      <w:r>
-        <w:t xml:space="preserve">, créez un fichier vide du même nom, puis relancez. Pour retrouver les</w:t>
-      </w:r>
-      <w:r>
-        <w:t xml:space="preserve"> </w:t>
-      </w:r>
-      <w:r>
-        <w:rPr>
-          <w:b/>
-          <w:bCs/>
-        </w:rPr>
-        <w:t xml:space="preserve">données de démonstration</w:t>
-      </w:r>
-      <w:r>
-        <w:t xml:space="preserve">, supprimez simplement</w:t>
-      </w:r>
-      <w:r>
-        <w:t xml:space="preserve"> </w:t>
+        <w:t>biblio.db</w:t>
+      </w:r>
+      <w:r>
+        <w:t xml:space="preserve">, créez un fichier vide du même nom, puis relancez. Pour retrouver les </w:t>
+      </w:r>
+      <w:r>
+        <w:rPr>
+          <w:b/>
+          <w:bCs/>
+        </w:rPr>
+        <w:t>données de démonstration</w:t>
+      </w:r>
+      <w:r>
+        <w:t xml:space="preserve">, supprimez simplement </w:t>
       </w:r>
       <w:r>
         <w:rPr>
           <w:rStyle w:val="VerbatimChar"/>
         </w:rPr>
-        <w:t xml:space="preserve">biblio.db</w:t>
-      </w:r>
-      <w:r>
-        <w:t xml:space="preserve"> </w:t>
-      </w:r>
-      <w:r>
-        <w:t xml:space="preserve">puis relancez : la base de démo embarquée dans le</w:t>
-      </w:r>
-      <w:r>
-        <w:t xml:space="preserve"> </w:t>
+        <w:t>biblio.db</w:t>
+      </w:r>
+      <w:r>
+        <w:t xml:space="preserve"> puis relancez : la base de démo embarquée dans le </w:t>
       </w:r>
       <w:r>
         <w:rPr>
           <w:rStyle w:val="VerbatimChar"/>
         </w:rPr>
-        <w:t xml:space="preserve">.jar</w:t>
-      </w:r>
-      <w:r>
-        <w:t xml:space="preserve"> </w:t>
-      </w:r>
-      <w:r>
-        <w:t xml:space="preserve">sera ré-extraite automatiquement.</w:t>
-      </w:r>
-    </w:p>
-    <w:p>
-      <w:r>
-        <w:pict>
-          <v:rect style="width:0;height:1.5pt" o:hralign="center" o:hrstd="t" o:hr="t"/>
+        <w:t>.jar</w:t>
+      </w:r>
+      <w:r>
+        <w:t xml:space="preserve"> sera ré-extraite automatiquement.</w:t>
+      </w:r>
+    </w:p>
+    <w:p>
+      <w:r>
+        <w:rPr>
+          <w:noProof/>
+        </w:rPr>
+        <w:pict w14:anchorId="0D542410">
+          <v:rect id="_x0000_i1027" alt="" style="width:6in;height:.05pt;mso-width-percent:0;mso-height-percent:0;mso-width-percent:0;mso-height-percent:0" o:hralign="center" o:hrstd="t" o:hr="t"/>
         </w:pict>
       </w:r>
     </w:p>
-    <w:bookmarkEnd w:id="42"/>
-    <w:bookmarkStart w:id="43" w:name="dépannage"/>
-    <w:p>
-      <w:pPr>
-        <w:pStyle w:val="Heading2"/>
-      </w:pPr>
-      <w:r>
-        <w:t xml:space="preserve">7. Dépannage</w:t>
-      </w:r>
+    <w:p>
+      <w:pPr>
+        <w:pStyle w:val="Titre2"/>
+      </w:pPr>
+      <w:bookmarkStart w:id="24" w:name="dépannage"/>
+      <w:bookmarkStart w:id="25" w:name="_Toc228363084"/>
+      <w:bookmarkEnd w:id="22"/>
+      <w:r>
+        <w:t>7. Dépannage</w:t>
+      </w:r>
+      <w:bookmarkEnd w:id="25"/>
     </w:p>
     <w:tbl>
       <w:tblPr>
         <w:tblStyle w:val="Table"/>
-        <w:tblW w:type="pct" w:w="5000"/>
+        <w:tblW w:w="5000" w:type="pct"/>
         <w:tblLayout w:type="fixed"/>
-        <w:tblLook w:firstRow="1" w:lastRow="0" w:firstColumn="0" w:lastColumn="0" w:noHBand="0" w:noVBand="0" w:val="0020"/>
+        <w:tblLook w:val="0020" w:firstRow="1" w:lastRow="0" w:firstColumn="0" w:lastColumn="0" w:noHBand="0" w:noVBand="0"/>
       </w:tblPr>
       <w:tblGrid>
-        <w:gridCol w:w="2640"/>
-        <w:gridCol w:w="2640"/>
-        <w:gridCol w:w="2640"/>
+        <w:gridCol w:w="2952"/>
+        <w:gridCol w:w="2952"/>
+        <w:gridCol w:w="2952"/>
       </w:tblGrid>
       <w:tr>
         <w:trPr>
-          <w:tblHeader w:val="on"/>
+          <w:cnfStyle w:val="100000000000" w:firstRow="1" w:lastRow="0" w:firstColumn="0" w:lastColumn="0" w:oddVBand="0" w:evenVBand="0" w:oddHBand="0" w:evenHBand="0" w:firstRowFirstColumn="0" w:firstRowLastColumn="0" w:lastRowFirstColumn="0" w:lastRowLastColumn="0"/>
+          <w:tblHeader/>
         </w:trPr>
         <w:tc>
-          <w:tcPr/>
+          <w:tcPr>
+            <w:tcW w:w="2640" w:type="dxa"/>
+          </w:tcPr>
           <w:p>
             <w:pPr>
               <w:pStyle w:val="Compact"/>
             </w:pPr>
             <w:r>
-              <w:t xml:space="preserve">Symptôme</w:t>
+              <w:t>Symptôme</w:t>
             </w:r>
           </w:p>
         </w:tc>
         <w:tc>
-          <w:tcPr/>
+          <w:tcPr>
+            <w:tcW w:w="2640" w:type="dxa"/>
+          </w:tcPr>
           <w:p>
             <w:pPr>
               <w:pStyle w:val="Compact"/>
             </w:pPr>
             <w:r>
-              <w:t xml:space="preserve">Cause probable</w:t>
+              <w:t>Cause probable</w:t>
             </w:r>
           </w:p>
         </w:tc>
         <w:tc>
-          <w:tcPr/>
+          <w:tcPr>
+            <w:tcW w:w="2640" w:type="dxa"/>
+          </w:tcPr>
           <w:p>
             <w:pPr>
               <w:pStyle w:val="Compact"/>
             </w:pPr>
             <w:r>
-              <w:t xml:space="preserve">Solution</w:t>
+              <w:t>Solution</w:t>
             </w:r>
           </w:p>
         </w:tc>
       </w:tr>
       <w:tr>
         <w:tc>
-          <w:tcPr/>
+          <w:tcPr>
+            <w:tcW w:w="2640" w:type="dxa"/>
+          </w:tcPr>
           <w:p>
             <w:pPr>
               <w:pStyle w:val="Compact"/>
@@ -3012,370 +3397,355 @@
               <w:rPr>
                 <w:rStyle w:val="VerbatimChar"/>
               </w:rPr>
-              <w:t xml:space="preserve">command not found: java</w:t>
+              <w:lastRenderedPageBreak/>
+              <w:t>command not found: java</w:t>
             </w:r>
           </w:p>
         </w:tc>
         <w:tc>
-          <w:tcPr/>
+          <w:tcPr>
+            <w:tcW w:w="2640" w:type="dxa"/>
+          </w:tcPr>
           <w:p>
             <w:pPr>
               <w:pStyle w:val="Compact"/>
             </w:pPr>
             <w:r>
-              <w:t xml:space="preserve">Java pas installé ou pas dans le</w:t>
-            </w:r>
-            <w:r>
-              <w:t xml:space="preserve"> </w:t>
+              <w:t xml:space="preserve">Java pas installé ou pas dans le </w:t>
             </w:r>
             <w:r>
               <w:rPr>
                 <w:rStyle w:val="VerbatimChar"/>
               </w:rPr>
-              <w:t xml:space="preserve">PATH</w:t>
-            </w:r>
-            <w:r>
-              <w:t xml:space="preserve">.</w:t>
+              <w:t>PATH</w:t>
+            </w:r>
+            <w:r>
+              <w:t>.</w:t>
             </w:r>
           </w:p>
         </w:tc>
         <w:tc>
-          <w:tcPr/>
+          <w:tcPr>
+            <w:tcW w:w="2640" w:type="dxa"/>
+          </w:tcPr>
           <w:p>
             <w:pPr>
               <w:pStyle w:val="Compact"/>
             </w:pPr>
             <w:r>
-              <w:t xml:space="preserve">Installez Java 17+ (voir section 2). Sur Windows, redémarrez le terminal après installation.</w:t>
+              <w:t>Installez Java 17+ (voir section 2). Sur Windows, redémarrez le terminal après installation.</w:t>
             </w:r>
           </w:p>
         </w:tc>
       </w:tr>
       <w:tr>
         <w:tc>
-          <w:tcPr/>
+          <w:tcPr>
+            <w:tcW w:w="2640" w:type="dxa"/>
+          </w:tcPr>
           <w:p>
             <w:pPr>
               <w:pStyle w:val="Compact"/>
             </w:pPr>
             <w:r>
-              <w:t xml:space="preserve">Le double-clic sur</w:t>
-            </w:r>
-            <w:r>
-              <w:t xml:space="preserve"> </w:t>
+              <w:t xml:space="preserve">Le double-clic sur </w:t>
             </w:r>
             <w:r>
               <w:rPr>
                 <w:rStyle w:val="VerbatimChar"/>
               </w:rPr>
-              <w:t xml:space="preserve">BiblioManager.jar</w:t>
-            </w:r>
-            <w:r>
-              <w:t xml:space="preserve"> </w:t>
-            </w:r>
-            <w:r>
-              <w:t xml:space="preserve">ne fait rien (Windows)</w:t>
+              <w:t>BiblioManager.jar</w:t>
+            </w:r>
+            <w:r>
+              <w:t xml:space="preserve"> ne fait rien (Windows)</w:t>
             </w:r>
           </w:p>
         </w:tc>
         <w:tc>
-          <w:tcPr/>
+          <w:tcPr>
+            <w:tcW w:w="2640" w:type="dxa"/>
+          </w:tcPr>
           <w:p>
             <w:pPr>
               <w:pStyle w:val="Compact"/>
             </w:pPr>
             <w:r>
-              <w:t xml:space="preserve">L’extension</w:t>
-            </w:r>
-            <w:r>
-              <w:t xml:space="preserve"> </w:t>
+              <w:t xml:space="preserve">L’extension </w:t>
             </w:r>
             <w:r>
               <w:rPr>
                 <w:rStyle w:val="VerbatimChar"/>
               </w:rPr>
-              <w:t xml:space="preserve">.jar</w:t>
-            </w:r>
-            <w:r>
-              <w:t xml:space="preserve"> </w:t>
-            </w:r>
-            <w:r>
-              <w:t xml:space="preserve">n’est pas associée à Java.</w:t>
+              <w:t>.jar</w:t>
+            </w:r>
+            <w:r>
+              <w:t xml:space="preserve"> n’est pas associée à Java.</w:t>
             </w:r>
           </w:p>
         </w:tc>
         <w:tc>
-          <w:tcPr/>
+          <w:tcPr>
+            <w:tcW w:w="2640" w:type="dxa"/>
+          </w:tcPr>
           <w:p>
             <w:pPr>
               <w:pStyle w:val="Compact"/>
             </w:pPr>
             <w:r>
-              <w:t xml:space="preserve">Ouvrez</w:t>
-            </w:r>
-            <w:r>
-              <w:t xml:space="preserve"> </w:t>
+              <w:t xml:space="preserve">Ouvrez </w:t>
             </w:r>
             <w:r>
               <w:rPr>
                 <w:rStyle w:val="VerbatimChar"/>
               </w:rPr>
-              <w:t xml:space="preserve">cmd.exe</w:t>
-            </w:r>
-            <w:r>
-              <w:t xml:space="preserve"> </w:t>
-            </w:r>
-            <w:r>
-              <w:t xml:space="preserve">dans le dossier puis tapez</w:t>
-            </w:r>
-            <w:r>
-              <w:t xml:space="preserve"> </w:t>
+              <w:t>cmd.exe</w:t>
+            </w:r>
+            <w:r>
+              <w:t xml:space="preserve"> dans le dossier puis tapez </w:t>
             </w:r>
             <w:r>
               <w:rPr>
                 <w:rStyle w:val="VerbatimChar"/>
               </w:rPr>
-              <w:t xml:space="preserve">java -jar BiblioManager.jar</w:t>
-            </w:r>
-            <w:r>
-              <w:t xml:space="preserve">.</w:t>
+              <w:t>java -jar BiblioManager.jar</w:t>
+            </w:r>
+            <w:r>
+              <w:t>.</w:t>
             </w:r>
           </w:p>
         </w:tc>
       </w:tr>
       <w:tr>
         <w:tc>
-          <w:tcPr/>
+          <w:tcPr>
+            <w:tcW w:w="2640" w:type="dxa"/>
+          </w:tcPr>
+          <w:p>
+            <w:pPr>
+              <w:pStyle w:val="Compact"/>
+              <w:rPr>
+                <w:lang w:val="en-CA"/>
+              </w:rPr>
+            </w:pPr>
+            <w:r>
+              <w:rPr>
+                <w:rStyle w:val="VerbatimChar"/>
+                <w:lang w:val="en-CA"/>
+              </w:rPr>
+              <w:t>Error: LinkageError occurred while loading main class</w:t>
+            </w:r>
+          </w:p>
+        </w:tc>
+        <w:tc>
+          <w:tcPr>
+            <w:tcW w:w="2640" w:type="dxa"/>
+          </w:tcPr>
           <w:p>
             <w:pPr>
               <w:pStyle w:val="Compact"/>
             </w:pPr>
             <w:r>
-              <w:rPr>
-                <w:rStyle w:val="VerbatimChar"/>
-              </w:rPr>
-              <w:t xml:space="preserve">Error: LinkageError occurred while loading main class</w:t>
+              <w:t>Vous utilisez Java 8 ou Java 11.</w:t>
             </w:r>
           </w:p>
         </w:tc>
         <w:tc>
-          <w:tcPr/>
+          <w:tcPr>
+            <w:tcW w:w="2640" w:type="dxa"/>
+          </w:tcPr>
           <w:p>
             <w:pPr>
               <w:pStyle w:val="Compact"/>
             </w:pPr>
             <w:r>
-              <w:t xml:space="preserve">Vous utilisez Java 8 ou Java 11.</w:t>
-            </w:r>
-          </w:p>
-        </w:tc>
-        <w:tc>
-          <w:tcPr/>
-          <w:p>
-            <w:pPr>
-              <w:pStyle w:val="Compact"/>
-            </w:pPr>
-            <w:r>
-              <w:t xml:space="preserve">Installez Java</w:t>
-            </w:r>
-            <w:r>
-              <w:t xml:space="preserve"> </w:t>
+              <w:t xml:space="preserve">Installez Java </w:t>
             </w:r>
             <w:r>
               <w:rPr>
                 <w:b/>
                 <w:bCs/>
               </w:rPr>
-              <w:t xml:space="preserve">17 ou plus récent</w:t>
-            </w:r>
-            <w:r>
-              <w:t xml:space="preserve">. Vérifiez avec</w:t>
-            </w:r>
-            <w:r>
-              <w:t xml:space="preserve"> </w:t>
+              <w:t>17 ou plus récent</w:t>
+            </w:r>
+            <w:r>
+              <w:t xml:space="preserve">. Vérifiez avec </w:t>
             </w:r>
             <w:r>
               <w:rPr>
                 <w:rStyle w:val="VerbatimChar"/>
               </w:rPr>
-              <w:t xml:space="preserve">java -version</w:t>
-            </w:r>
-            <w:r>
-              <w:t xml:space="preserve">.</w:t>
+              <w:t>java -version</w:t>
+            </w:r>
+            <w:r>
+              <w:t>.</w:t>
             </w:r>
           </w:p>
         </w:tc>
       </w:tr>
       <w:tr>
         <w:tc>
-          <w:tcPr/>
+          <w:tcPr>
+            <w:tcW w:w="2640" w:type="dxa"/>
+          </w:tcPr>
           <w:p>
             <w:pPr>
               <w:pStyle w:val="Compact"/>
             </w:pPr>
             <w:r>
-              <w:t xml:space="preserve">Fenêtre vide ou écran noir au démarrage (Linux)</w:t>
+              <w:t>Fenêtre vide ou écran noir au démarrage (Linux)</w:t>
             </w:r>
           </w:p>
         </w:tc>
         <w:tc>
-          <w:tcPr/>
+          <w:tcPr>
+            <w:tcW w:w="2640" w:type="dxa"/>
+          </w:tcPr>
           <w:p>
             <w:pPr>
               <w:pStyle w:val="Compact"/>
             </w:pPr>
             <w:r>
-              <w:t xml:space="preserve">Pilote graphique exotique.</w:t>
+              <w:t>Pilote graphique exotique.</w:t>
             </w:r>
           </w:p>
         </w:tc>
         <w:tc>
-          <w:tcPr/>
+          <w:tcPr>
+            <w:tcW w:w="2640" w:type="dxa"/>
+          </w:tcPr>
           <w:p>
             <w:pPr>
               <w:pStyle w:val="Compact"/>
             </w:pPr>
             <w:r>
-              <w:t xml:space="preserve">Lancez avec</w:t>
-            </w:r>
-            <w:r>
-              <w:t xml:space="preserve"> </w:t>
+              <w:t xml:space="preserve">Lancez avec </w:t>
             </w:r>
             <w:r>
               <w:rPr>
                 <w:rStyle w:val="VerbatimChar"/>
               </w:rPr>
-              <w:t xml:space="preserve">java -Dsun.java2d.opengl=false -jar BiblioManager.jar</w:t>
-            </w:r>
-            <w:r>
-              <w:t xml:space="preserve">.</w:t>
+              <w:t>java -Dsun.java2d.opengl=false -jar BiblioManager.jar</w:t>
+            </w:r>
+            <w:r>
+              <w:t>.</w:t>
             </w:r>
           </w:p>
         </w:tc>
       </w:tr>
       <w:tr>
         <w:tc>
-          <w:tcPr/>
+          <w:tcPr>
+            <w:tcW w:w="2640" w:type="dxa"/>
+          </w:tcPr>
           <w:p>
             <w:pPr>
               <w:pStyle w:val="Compact"/>
             </w:pPr>
             <w:r>
-              <w:t xml:space="preserve">Problème d’encodage (caractères accentués)</w:t>
+              <w:t>Problème d’encodage (caractères accentués)</w:t>
             </w:r>
           </w:p>
         </w:tc>
         <w:tc>
-          <w:tcPr/>
+          <w:tcPr>
+            <w:tcW w:w="2640" w:type="dxa"/>
+          </w:tcPr>
           <w:p>
             <w:pPr>
               <w:pStyle w:val="Compact"/>
             </w:pPr>
             <w:r>
-              <w:t xml:space="preserve">Locale système non UTF-8.</w:t>
+              <w:t>Locale système non UTF-8.</w:t>
             </w:r>
           </w:p>
         </w:tc>
         <w:tc>
-          <w:tcPr/>
+          <w:tcPr>
+            <w:tcW w:w="2640" w:type="dxa"/>
+          </w:tcPr>
           <w:p>
             <w:pPr>
               <w:pStyle w:val="Compact"/>
             </w:pPr>
             <w:r>
-              <w:t xml:space="preserve">Lancez avec</w:t>
-            </w:r>
-            <w:r>
-              <w:t xml:space="preserve"> </w:t>
+              <w:t xml:space="preserve">Lancez avec </w:t>
             </w:r>
             <w:r>
               <w:rPr>
                 <w:rStyle w:val="VerbatimChar"/>
               </w:rPr>
-              <w:t xml:space="preserve">java -Dfile.encoding=UTF-8 -jar BiblioManager.jar</w:t>
-            </w:r>
-            <w:r>
-              <w:t xml:space="preserve">.</w:t>
+              <w:t>java -Dfile.encoding=UTF-8 -jar BiblioManager.jar</w:t>
+            </w:r>
+            <w:r>
+              <w:t>.</w:t>
             </w:r>
           </w:p>
         </w:tc>
       </w:tr>
       <w:tr>
         <w:tc>
-          <w:tcPr/>
+          <w:tcPr>
+            <w:tcW w:w="2640" w:type="dxa"/>
+          </w:tcPr>
           <w:p>
             <w:pPr>
               <w:pStyle w:val="Compact"/>
             </w:pPr>
             <w:r>
-              <w:t xml:space="preserve">Le tableau reste vide alors qu’aucune référence n’a été ajoutée</w:t>
+              <w:t>Le tableau reste vide alors qu’aucune référence n’a été ajoutée</w:t>
             </w:r>
           </w:p>
         </w:tc>
         <w:tc>
-          <w:tcPr/>
+          <w:tcPr>
+            <w:tcW w:w="2640" w:type="dxa"/>
+          </w:tcPr>
           <w:p>
             <w:pPr>
               <w:pStyle w:val="Compact"/>
             </w:pPr>
             <w:r>
-              <w:t xml:space="preserve">Vous lancez le</w:t>
-            </w:r>
-            <w:r>
-              <w:t xml:space="preserve"> </w:t>
+              <w:t xml:space="preserve">Vous lancez le </w:t>
             </w:r>
             <w:r>
               <w:rPr>
                 <w:rStyle w:val="VerbatimChar"/>
               </w:rPr>
-              <w:t xml:space="preserve">.jar</w:t>
-            </w:r>
-            <w:r>
-              <w:t xml:space="preserve"> </w:t>
-            </w:r>
-            <w:r>
-              <w:t xml:space="preserve">sans la base de démo et un</w:t>
-            </w:r>
-            <w:r>
-              <w:t xml:space="preserve"> </w:t>
+              <w:t>.jar</w:t>
+            </w:r>
+            <w:r>
+              <w:t xml:space="preserve"> sans la base de démo et un </w:t>
             </w:r>
             <w:r>
               <w:rPr>
                 <w:rStyle w:val="VerbatimChar"/>
               </w:rPr>
-              <w:t xml:space="preserve">biblio.db</w:t>
-            </w:r>
-            <w:r>
-              <w:t xml:space="preserve"> </w:t>
-            </w:r>
-            <w:r>
-              <w:t xml:space="preserve">vide existe déjà dans le dossier.</w:t>
+              <w:t>biblio.db</w:t>
+            </w:r>
+            <w:r>
+              <w:t xml:space="preserve"> vide existe déjà dans le dossier.</w:t>
             </w:r>
           </w:p>
         </w:tc>
         <w:tc>
-          <w:tcPr/>
+          <w:tcPr>
+            <w:tcW w:w="2640" w:type="dxa"/>
+          </w:tcPr>
           <w:p>
             <w:pPr>
               <w:pStyle w:val="Compact"/>
             </w:pPr>
             <w:r>
-              <w:t xml:space="preserve">Supprimez</w:t>
-            </w:r>
-            <w:r>
-              <w:t xml:space="preserve"> </w:t>
+              <w:t xml:space="preserve">Supprimez </w:t>
             </w:r>
             <w:r>
               <w:rPr>
                 <w:rStyle w:val="VerbatimChar"/>
               </w:rPr>
-              <w:t xml:space="preserve">biblio.db</w:t>
-            </w:r>
-            <w:r>
-              <w:t xml:space="preserve"> </w:t>
-            </w:r>
-            <w:r>
-              <w:t xml:space="preserve">du dossier courant puis relancez : la base de démo embarquée sera ré-extraite.</w:t>
+              <w:t>biblio.db</w:t>
+            </w:r>
+            <w:r>
+              <w:t xml:space="preserve"> du dossier courant puis relancez : la base de démo embarquée sera ré-extraite.</w:t>
             </w:r>
           </w:p>
         </w:tc>
@@ -3383,74 +3753,88 @@
     </w:tbl>
     <w:p>
       <w:r>
-        <w:pict>
-          <v:rect style="width:0;height:1.5pt" o:hralign="center" o:hrstd="t" o:hr="t"/>
+        <w:rPr>
+          <w:noProof/>
+        </w:rPr>
+        <w:pict w14:anchorId="2AD93BF2">
+          <v:rect id="_x0000_i1026" alt="" style="width:6in;height:.05pt;mso-width-percent:0;mso-height-percent:0;mso-width-percent:0;mso-height-percent:0" o:hralign="center" o:hrstd="t" o:hr="t"/>
         </w:pict>
       </w:r>
     </w:p>
-    <w:bookmarkEnd w:id="43"/>
-    <w:bookmarkStart w:id="44" w:name="Xd89d0aa2b6a244a1012bd43168f320e9f3f8b2c"/>
-    <w:p>
-      <w:pPr>
-        <w:pStyle w:val="Heading2"/>
-      </w:pPr>
-      <w:r>
-        <w:t xml:space="preserve">8. Architecture du logiciel (pour information)</w:t>
-      </w:r>
+    <w:p>
+      <w:pPr>
+        <w:pStyle w:val="Titre2"/>
+      </w:pPr>
+      <w:bookmarkStart w:id="26" w:name="Xd89d0aa2b6a244a1012bd43168f320e9f3f8b2c"/>
+      <w:bookmarkStart w:id="27" w:name="_Toc228363085"/>
+      <w:bookmarkEnd w:id="24"/>
+      <w:r>
+        <w:t>8. Architecture du logiciel (pour information)</w:t>
+      </w:r>
+      <w:bookmarkEnd w:id="27"/>
     </w:p>
     <w:tbl>
       <w:tblPr>
         <w:tblStyle w:val="Table"/>
-        <w:tblW w:type="pct" w:w="5000"/>
+        <w:tblW w:w="5000" w:type="pct"/>
         <w:tblLayout w:type="fixed"/>
-        <w:tblLook w:firstRow="1" w:lastRow="0" w:firstColumn="0" w:lastColumn="0" w:noHBand="0" w:noVBand="0" w:val="0020"/>
+        <w:tblLook w:val="0020" w:firstRow="1" w:lastRow="0" w:firstColumn="0" w:lastColumn="0" w:noHBand="0" w:noVBand="0"/>
       </w:tblPr>
       <w:tblGrid>
-        <w:gridCol w:w="2640"/>
-        <w:gridCol w:w="2640"/>
-        <w:gridCol w:w="2640"/>
+        <w:gridCol w:w="2952"/>
+        <w:gridCol w:w="2952"/>
+        <w:gridCol w:w="2952"/>
       </w:tblGrid>
       <w:tr>
         <w:trPr>
-          <w:tblHeader w:val="on"/>
+          <w:cnfStyle w:val="100000000000" w:firstRow="1" w:lastRow="0" w:firstColumn="0" w:lastColumn="0" w:oddVBand="0" w:evenVBand="0" w:oddHBand="0" w:evenHBand="0" w:firstRowFirstColumn="0" w:firstRowLastColumn="0" w:lastRowFirstColumn="0" w:lastRowLastColumn="0"/>
+          <w:tblHeader/>
         </w:trPr>
         <w:tc>
-          <w:tcPr/>
+          <w:tcPr>
+            <w:tcW w:w="2640" w:type="dxa"/>
+          </w:tcPr>
           <w:p>
             <w:pPr>
               <w:pStyle w:val="Compact"/>
             </w:pPr>
             <w:r>
-              <w:t xml:space="preserve">Couche</w:t>
+              <w:t>Couche</w:t>
             </w:r>
           </w:p>
         </w:tc>
         <w:tc>
-          <w:tcPr/>
+          <w:tcPr>
+            <w:tcW w:w="2640" w:type="dxa"/>
+          </w:tcPr>
           <w:p>
             <w:pPr>
               <w:pStyle w:val="Compact"/>
             </w:pPr>
             <w:r>
-              <w:t xml:space="preserve">Responsabilité</w:t>
+              <w:t>Responsabilité</w:t>
             </w:r>
           </w:p>
         </w:tc>
         <w:tc>
-          <w:tcPr/>
+          <w:tcPr>
+            <w:tcW w:w="2640" w:type="dxa"/>
+          </w:tcPr>
           <w:p>
             <w:pPr>
               <w:pStyle w:val="Compact"/>
             </w:pPr>
             <w:r>
-              <w:t xml:space="preserve">Paquet Java</w:t>
+              <w:t>Paquet Java</w:t>
             </w:r>
           </w:p>
         </w:tc>
       </w:tr>
       <w:tr>
         <w:tc>
-          <w:tcPr/>
+          <w:tcPr>
+            <w:tcW w:w="2640" w:type="dxa"/>
+          </w:tcPr>
           <w:p>
             <w:pPr>
               <w:pStyle w:val="Compact"/>
@@ -3460,23 +3844,27 @@
                 <w:b/>
                 <w:bCs/>
               </w:rPr>
-              <w:t xml:space="preserve">Vue</w:t>
+              <w:t>Vue</w:t>
             </w:r>
           </w:p>
         </w:tc>
         <w:tc>
-          <w:tcPr/>
+          <w:tcPr>
+            <w:tcW w:w="2640" w:type="dxa"/>
+          </w:tcPr>
           <w:p>
             <w:pPr>
               <w:pStyle w:val="Compact"/>
             </w:pPr>
             <w:r>
-              <w:t xml:space="preserve">Interface graphique Swing : 3 onglets, boîte de dialogue d’édition.</w:t>
+              <w:t>Interface graphique Swing : 3 onglets, boîte de dialogue d’édition.</w:t>
             </w:r>
           </w:p>
         </w:tc>
         <w:tc>
-          <w:tcPr/>
+          <w:tcPr>
+            <w:tcW w:w="2640" w:type="dxa"/>
+          </w:tcPr>
           <w:p>
             <w:pPr>
               <w:pStyle w:val="Compact"/>
@@ -3485,14 +3873,16 @@
               <w:rPr>
                 <w:rStyle w:val="VerbatimChar"/>
               </w:rPr>
-              <w:t xml:space="preserve">com.biblio.view</w:t>
+              <w:t>com.biblio.view</w:t>
             </w:r>
           </w:p>
         </w:tc>
       </w:tr>
       <w:tr>
         <w:tc>
-          <w:tcPr/>
+          <w:tcPr>
+            <w:tcW w:w="2640" w:type="dxa"/>
+          </w:tcPr>
           <w:p>
             <w:pPr>
               <w:pStyle w:val="Compact"/>
@@ -3502,23 +3892,27 @@
                 <w:b/>
                 <w:bCs/>
               </w:rPr>
-              <w:t xml:space="preserve">Contrôleur</w:t>
+              <w:t>Contrôleur</w:t>
             </w:r>
           </w:p>
         </w:tc>
         <w:tc>
-          <w:tcPr/>
+          <w:tcPr>
+            <w:tcW w:w="2640" w:type="dxa"/>
+          </w:tcPr>
           <w:p>
             <w:pPr>
               <w:pStyle w:val="Compact"/>
             </w:pPr>
             <w:r>
-              <w:t xml:space="preserve">Validation métier (titre, année, hyperlien, auteur obligatoire) et orchestration des cas d’usage.</w:t>
+              <w:t>Validation métier (titre, année, hyperlien, auteur obligatoire) et orchestration des cas d’usage.</w:t>
             </w:r>
           </w:p>
         </w:tc>
         <w:tc>
-          <w:tcPr/>
+          <w:tcPr>
+            <w:tcW w:w="2640" w:type="dxa"/>
+          </w:tcPr>
           <w:p>
             <w:pPr>
               <w:pStyle w:val="Compact"/>
@@ -3527,14 +3921,16 @@
               <w:rPr>
                 <w:rStyle w:val="VerbatimChar"/>
               </w:rPr>
-              <w:t xml:space="preserve">com.biblio.controller</w:t>
+              <w:t>com.biblio.controller</w:t>
             </w:r>
           </w:p>
         </w:tc>
       </w:tr>
       <w:tr>
         <w:tc>
-          <w:tcPr/>
+          <w:tcPr>
+            <w:tcW w:w="2640" w:type="dxa"/>
+          </w:tcPr>
           <w:p>
             <w:pPr>
               <w:pStyle w:val="Compact"/>
@@ -3544,62 +3940,54 @@
                 <w:b/>
                 <w:bCs/>
               </w:rPr>
-              <w:t xml:space="preserve">Modèle / DAO</w:t>
+              <w:t>Modèle / DAO</w:t>
             </w:r>
           </w:p>
         </w:tc>
         <w:tc>
-          <w:tcPr/>
+          <w:tcPr>
+            <w:tcW w:w="2640" w:type="dxa"/>
+          </w:tcPr>
           <w:p>
             <w:pPr>
               <w:pStyle w:val="Compact"/>
             </w:pPr>
             <w:r>
-              <w:t xml:space="preserve">Entités POJO</w:t>
-            </w:r>
-            <w:r>
-              <w:t xml:space="preserve"> </w:t>
+              <w:t xml:space="preserve">Entités POJO </w:t>
             </w:r>
             <w:r>
               <w:rPr>
                 <w:rStyle w:val="VerbatimChar"/>
               </w:rPr>
-              <w:t xml:space="preserve">Reference</w:t>
-            </w:r>
-            <w:r>
-              <w:t xml:space="preserve">,</w:t>
-            </w:r>
-            <w:r>
-              <w:t xml:space="preserve"> </w:t>
+              <w:t>Reference</w:t>
+            </w:r>
+            <w:r>
+              <w:t xml:space="preserve">, </w:t>
             </w:r>
             <w:r>
               <w:rPr>
                 <w:rStyle w:val="VerbatimChar"/>
               </w:rPr>
-              <w:t xml:space="preserve">Auteur</w:t>
-            </w:r>
-            <w:r>
-              <w:t xml:space="preserve">,</w:t>
-            </w:r>
-            <w:r>
-              <w:t xml:space="preserve"> </w:t>
+              <w:t>Auteur</w:t>
+            </w:r>
+            <w:r>
+              <w:t xml:space="preserve">, </w:t>
             </w:r>
             <w:r>
               <w:rPr>
                 <w:rStyle w:val="VerbatimChar"/>
               </w:rPr>
-              <w:t xml:space="preserve">Etiquette</w:t>
-            </w:r>
-            <w:r>
-              <w:t xml:space="preserve"> </w:t>
-            </w:r>
-            <w:r>
-              <w:t xml:space="preserve">et accès SQL via JDBC.</w:t>
+              <w:t>Etiquette</w:t>
+            </w:r>
+            <w:r>
+              <w:t xml:space="preserve"> et accès SQL via JDBC.</w:t>
             </w:r>
           </w:p>
         </w:tc>
         <w:tc>
-          <w:tcPr/>
+          <w:tcPr>
+            <w:tcW w:w="2640" w:type="dxa"/>
+          </w:tcPr>
           <w:p>
             <w:pPr>
               <w:pStyle w:val="Compact"/>
@@ -3608,14 +3996,16 @@
               <w:rPr>
                 <w:rStyle w:val="VerbatimChar"/>
               </w:rPr>
-              <w:t xml:space="preserve">com.biblio.model</w:t>
+              <w:t>com.biblio.model</w:t>
             </w:r>
           </w:p>
         </w:tc>
       </w:tr>
       <w:tr>
         <w:tc>
-          <w:tcPr/>
+          <w:tcPr>
+            <w:tcW w:w="2640" w:type="dxa"/>
+          </w:tcPr>
           <w:p>
             <w:pPr>
               <w:pStyle w:val="Compact"/>
@@ -3625,23 +4015,31 @@
                 <w:b/>
                 <w:bCs/>
               </w:rPr>
-              <w:t xml:space="preserve">Utilitaires</w:t>
+              <w:t>Utilitaires</w:t>
             </w:r>
           </w:p>
         </w:tc>
         <w:tc>
-          <w:tcPr/>
+          <w:tcPr>
+            <w:tcW w:w="2640" w:type="dxa"/>
+          </w:tcPr>
           <w:p>
             <w:pPr>
               <w:pStyle w:val="Compact"/>
             </w:pPr>
             <w:r>
-              <w:t xml:space="preserve">Singleton de connexion SQLite, extraction automatique de la base de démo embarquée.</w:t>
+              <w:t xml:space="preserve">Singleton de connexion SQLite, extraction automatique de la base </w:t>
+            </w:r>
+            <w:r>
+              <w:lastRenderedPageBreak/>
+              <w:t>de démo embarquée.</w:t>
             </w:r>
           </w:p>
         </w:tc>
         <w:tc>
-          <w:tcPr/>
+          <w:tcPr>
+            <w:tcW w:w="2640" w:type="dxa"/>
+          </w:tcPr>
           <w:p>
             <w:pPr>
               <w:pStyle w:val="Compact"/>
@@ -3650,7 +4048,8 @@
               <w:rPr>
                 <w:rStyle w:val="VerbatimChar"/>
               </w:rPr>
-              <w:t xml:space="preserve">com.biblio.util</w:t>
+              <w:lastRenderedPageBreak/>
+              <w:t>com.biblio.util</w:t>
             </w:r>
           </w:p>
         </w:tc>
@@ -3658,147 +4057,119 @@
     </w:tbl>
     <w:p>
       <w:pPr>
-        <w:pStyle w:val="BodyText"/>
-      </w:pPr>
-      <w:r>
-        <w:t xml:space="preserve">Pile technique :</w:t>
-      </w:r>
-      <w:r>
-        <w:t xml:space="preserve"> </w:t>
-      </w:r>
-      <w:r>
-        <w:rPr>
-          <w:b/>
-          <w:bCs/>
-        </w:rPr>
-        <w:t xml:space="preserve">Java 17</w:t>
-      </w:r>
-      <w:r>
-        <w:t xml:space="preserve">,</w:t>
-      </w:r>
-      <w:r>
-        <w:t xml:space="preserve"> </w:t>
-      </w:r>
-      <w:r>
-        <w:rPr>
-          <w:b/>
-          <w:bCs/>
-        </w:rPr>
-        <w:t xml:space="preserve">Swing</w:t>
-      </w:r>
-      <w:r>
-        <w:t xml:space="preserve">,</w:t>
-      </w:r>
-      <w:r>
-        <w:t xml:space="preserve"> </w:t>
-      </w:r>
-      <w:r>
-        <w:rPr>
-          <w:b/>
-          <w:bCs/>
-        </w:rPr>
-        <w:t xml:space="preserve">SQLite</w:t>
-      </w:r>
-      <w:r>
-        <w:t xml:space="preserve"> </w:t>
-      </w:r>
-      <w:r>
-        <w:t xml:space="preserve">(</w:t>
+        <w:pStyle w:val="Corpsdetexte"/>
+      </w:pPr>
+      <w:r>
+        <w:t xml:space="preserve">Pile technique : </w:t>
+      </w:r>
+      <w:r>
+        <w:rPr>
+          <w:b/>
+          <w:bCs/>
+        </w:rPr>
+        <w:t>Java 17</w:t>
+      </w:r>
+      <w:r>
+        <w:t xml:space="preserve">, </w:t>
+      </w:r>
+      <w:r>
+        <w:rPr>
+          <w:b/>
+          <w:bCs/>
+        </w:rPr>
+        <w:t>Swing</w:t>
+      </w:r>
+      <w:r>
+        <w:t xml:space="preserve">, </w:t>
+      </w:r>
+      <w:r>
+        <w:rPr>
+          <w:b/>
+          <w:bCs/>
+        </w:rPr>
+        <w:t>SQLite</w:t>
+      </w:r>
+      <w:r>
+        <w:t xml:space="preserve"> (</w:t>
       </w:r>
       <w:r>
         <w:rPr>
           <w:rStyle w:val="VerbatimChar"/>
         </w:rPr>
-        <w:t xml:space="preserve">org.xerial:sqlite-jdbc</w:t>
-      </w:r>
-      <w:r>
-        <w:t xml:space="preserve">),</w:t>
-      </w:r>
-      <w:r>
-        <w:t xml:space="preserve"> </w:t>
-      </w:r>
-      <w:r>
-        <w:rPr>
-          <w:b/>
-          <w:bCs/>
-        </w:rPr>
-        <w:t xml:space="preserve">JUnit 5</w:t>
-      </w:r>
-      <w:r>
-        <w:t xml:space="preserve">,</w:t>
-      </w:r>
-      <w:r>
-        <w:t xml:space="preserve"> </w:t>
-      </w:r>
-      <w:r>
-        <w:rPr>
-          <w:b/>
-          <w:bCs/>
-        </w:rPr>
-        <w:t xml:space="preserve">Maven</w:t>
-      </w:r>
-      <w:r>
-        <w:t xml:space="preserve"> </w:t>
-      </w:r>
-      <w:r>
-        <w:t xml:space="preserve">(fat-jar via</w:t>
-      </w:r>
-      <w:r>
-        <w:t xml:space="preserve"> </w:t>
+        <w:t>org.xerial:sqlite-jdbc</w:t>
+      </w:r>
+      <w:r>
+        <w:t xml:space="preserve">), </w:t>
+      </w:r>
+      <w:r>
+        <w:rPr>
+          <w:b/>
+          <w:bCs/>
+        </w:rPr>
+        <w:t>JUnit 5</w:t>
+      </w:r>
+      <w:r>
+        <w:t xml:space="preserve">, </w:t>
+      </w:r>
+      <w:r>
+        <w:rPr>
+          <w:b/>
+          <w:bCs/>
+        </w:rPr>
+        <w:t>Maven</w:t>
+      </w:r>
+      <w:r>
+        <w:t xml:space="preserve"> (fat-jar via </w:t>
       </w:r>
       <w:r>
         <w:rPr>
           <w:rStyle w:val="VerbatimChar"/>
         </w:rPr>
-        <w:t xml:space="preserve">maven-shade-plugin</w:t>
-      </w:r>
-      <w:r>
-        <w:t xml:space="preserve">).</w:t>
-      </w:r>
-      <w:r>
-        <w:t xml:space="preserve"> </w:t>
-      </w:r>
-      <w:r>
-        <w:t xml:space="preserve">Tous les détails sont disponibles dans le code source :</w:t>
-      </w:r>
-      <w:r>
-        <w:t xml:space="preserve"> </w:t>
-      </w:r>
-      <w:hyperlink r:id="rId9">
+        <w:t>maven-shade-plugin</w:t>
+      </w:r>
+      <w:r>
+        <w:t xml:space="preserve">). Tous les détails sont disponibles dans le code source : </w:t>
+      </w:r>
+      <w:hyperlink r:id="rId15">
         <w:r>
           <w:rPr>
-            <w:rStyle w:val="Hyperlink"/>
+            <w:rStyle w:val="Hyperlien"/>
           </w:rPr>
-          <w:t xml:space="preserve">https://github.com/sbarhabazi/BiblioManager</w:t>
+          <w:t>https://github.com/sbarhabazi/BiblioManager</w:t>
         </w:r>
       </w:hyperlink>
       <w:r>
-        <w:t xml:space="preserve">.</w:t>
-      </w:r>
-    </w:p>
-    <w:p>
-      <w:r>
-        <w:pict>
-          <v:rect style="width:0;height:1.5pt" o:hralign="center" o:hrstd="t" o:hr="t"/>
+        <w:t>.</w:t>
+      </w:r>
+    </w:p>
+    <w:p>
+      <w:r>
+        <w:rPr>
+          <w:noProof/>
+        </w:rPr>
+        <w:pict w14:anchorId="27D397D7">
+          <v:rect id="_x0000_i1025" alt="" style="width:6in;height:.05pt;mso-width-percent:0;mso-height-percent:0;mso-width-percent:0;mso-height-percent:0" o:hralign="center" o:hrstd="t" o:hr="t"/>
         </w:pict>
       </w:r>
     </w:p>
-    <w:bookmarkEnd w:id="44"/>
-    <w:bookmarkStart w:id="45" w:name="assistance"/>
-    <w:p>
-      <w:pPr>
-        <w:pStyle w:val="Heading2"/>
-      </w:pPr>
-      <w:r>
-        <w:t xml:space="preserve">9. Assistance</w:t>
-      </w:r>
+    <w:p>
+      <w:pPr>
+        <w:pStyle w:val="Titre2"/>
+      </w:pPr>
+      <w:bookmarkStart w:id="28" w:name="assistance"/>
+      <w:bookmarkStart w:id="29" w:name="_Toc228363086"/>
+      <w:bookmarkEnd w:id="26"/>
+      <w:r>
+        <w:t>9. Assistance</w:t>
+      </w:r>
+      <w:bookmarkEnd w:id="29"/>
     </w:p>
     <w:p>
       <w:pPr>
         <w:pStyle w:val="FirstParagraph"/>
       </w:pPr>
       <w:r>
-        <w:t xml:space="preserve">Pour toute question relative à l’installation, à l’utilisation ou à la maintenance :</w:t>
+        <w:t>Pour toute question relative à l’installation, à l’utilisation ou à la maintenance :</w:t>
       </w:r>
     </w:p>
     <w:p>
@@ -3806,7 +4177,7 @@
         <w:pStyle w:val="Compact"/>
         <w:numPr>
           <w:ilvl w:val="0"/>
-          <w:numId w:val="1008"/>
+          <w:numId w:val="9"/>
         </w:numPr>
       </w:pPr>
       <w:r>
@@ -3814,13 +4185,10 @@
           <w:b/>
           <w:bCs/>
         </w:rPr>
-        <w:t xml:space="preserve">Auteur :</w:t>
-      </w:r>
-      <w:r>
-        <w:t xml:space="preserve"> </w:t>
-      </w:r>
-      <w:r>
-        <w:t xml:space="preserve">Samuel Buhashe Barhabazi</w:t>
+        <w:t>Auteur :</w:t>
+      </w:r>
+      <w:r>
+        <w:t xml:space="preserve"> Samuel Buhashe Barhabazi</w:t>
       </w:r>
     </w:p>
     <w:p>
@@ -3828,7 +4196,7 @@
         <w:pStyle w:val="Compact"/>
         <w:numPr>
           <w:ilvl w:val="0"/>
-          <w:numId w:val="1008"/>
+          <w:numId w:val="9"/>
         </w:numPr>
       </w:pPr>
       <w:r>
@@ -3836,13 +4204,10 @@
           <w:b/>
           <w:bCs/>
         </w:rPr>
-        <w:t xml:space="preserve">Courriel :</w:t>
-      </w:r>
-      <w:r>
-        <w:t xml:space="preserve"> </w:t>
-      </w:r>
-      <w:r>
-        <w:t xml:space="preserve">sbarhabazi@gmail.com</w:t>
+        <w:t>Courriel :</w:t>
+      </w:r>
+      <w:r>
+        <w:t xml:space="preserve"> sbarhabazi@gmail.com</w:t>
       </w:r>
     </w:p>
     <w:p>
@@ -3850,7 +4215,7 @@
         <w:pStyle w:val="Compact"/>
         <w:numPr>
           <w:ilvl w:val="0"/>
-          <w:numId w:val="1008"/>
+          <w:numId w:val="9"/>
         </w:numPr>
       </w:pPr>
       <w:r>
@@ -3858,13 +4223,10 @@
           <w:b/>
           <w:bCs/>
         </w:rPr>
-        <w:t xml:space="preserve">Cours :</w:t>
-      </w:r>
-      <w:r>
-        <w:t xml:space="preserve"> </w:t>
-      </w:r>
-      <w:r>
-        <w:t xml:space="preserve">INF 4018 — Projet d’intégration — Université TÉLUQ — Hiver 2026</w:t>
+        <w:t>Cours :</w:t>
+      </w:r>
+      <w:r>
+        <w:t xml:space="preserve"> INF 4018 — Projet d’intégration — Université TÉLUQ — Hiver 2026</w:t>
       </w:r>
     </w:p>
     <w:p>
@@ -3872,7 +4234,7 @@
         <w:pStyle w:val="Compact"/>
         <w:numPr>
           <w:ilvl w:val="0"/>
-          <w:numId w:val="1008"/>
+          <w:numId w:val="9"/>
         </w:numPr>
       </w:pPr>
       <w:r>
@@ -3880,59 +4242,40 @@
           <w:b/>
           <w:bCs/>
         </w:rPr>
-        <w:t xml:space="preserve">Code source et suivi des versions :</w:t>
+        <w:t>Code source et suivi des versions :</w:t>
       </w:r>
       <w:r>
         <w:t xml:space="preserve"> </w:t>
       </w:r>
-      <w:hyperlink r:id="rId9">
+      <w:hyperlink r:id="rId16">
         <w:r>
           <w:rPr>
-            <w:rStyle w:val="Hyperlink"/>
+            <w:rStyle w:val="Hyperlien"/>
           </w:rPr>
-          <w:t xml:space="preserve">https://github.com/sbarhabazi/BiblioManager</w:t>
+          <w:t>https://github.com/sbarhabazi/BiblioManager</w:t>
         </w:r>
       </w:hyperlink>
-    </w:p>
-    <w:bookmarkEnd w:id="45"/>
-    <w:bookmarkEnd w:id="46"/>
+      <w:bookmarkEnd w:id="0"/>
+      <w:bookmarkEnd w:id="28"/>
+    </w:p>
     <w:sectPr>
       <w:footnotePr>
         <w:numRestart w:val="eachSect"/>
       </w:footnotePr>
+      <w:pgSz w:w="12240" w:h="15840"/>
+      <w:pgMar w:top="1440" w:right="1800" w:bottom="1440" w:left="1800" w:header="720" w:footer="720" w:gutter="0"/>
+      <w:cols w:space="720"/>
     </w:sectPr>
   </w:body>
 </w:document>
 </file>
 
-<file path=word/comments.xml><?xml version="1.0" encoding="utf-8"?>
-<w:comments xmlns:w="http://schemas.openxmlformats.org/wordprocessingml/2006/main" xmlns:m="http://schemas.openxmlformats.org/officeDocument/2006/math" xmlns:r="http://schemas.openxmlformats.org/officeDocument/2006/relationships" xmlns:o="urn:schemas-microsoft-com:office:office" xmlns:v="urn:schemas-microsoft-com:vml" xmlns:w10="urn:schemas-microsoft-com:office:word" xmlns:a="http://schemas.openxmlformats.org/drawingml/2006/main" xmlns:pic="http://schemas.openxmlformats.org/drawingml/2006/picture" xmlns:wp="http://schemas.openxmlformats.org/drawingml/2006/wordprocessingDrawing"/>
-</file>
-
-<file path=word/footnotes.xml><?xml version="1.0" encoding="utf-8"?>
-<w:footnotes xmlns:w="http://schemas.openxmlformats.org/wordprocessingml/2006/main" xmlns:m="http://schemas.openxmlformats.org/officeDocument/2006/math" xmlns:r="http://schemas.openxmlformats.org/officeDocument/2006/relationships" xmlns:o="urn:schemas-microsoft-com:office:office" xmlns:v="urn:schemas-microsoft-com:vml" xmlns:w10="urn:schemas-microsoft-com:office:word" xmlns:a="http://schemas.openxmlformats.org/drawingml/2006/main" xmlns:pic="http://schemas.openxmlformats.org/drawingml/2006/picture" xmlns:wp="http://schemas.openxmlformats.org/drawingml/2006/wordprocessingDrawing">
-  <w:footnote w:type="continuationSeparator" w:id="0">
-    <w:p>
-      <w:r>
-        <w:continuationSeparator/>
-      </w:r>
-    </w:p>
-  </w:footnote>
-  <w:footnote w:type="separator" w:id="-1">
-    <w:p>
-      <w:r>
-        <w:separator/>
-      </w:r>
-    </w:p>
-  </w:footnote>
-</w:footnotes>
-</file>
-
 <file path=word/numbering.xml><?xml version="1.0" encoding="utf-8"?>
-<w:numbering xmlns:w="http://schemas.openxmlformats.org/wordprocessingml/2006/main">
-  <w:abstractNum w:abstractNumId="990">
+<w:numbering xmlns:wpc="http://schemas.microsoft.com/office/word/2010/wordprocessingCanvas" xmlns:cx="http://schemas.microsoft.com/office/drawing/2014/chartex" xmlns:cx1="http://schemas.microsoft.com/office/drawing/2015/9/8/chartex" xmlns:cx2="http://schemas.microsoft.com/office/drawing/2015/10/21/chartex" xmlns:cx3="http://schemas.microsoft.com/office/drawing/2016/5/9/chartex" xmlns:cx4="http://schemas.microsoft.com/office/drawing/2016/5/10/chartex" xmlns:cx5="http://schemas.microsoft.com/office/drawing/2016/5/11/chartex" xmlns:cx6="http://schemas.microsoft.com/office/drawing/2016/5/12/chartex" xmlns:cx7="http://schemas.microsoft.com/office/drawing/2016/5/13/chartex" xmlns:cx8="http://schemas.microsoft.com/office/drawing/2016/5/14/chartex" xmlns:mc="http://schemas.openxmlformats.org/markup-compatibility/2006" xmlns:aink="http://schemas.microsoft.com/office/drawing/2016/ink" xmlns:am3d="http://schemas.microsoft.com/office/drawing/2017/model3d" xmlns:o="urn:schemas-microsoft-com:office:office" xmlns:oel="http://schemas.microsoft.com/office/2019/extlst" xmlns:r="http://schemas.openxmlformats.org/officeDocument/2006/relationships" xmlns:m="http://schemas.openxmlformats.org/officeDocument/2006/math" xmlns:v="urn:schemas-microsoft-com:vml" xmlns:wp14="http://schemas.microsoft.com/office/word/2010/wordprocessingDrawing" xmlns:wp="http://schemas.openxmlformats.org/drawingml/2006/wordprocessingDrawing" xmlns:w10="urn:schemas-microsoft-com:office:word" xmlns:w="http://schemas.openxmlformats.org/wordprocessingml/2006/main" xmlns:w14="http://schemas.microsoft.com/office/word/2010/wordml" xmlns:w15="http://schemas.microsoft.com/office/word/2012/wordml" xmlns:w16cex="http://schemas.microsoft.com/office/word/2018/wordml/cex" xmlns:w16cid="http://schemas.microsoft.com/office/word/2016/wordml/cid" xmlns:w16="http://schemas.microsoft.com/office/word/2018/wordml" xmlns:w16du="http://schemas.microsoft.com/office/word/2023/wordml/word16du" xmlns:w16sdtdh="http://schemas.microsoft.com/office/word/2020/wordml/sdtdatahash" xmlns:w16sdtfl="http://schemas.microsoft.com/office/word/2024/wordml/sdtformatlock" xmlns:w16se="http://schemas.microsoft.com/office/word/2015/wordml/symex" xmlns:wpg="http://schemas.microsoft.com/office/word/2010/wordprocessingGroup" xmlns:wpi="http://schemas.microsoft.com/office/word/2010/wordprocessingInk" xmlns:wne="http://schemas.microsoft.com/office/word/2006/wordml" xmlns:wps="http://schemas.microsoft.com/office/word/2010/wordprocessingShape" mc:Ignorable="w14 w15 w16se w16cid w16 w16cex w16sdtdh w16sdtfl w16du wp14">
+  <w:abstractNum w:abstractNumId="0" w15:restartNumberingAfterBreak="0">
     <w:nsid w:val="0000A990"/>
     <w:multiLevelType w:val="multilevel"/>
+    <w:tmpl w:val="443E873E"/>
     <w:lvl w:ilvl="0">
       <w:numFmt w:val="bullet"/>
       <w:lvlText w:val=" "/>
@@ -4006,9 +4349,10 @@
       </w:pPr>
     </w:lvl>
   </w:abstractNum>
-  <w:abstractNum w:abstractNumId="991">
+  <w:abstractNum w:abstractNumId="1" w15:restartNumberingAfterBreak="0">
     <w:nsid w:val="0000A991"/>
     <w:multiLevelType w:val="multilevel"/>
+    <w:tmpl w:val="7AAE0B64"/>
     <w:lvl w:ilvl="0">
       <w:numFmt w:val="bullet"/>
       <w:lvlText w:val=""/>
@@ -4109,9 +4453,10 @@
       </w:rPr>
     </w:lvl>
   </w:abstractNum>
-  <w:abstractNum w:abstractNumId="99411">
+  <w:abstractNum w:abstractNumId="2" w15:restartNumberingAfterBreak="0">
     <w:nsid w:val="00A99411"/>
     <w:multiLevelType w:val="multilevel"/>
+    <w:tmpl w:val="65D86572"/>
     <w:lvl w:ilvl="0">
       <w:start w:val="1"/>
       <w:numFmt w:val="decimal"/>
@@ -4194,14 +4539,14 @@
       </w:pPr>
     </w:lvl>
   </w:abstractNum>
-  <w:num w:numId="1000">
-    <w:abstractNumId w:val="990"/>
+  <w:num w:numId="1" w16cid:durableId="120618310">
+    <w:abstractNumId w:val="0"/>
   </w:num>
-  <w:num w:numId="1001">
-    <w:abstractNumId w:val="991"/>
+  <w:num w:numId="2" w16cid:durableId="878396725">
+    <w:abstractNumId w:val="1"/>
   </w:num>
-  <w:num w:numId="1002">
-    <w:abstractNumId w:val="99411"/>
+  <w:num w:numId="3" w16cid:durableId="492455440">
+    <w:abstractNumId w:val="2"/>
     <w:lvlOverride w:ilvl="0">
       <w:startOverride w:val="1"/>
     </w:lvlOverride>
@@ -4230,11 +4575,11 @@
       <w:startOverride w:val="1"/>
     </w:lvlOverride>
   </w:num>
-  <w:num w:numId="1003">
-    <w:abstractNumId w:val="991"/>
+  <w:num w:numId="4" w16cid:durableId="832259235">
+    <w:abstractNumId w:val="1"/>
   </w:num>
-  <w:num w:numId="1004">
-    <w:abstractNumId w:val="99411"/>
+  <w:num w:numId="5" w16cid:durableId="1436942542">
+    <w:abstractNumId w:val="2"/>
     <w:lvlOverride w:ilvl="0">
       <w:startOverride w:val="1"/>
     </w:lvlOverride>
@@ -4263,30 +4608,30 @@
       <w:startOverride w:val="1"/>
     </w:lvlOverride>
   </w:num>
-  <w:num w:numId="1005">
-    <w:abstractNumId w:val="991"/>
+  <w:num w:numId="6" w16cid:durableId="1085150693">
+    <w:abstractNumId w:val="1"/>
   </w:num>
-  <w:num w:numId="1006">
-    <w:abstractNumId w:val="991"/>
+  <w:num w:numId="7" w16cid:durableId="1727027643">
+    <w:abstractNumId w:val="1"/>
   </w:num>
-  <w:num w:numId="1007">
-    <w:abstractNumId w:val="991"/>
+  <w:num w:numId="8" w16cid:durableId="2062973839">
+    <w:abstractNumId w:val="1"/>
   </w:num>
-  <w:num w:numId="1008">
-    <w:abstractNumId w:val="991"/>
+  <w:num w:numId="9" w16cid:durableId="879393520">
+    <w:abstractNumId w:val="1"/>
   </w:num>
 </w:numbering>
 </file>
 
 <file path=word/styles.xml><?xml version="1.0" encoding="utf-8"?>
-<w:styles xmlns:r="http://schemas.openxmlformats.org/officeDocument/2006/relationships" xmlns:w="http://schemas.openxmlformats.org/wordprocessingml/2006/main">
+<w:styles xmlns:mc="http://schemas.openxmlformats.org/markup-compatibility/2006" xmlns:r="http://schemas.openxmlformats.org/officeDocument/2006/relationships" xmlns:w="http://schemas.openxmlformats.org/wordprocessingml/2006/main" xmlns:w14="http://schemas.microsoft.com/office/word/2010/wordml" xmlns:w15="http://schemas.microsoft.com/office/word/2012/wordml" xmlns:w16cex="http://schemas.microsoft.com/office/word/2018/wordml/cex" xmlns:w16cid="http://schemas.microsoft.com/office/word/2016/wordml/cid" xmlns:w16="http://schemas.microsoft.com/office/word/2018/wordml" xmlns:w16du="http://schemas.microsoft.com/office/word/2023/wordml/word16du" xmlns:w16sdtdh="http://schemas.microsoft.com/office/word/2020/wordml/sdtdatahash" xmlns:w16sdtfl="http://schemas.microsoft.com/office/word/2024/wordml/sdtformatlock" xmlns:w16se="http://schemas.microsoft.com/office/word/2015/wordml/symex" mc:Ignorable="w14 w15 w16se w16cid w16 w16cex w16sdtdh w16sdtfl w16du">
   <w:docDefaults>
     <w:rPrDefault>
       <w:rPr>
-        <w:rFonts w:asciiTheme="minorHAnsi" w:cstheme="minorBidi" w:eastAsiaTheme="minorEastAsia" w:hAnsiTheme="minorHAnsi"/>
+        <w:rFonts w:asciiTheme="minorHAnsi" w:eastAsiaTheme="minorEastAsia" w:hAnsiTheme="minorHAnsi" w:cstheme="minorBidi"/>
         <w:sz w:val="24"/>
         <w:szCs w:val="24"/>
-        <w:lang w:bidi="ar-SA" w:eastAsia="zh-CN" w:val="fr"/>
+        <w:lang w:val="fr" w:eastAsia="zh-CN" w:bidi="ar-SA"/>
       </w:rPr>
     </w:rPrDefault>
     <w:pPrDefault>
@@ -4295,193 +4640,283 @@
       </w:pPr>
     </w:pPrDefault>
   </w:docDefaults>
-  <w:latentStyles w:count="276" w:defLockedState="0" w:defQFormat="0" w:defSemiHidden="0" w:defUIPriority="0" w:defUnhideWhenUsed="0"/>
-  <w:style w:default="1" w:styleId="Normal" w:type="paragraph">
+  <w:latentStyles w:defLockedState="0" w:defUIPriority="0" w:defSemiHidden="0" w:defUnhideWhenUsed="0" w:defQFormat="0" w:count="376">
+    <w:lsdException w:name="toc 1" w:uiPriority="39"/>
+    <w:lsdException w:name="toc 2" w:uiPriority="39"/>
+    <w:lsdException w:name="Hyperlink" w:uiPriority="99"/>
+    <w:lsdException w:name="Normal Table" w:semiHidden="1" w:unhideWhenUsed="1"/>
+    <w:lsdException w:name="Table Simple 1" w:semiHidden="1" w:unhideWhenUsed="1"/>
+    <w:lsdException w:name="Table Simple 2" w:semiHidden="1" w:unhideWhenUsed="1"/>
+    <w:lsdException w:name="Table Simple 3" w:semiHidden="1" w:unhideWhenUsed="1"/>
+    <w:lsdException w:name="Table Classic 1" w:semiHidden="1" w:unhideWhenUsed="1"/>
+    <w:lsdException w:name="Table Classic 2" w:semiHidden="1" w:unhideWhenUsed="1"/>
+    <w:lsdException w:name="Table Classic 3" w:semiHidden="1" w:unhideWhenUsed="1"/>
+    <w:lsdException w:name="Table Classic 4" w:semiHidden="1" w:unhideWhenUsed="1"/>
+    <w:lsdException w:name="Table Colorful 1" w:semiHidden="1" w:unhideWhenUsed="1"/>
+    <w:lsdException w:name="Table Colorful 2" w:semiHidden="1" w:unhideWhenUsed="1"/>
+    <w:lsdException w:name="Table Colorful 3" w:semiHidden="1" w:unhideWhenUsed="1"/>
+    <w:lsdException w:name="Table Columns 1" w:semiHidden="1" w:unhideWhenUsed="1"/>
+    <w:lsdException w:name="Table Columns 2" w:semiHidden="1" w:unhideWhenUsed="1"/>
+    <w:lsdException w:name="Table Columns 3" w:semiHidden="1" w:unhideWhenUsed="1"/>
+    <w:lsdException w:name="Table Columns 4" w:semiHidden="1" w:unhideWhenUsed="1"/>
+    <w:lsdException w:name="Table Columns 5" w:semiHidden="1" w:unhideWhenUsed="1"/>
+    <w:lsdException w:name="Table Grid 1" w:semiHidden="1" w:unhideWhenUsed="1"/>
+    <w:lsdException w:name="Table Grid 2" w:semiHidden="1" w:unhideWhenUsed="1"/>
+    <w:lsdException w:name="Table Grid 3" w:semiHidden="1" w:unhideWhenUsed="1"/>
+    <w:lsdException w:name="Table Grid 4" w:semiHidden="1" w:unhideWhenUsed="1"/>
+    <w:lsdException w:name="Table Grid 5" w:semiHidden="1" w:unhideWhenUsed="1"/>
+    <w:lsdException w:name="Table Grid 6" w:semiHidden="1" w:unhideWhenUsed="1"/>
+    <w:lsdException w:name="Table Grid 7" w:semiHidden="1" w:unhideWhenUsed="1"/>
+    <w:lsdException w:name="Table Grid 8" w:semiHidden="1" w:unhideWhenUsed="1"/>
+    <w:lsdException w:name="Table List 1" w:semiHidden="1" w:unhideWhenUsed="1"/>
+    <w:lsdException w:name="Table List 2" w:semiHidden="1" w:unhideWhenUsed="1"/>
+    <w:lsdException w:name="Table List 3" w:semiHidden="1" w:unhideWhenUsed="1"/>
+    <w:lsdException w:name="Table List 4" w:semiHidden="1" w:unhideWhenUsed="1"/>
+    <w:lsdException w:name="Table List 5" w:semiHidden="1" w:unhideWhenUsed="1"/>
+    <w:lsdException w:name="Table List 6" w:semiHidden="1" w:unhideWhenUsed="1"/>
+    <w:lsdException w:name="Table List 7" w:semiHidden="1" w:unhideWhenUsed="1"/>
+    <w:lsdException w:name="Table List 8" w:semiHidden="1" w:unhideWhenUsed="1"/>
+    <w:lsdException w:name="Table 3D effects 1" w:semiHidden="1" w:unhideWhenUsed="1"/>
+    <w:lsdException w:name="Table 3D effects 2" w:semiHidden="1" w:unhideWhenUsed="1"/>
+    <w:lsdException w:name="Table 3D effects 3" w:semiHidden="1" w:unhideWhenUsed="1"/>
+    <w:lsdException w:name="Table Contemporary" w:semiHidden="1" w:unhideWhenUsed="1"/>
+    <w:lsdException w:name="Table Elegant" w:semiHidden="1" w:unhideWhenUsed="1"/>
+    <w:lsdException w:name="Table Professional" w:semiHidden="1" w:unhideWhenUsed="1"/>
+    <w:lsdException w:name="Table Subtle 1" w:semiHidden="1" w:unhideWhenUsed="1"/>
+    <w:lsdException w:name="Table Subtle 2" w:semiHidden="1" w:unhideWhenUsed="1"/>
+    <w:lsdException w:name="Table Web 1" w:semiHidden="1" w:unhideWhenUsed="1"/>
+    <w:lsdException w:name="Table Web 2" w:semiHidden="1" w:unhideWhenUsed="1"/>
+    <w:lsdException w:name="Table Web 3" w:semiHidden="1" w:unhideWhenUsed="1"/>
+    <w:lsdException w:name="Table Theme" w:semiHidden="1" w:unhideWhenUsed="1"/>
+    <w:lsdException w:name="Light Shading"/>
+    <w:lsdException w:name="Light List"/>
+    <w:lsdException w:name="Light Grid"/>
+    <w:lsdException w:name="Medium Shading 1"/>
+    <w:lsdException w:name="Medium Shading 2"/>
+    <w:lsdException w:name="Medium List 1"/>
+    <w:lsdException w:name="Medium List 2"/>
+    <w:lsdException w:name="Medium Grid 1"/>
+    <w:lsdException w:name="Medium Grid 2"/>
+    <w:lsdException w:name="Medium Grid 3"/>
+    <w:lsdException w:name="Dark List"/>
+    <w:lsdException w:name="Colorful Shading"/>
+    <w:lsdException w:name="Colorful List"/>
+    <w:lsdException w:name="Colorful Grid"/>
+    <w:lsdException w:name="Light Shading Accent 1"/>
+    <w:lsdException w:name="Light List Accent 1"/>
+    <w:lsdException w:name="Light Grid Accent 1"/>
+    <w:lsdException w:name="Medium Shading 1 Accent 1"/>
+    <w:lsdException w:name="Medium Shading 2 Accent 1"/>
+    <w:lsdException w:name="Medium List 1 Accent 1"/>
+    <w:lsdException w:name="Medium List 2 Accent 1"/>
+    <w:lsdException w:name="Medium Grid 1 Accent 1"/>
+    <w:lsdException w:name="Medium Grid 2 Accent 1"/>
+    <w:lsdException w:name="Medium Grid 3 Accent 1"/>
+    <w:lsdException w:name="Dark List Accent 1"/>
+    <w:lsdException w:name="Colorful Shading Accent 1"/>
+    <w:lsdException w:name="Colorful List Accent 1"/>
+    <w:lsdException w:name="Colorful Grid Accent 1"/>
+    <w:lsdException w:name="Light Shading Accent 2"/>
+    <w:lsdException w:name="Light List Accent 2"/>
+    <w:lsdException w:name="Light Grid Accent 2"/>
+    <w:lsdException w:name="Medium Shading 1 Accent 2"/>
+    <w:lsdException w:name="Medium Shading 2 Accent 2"/>
+    <w:lsdException w:name="Medium List 1 Accent 2"/>
+    <w:lsdException w:name="Medium List 2 Accent 2"/>
+    <w:lsdException w:name="Medium Grid 1 Accent 2"/>
+    <w:lsdException w:name="Medium Grid 2 Accent 2"/>
+    <w:lsdException w:name="Medium Grid 3 Accent 2"/>
+    <w:lsdException w:name="Dark List Accent 2"/>
+    <w:lsdException w:name="Colorful Shading Accent 2"/>
+    <w:lsdException w:name="Colorful List Accent 2"/>
+    <w:lsdException w:name="Colorful Grid Accent 2"/>
+    <w:lsdException w:name="Light Shading Accent 3"/>
+    <w:lsdException w:name="Light List Accent 3"/>
+    <w:lsdException w:name="Light Grid Accent 3"/>
+    <w:lsdException w:name="Medium Shading 1 Accent 3"/>
+    <w:lsdException w:name="Medium Shading 2 Accent 3"/>
+    <w:lsdException w:name="Medium List 1 Accent 3"/>
+    <w:lsdException w:name="Medium List 2 Accent 3"/>
+    <w:lsdException w:name="Medium Grid 1 Accent 3"/>
+    <w:lsdException w:name="Medium Grid 2 Accent 3"/>
+    <w:lsdException w:name="Medium Grid 3 Accent 3"/>
+    <w:lsdException w:name="Dark List Accent 3"/>
+    <w:lsdException w:name="Colorful Shading Accent 3"/>
+    <w:lsdException w:name="Colorful List Accent 3"/>
+    <w:lsdException w:name="Colorful Grid Accent 3"/>
+    <w:lsdException w:name="Light Shading Accent 4"/>
+    <w:lsdException w:name="Light List Accent 4"/>
+    <w:lsdException w:name="Light Grid Accent 4"/>
+    <w:lsdException w:name="Medium Shading 1 Accent 4"/>
+    <w:lsdException w:name="Medium Shading 2 Accent 4"/>
+    <w:lsdException w:name="Medium List 1 Accent 4"/>
+    <w:lsdException w:name="Medium List 2 Accent 4"/>
+    <w:lsdException w:name="Medium Grid 1 Accent 4"/>
+    <w:lsdException w:name="Medium Grid 2 Accent 4"/>
+    <w:lsdException w:name="Medium Grid 3 Accent 4"/>
+    <w:lsdException w:name="Dark List Accent 4"/>
+    <w:lsdException w:name="Colorful Shading Accent 4"/>
+    <w:lsdException w:name="Colorful List Accent 4"/>
+    <w:lsdException w:name="Colorful Grid Accent 4"/>
+    <w:lsdException w:name="Light Shading Accent 5"/>
+    <w:lsdException w:name="Light List Accent 5"/>
+    <w:lsdException w:name="Light Grid Accent 5"/>
+    <w:lsdException w:name="Medium Shading 1 Accent 5"/>
+    <w:lsdException w:name="Medium Shading 2 Accent 5"/>
+    <w:lsdException w:name="Medium List 1 Accent 5"/>
+    <w:lsdException w:name="Medium List 2 Accent 5"/>
+    <w:lsdException w:name="Medium Grid 1 Accent 5"/>
+    <w:lsdException w:name="Medium Grid 2 Accent 5"/>
+    <w:lsdException w:name="Medium Grid 3 Accent 5"/>
+    <w:lsdException w:name="Dark List Accent 5"/>
+    <w:lsdException w:name="Colorful Shading Accent 5"/>
+    <w:lsdException w:name="Colorful List Accent 5"/>
+    <w:lsdException w:name="Colorful Grid Accent 5"/>
+    <w:lsdException w:name="Light Shading Accent 6"/>
+    <w:lsdException w:name="Light List Accent 6"/>
+    <w:lsdException w:name="Light Grid Accent 6"/>
+    <w:lsdException w:name="Medium Shading 1 Accent 6"/>
+    <w:lsdException w:name="Medium Shading 2 Accent 6"/>
+    <w:lsdException w:name="Medium List 1 Accent 6"/>
+    <w:lsdException w:name="Medium List 2 Accent 6"/>
+    <w:lsdException w:name="Medium Grid 1 Accent 6"/>
+    <w:lsdException w:name="Medium Grid 2 Accent 6"/>
+    <w:lsdException w:name="Medium Grid 3 Accent 6"/>
+    <w:lsdException w:name="Dark List Accent 6"/>
+    <w:lsdException w:name="Colorful Shading Accent 6"/>
+    <w:lsdException w:name="Colorful List Accent 6"/>
+    <w:lsdException w:name="Colorful Grid Accent 6"/>
+    <w:lsdException w:name="Grid Table 4" w:uiPriority="49"/>
+    <w:lsdException w:name="Grid Table 5 Dark" w:uiPriority="50"/>
+    <w:lsdException w:name="Grid Table 6 Colorful" w:uiPriority="51"/>
+    <w:lsdException w:name="Grid Table 7 Colorful" w:uiPriority="52"/>
+    <w:lsdException w:name="Grid Table 1 Light Accent 1" w:uiPriority="46"/>
+    <w:lsdException w:name="Grid Table 2 Accent 1" w:uiPriority="47"/>
+    <w:lsdException w:name="Grid Table 3 Accent 1" w:uiPriority="48"/>
+    <w:lsdException w:name="Grid Table 4 Accent 1" w:uiPriority="49"/>
+    <w:lsdException w:name="Grid Table 5 Dark Accent 1" w:uiPriority="50"/>
+    <w:lsdException w:name="Grid Table 6 Colorful Accent 1" w:uiPriority="51"/>
+    <w:lsdException w:name="Grid Table 7 Colorful Accent 1" w:uiPriority="52"/>
+    <w:lsdException w:name="Grid Table 1 Light Accent 2" w:uiPriority="46"/>
+    <w:lsdException w:name="Grid Table 2 Accent 2" w:uiPriority="47"/>
+    <w:lsdException w:name="Grid Table 3 Accent 2" w:uiPriority="48"/>
+    <w:lsdException w:name="Grid Table 4 Accent 2" w:uiPriority="49"/>
+    <w:lsdException w:name="Grid Table 5 Dark Accent 2" w:uiPriority="50"/>
+    <w:lsdException w:name="Grid Table 6 Colorful Accent 2" w:uiPriority="51"/>
+    <w:lsdException w:name="Grid Table 7 Colorful Accent 2" w:uiPriority="52"/>
+    <w:lsdException w:name="Grid Table 1 Light Accent 3" w:uiPriority="46"/>
+    <w:lsdException w:name="Grid Table 2 Accent 3" w:uiPriority="47"/>
+    <w:lsdException w:name="Grid Table 3 Accent 3" w:uiPriority="48"/>
+    <w:lsdException w:name="Grid Table 4 Accent 3" w:uiPriority="49"/>
+    <w:lsdException w:name="Grid Table 5 Dark Accent 3" w:uiPriority="50"/>
+    <w:lsdException w:name="Grid Table 6 Colorful Accent 3" w:uiPriority="51"/>
+    <w:lsdException w:name="Grid Table 7 Colorful Accent 3" w:uiPriority="52"/>
+    <w:lsdException w:name="Grid Table 1 Light Accent 4" w:uiPriority="46"/>
+    <w:lsdException w:name="Grid Table 2 Accent 4" w:uiPriority="47"/>
+    <w:lsdException w:name="Grid Table 3 Accent 4" w:uiPriority="48"/>
+    <w:lsdException w:name="Grid Table 4 Accent 4" w:uiPriority="49"/>
+    <w:lsdException w:name="Grid Table 5 Dark Accent 4" w:uiPriority="50"/>
+    <w:lsdException w:name="Grid Table 6 Colorful Accent 4" w:uiPriority="51"/>
+    <w:lsdException w:name="Grid Table 7 Colorful Accent 4" w:uiPriority="52"/>
+    <w:lsdException w:name="Grid Table 1 Light Accent 5" w:uiPriority="46"/>
+    <w:lsdException w:name="Grid Table 2 Accent 5" w:uiPriority="47"/>
+    <w:lsdException w:name="Grid Table 3 Accent 5" w:uiPriority="48"/>
+    <w:lsdException w:name="Grid Table 4 Accent 5" w:uiPriority="49"/>
+    <w:lsdException w:name="Grid Table 5 Dark Accent 5" w:uiPriority="50"/>
+    <w:lsdException w:name="Grid Table 6 Colorful Accent 5" w:uiPriority="51"/>
+    <w:lsdException w:name="Grid Table 7 Colorful Accent 5" w:uiPriority="52"/>
+    <w:lsdException w:name="Grid Table 1 Light Accent 6" w:uiPriority="46"/>
+    <w:lsdException w:name="Grid Table 2 Accent 6" w:uiPriority="47"/>
+    <w:lsdException w:name="Grid Table 3 Accent 6" w:uiPriority="48"/>
+    <w:lsdException w:name="Grid Table 4 Accent 6" w:uiPriority="49"/>
+    <w:lsdException w:name="Grid Table 5 Dark Accent 6" w:uiPriority="50"/>
+    <w:lsdException w:name="Grid Table 6 Colorful Accent 6" w:uiPriority="51"/>
+    <w:lsdException w:name="Grid Table 7 Colorful Accent 6" w:uiPriority="52"/>
+    <w:lsdException w:name="List Table 1 Light" w:uiPriority="46"/>
+    <w:lsdException w:name="List Table 2" w:uiPriority="47"/>
+    <w:lsdException w:name="List Table 3" w:uiPriority="48"/>
+    <w:lsdException w:name="List Table 4" w:uiPriority="49"/>
+    <w:lsdException w:name="List Table 5 Dark" w:uiPriority="50"/>
+    <w:lsdException w:name="List Table 6 Colorful" w:uiPriority="51"/>
+    <w:lsdException w:name="List Table 7 Colorful" w:uiPriority="52"/>
+    <w:lsdException w:name="List Table 1 Light Accent 1" w:uiPriority="46"/>
+    <w:lsdException w:name="List Table 2 Accent 1" w:uiPriority="47"/>
+    <w:lsdException w:name="List Table 3 Accent 1" w:uiPriority="48"/>
+    <w:lsdException w:name="List Table 4 Accent 1" w:uiPriority="49"/>
+    <w:lsdException w:name="List Table 5 Dark Accent 1" w:uiPriority="50"/>
+    <w:lsdException w:name="List Table 6 Colorful Accent 1" w:uiPriority="51"/>
+    <w:lsdException w:name="List Table 7 Colorful Accent 1" w:uiPriority="52"/>
+    <w:lsdException w:name="List Table 1 Light Accent 2" w:uiPriority="46"/>
+    <w:lsdException w:name="List Table 2 Accent 2" w:uiPriority="47"/>
+    <w:lsdException w:name="List Table 3 Accent 2" w:uiPriority="48"/>
+    <w:lsdException w:name="List Table 4 Accent 2" w:uiPriority="49"/>
+    <w:lsdException w:name="List Table 5 Dark Accent 2" w:uiPriority="50"/>
+    <w:lsdException w:name="List Table 6 Colorful Accent 2" w:uiPriority="51"/>
+    <w:lsdException w:name="List Table 7 Colorful Accent 2" w:uiPriority="52"/>
+    <w:lsdException w:name="List Table 1 Light Accent 3" w:uiPriority="46"/>
+    <w:lsdException w:name="List Table 2 Accent 3" w:uiPriority="47"/>
+    <w:lsdException w:name="List Table 3 Accent 3" w:uiPriority="48"/>
+    <w:lsdException w:name="List Table 4 Accent 3" w:uiPriority="49"/>
+    <w:lsdException w:name="List Table 5 Dark Accent 3" w:uiPriority="50"/>
+    <w:lsdException w:name="List Table 6 Colorful Accent 3" w:uiPriority="51"/>
+    <w:lsdException w:name="List Table 7 Colorful Accent 3" w:uiPriority="52"/>
+    <w:lsdException w:name="List Table 1 Light Accent 4" w:uiPriority="46"/>
+    <w:lsdException w:name="List Table 2 Accent 4" w:uiPriority="47"/>
+    <w:lsdException w:name="List Table 3 Accent 4" w:uiPriority="48"/>
+    <w:lsdException w:name="List Table 4 Accent 4" w:uiPriority="49"/>
+    <w:lsdException w:name="List Table 5 Dark Accent 4" w:uiPriority="50"/>
+    <w:lsdException w:name="List Table 6 Colorful Accent 4" w:uiPriority="51"/>
+    <w:lsdException w:name="List Table 7 Colorful Accent 4" w:uiPriority="52"/>
+    <w:lsdException w:name="List Table 1 Light Accent 5" w:uiPriority="46"/>
+    <w:lsdException w:name="List Table 2 Accent 5" w:uiPriority="47"/>
+    <w:lsdException w:name="List Table 3 Accent 5" w:uiPriority="48"/>
+    <w:lsdException w:name="List Table 4 Accent 5" w:uiPriority="49"/>
+    <w:lsdException w:name="List Table 5 Dark Accent 5" w:uiPriority="50"/>
+    <w:lsdException w:name="List Table 6 Colorful Accent 5" w:uiPriority="51"/>
+    <w:lsdException w:name="List Table 7 Colorful Accent 5" w:uiPriority="52"/>
+    <w:lsdException w:name="List Table 1 Light Accent 6" w:uiPriority="46"/>
+    <w:lsdException w:name="List Table 2 Accent 6" w:uiPriority="47"/>
+    <w:lsdException w:name="List Table 3 Accent 6" w:uiPriority="48"/>
+    <w:lsdException w:name="List Table 4 Accent 6" w:uiPriority="49"/>
+    <w:lsdException w:name="List Table 5 Dark Accent 6" w:uiPriority="50"/>
+    <w:lsdException w:name="List Table 6 Colorful Accent 6" w:uiPriority="51"/>
+    <w:lsdException w:name="List Table 7 Colorful Accent 6" w:uiPriority="52"/>
+    <w:lsdException w:name="Mention" w:semiHidden="1" w:uiPriority="99" w:unhideWhenUsed="1"/>
+    <w:lsdException w:name="Smart Hyperlink" w:semiHidden="1" w:uiPriority="99" w:unhideWhenUsed="1"/>
+    <w:lsdException w:name="Hashtag" w:semiHidden="1" w:uiPriority="99" w:unhideWhenUsed="1"/>
+    <w:lsdException w:name="Unresolved Mention" w:semiHidden="1" w:uiPriority="99" w:unhideWhenUsed="1"/>
+    <w:lsdException w:name="Smart Link" w:semiHidden="1" w:uiPriority="99" w:unhideWhenUsed="1"/>
+  </w:latentStyles>
+  <w:style w:type="paragraph" w:default="1" w:styleId="Normal">
     <w:name w:val="Normal"/>
     <w:qFormat/>
   </w:style>
-  <w:style w:styleId="BodyText" w:type="paragraph">
-    <w:name w:val="Body Text"/>
-    <w:basedOn w:val="Normal"/>
-    <w:link w:val="BodyTextChar"/>
-    <w:qFormat/>
-    <w:pPr>
-      <w:spacing w:after="180" w:before="180"/>
-    </w:pPr>
-  </w:style>
-  <w:style w:customStyle="1" w:styleId="FirstParagraph" w:type="paragraph">
-    <w:name w:val="First Paragraph"/>
-    <w:basedOn w:val="BodyText"/>
-    <w:next w:val="BodyText"/>
-    <w:qFormat/>
-  </w:style>
-  <w:style w:customStyle="1" w:styleId="Compact" w:type="paragraph">
-    <w:name w:val="Compact"/>
-    <w:basedOn w:val="BodyText"/>
-    <w:qFormat/>
-    <w:pPr>
-      <w:spacing w:after="36" w:before="36"/>
-    </w:pPr>
-  </w:style>
-  <w:style w:styleId="Title" w:type="paragraph">
-    <w:name w:val="Title"/>
-    <w:basedOn w:val="Normal"/>
-    <w:next w:val="BodyText"/>
-    <w:link w:val="TitleChar"/>
-    <w:uiPriority w:val="10"/>
-    <w:qFormat/>
-    <w:rsid w:val="00A10FD9"/>
-    <w:pPr>
-      <w:spacing w:after="80" w:line="240" w:lineRule="auto"/>
-      <w:contextualSpacing/>
-      <w:jc w:val="center"/>
-    </w:pPr>
-    <w:rPr>
-      <w:rFonts w:asciiTheme="majorHAnsi" w:cstheme="majorBidi" w:eastAsiaTheme="majorEastAsia" w:hAnsiTheme="majorHAnsi"/>
-      <w:sz w:val="56"/>
-      <w:szCs w:val="56"/>
-    </w:rPr>
-  </w:style>
-  <w:style w:customStyle="1" w:styleId="TitleChar" w:type="character">
-    <w:name w:val="Title Char"/>
-    <w:basedOn w:val="DefaultParagraphFont"/>
-    <w:link w:val="Title"/>
-    <w:uiPriority w:val="10"/>
-    <w:rsid w:val="00A10FD9"/>
-    <w:rPr>
-      <w:rFonts w:asciiTheme="majorHAnsi" w:cstheme="majorBidi" w:eastAsiaTheme="majorEastAsia" w:hAnsiTheme="majorHAnsi"/>
-      <w:sz w:val="56"/>
-      <w:szCs w:val="56"/>
-    </w:rPr>
-  </w:style>
-  <w:style w:styleId="Subtitle" w:type="paragraph">
-    <w:name w:val="Subtitle"/>
-    <w:basedOn w:val="Title"/>
-    <w:next w:val="BodyText"/>
-    <w:link w:val="SubtitleChar"/>
-    <w:uiPriority w:val="11"/>
-    <w:qFormat/>
-    <w:rsid w:val="00A10FD9"/>
-    <w:pPr>
-      <w:numPr>
-        <w:ilvl w:val="1"/>
-      </w:numPr>
-    </w:pPr>
-    <w:rPr>
-      <w:rFonts w:cstheme="majorBidi" w:eastAsiaTheme="majorEastAsia"/>
-      <w:spacing w:val="15"/>
-      <w:sz w:val="28"/>
-      <w:szCs w:val="28"/>
-    </w:rPr>
-  </w:style>
-  <w:style w:customStyle="1" w:styleId="SubtitleChar" w:type="character">
-    <w:name w:val="Subtitle Char"/>
-    <w:basedOn w:val="DefaultParagraphFont"/>
-    <w:link w:val="Subtitle"/>
-    <w:uiPriority w:val="11"/>
-    <w:rsid w:val="00A10FD9"/>
-    <w:rPr>
-      <w:rFonts w:cstheme="majorBidi" w:eastAsiaTheme="majorEastAsia"/>
-      <w:color w:themeColor="text1" w:themeTint="A6" w:val="595959"/>
-      <w:spacing w:val="15"/>
-      <w:sz w:val="28"/>
-      <w:szCs w:val="28"/>
-    </w:rPr>
-  </w:style>
-  <w:style w:customStyle="1" w:styleId="Author" w:type="paragraph">
-    <w:name w:val="Author"/>
-    <w:basedOn w:val="Title"/>
-    <w:next w:val="BodyText"/>
-    <w:qFormat/>
-    <w:pPr>
-      <w:keepNext/>
-      <w:keepLines/>
-    </w:pPr>
-    <w:rPr>
-      <w:sz w:val="24"/>
-      <w:szCs w:val="24"/>
-    </w:rPr>
-  </w:style>
-  <w:style w:styleId="Date" w:type="paragraph">
-    <w:name w:val="Date"/>
-    <w:basedOn w:val="Title"/>
-    <w:next w:val="BodyText"/>
-    <w:qFormat/>
-    <w:pPr>
-      <w:keepNext/>
-      <w:keepLines/>
-    </w:pPr>
-    <w:rPr>
-      <w:sz w:val="24"/>
-      <w:szCs w:val="24"/>
-    </w:rPr>
-  </w:style>
-  <w:style w:customStyle="1" w:styleId="AbstractTitle" w:type="paragraph">
-    <w:name w:val="Abstract Title"/>
-    <w:basedOn w:val="Normal"/>
-    <w:next w:val="Abstract"/>
-    <w:qFormat/>
-    <w:pPr>
-      <w:keepNext/>
-      <w:keepLines/>
-      <w:spacing w:after="0" w:before="300"/>
-      <w:jc w:val="center"/>
-    </w:pPr>
-    <w:rPr>
-      <w:b/>
-      <w:sz w:val="20"/>
-      <w:szCs w:val="20"/>
-    </w:rPr>
-  </w:style>
-  <w:style w:customStyle="1" w:styleId="Abstract" w:type="paragraph">
-    <w:name w:val="Abstract"/>
-    <w:basedOn w:val="Normal"/>
-    <w:next w:val="BodyText"/>
-    <w:qFormat/>
-    <w:pPr>
-      <w:keepNext/>
-      <w:keepLines/>
-      <w:spacing w:after="300" w:before="100"/>
-    </w:pPr>
-    <w:rPr>
-      <w:sz w:val="20"/>
-      <w:szCs w:val="20"/>
-    </w:rPr>
-  </w:style>
-  <w:style w:styleId="Bibliography" w:type="paragraph">
-    <w:name w:val="Bibliography"/>
-    <w:basedOn w:val="Normal"/>
-    <w:next w:val="Bibliography"/>
-    <w:qFormat/>
-    <w:pPr/>
-    <w:rPr/>
-  </w:style>
-  <w:style w:styleId="Heading1" w:type="paragraph">
+  <w:style w:type="paragraph" w:styleId="Titre1">
     <w:name w:val="heading 1"/>
     <w:basedOn w:val="Normal"/>
-    <w:next w:val="BodyText"/>
-    <w:link w:val="Heading1Char"/>
+    <w:next w:val="Corpsdetexte"/>
+    <w:link w:val="Titre1Car"/>
     <w:uiPriority w:val="9"/>
     <w:qFormat/>
     <w:rsid w:val="00A10FD9"/>
     <w:pPr>
       <w:keepNext/>
       <w:keepLines/>
-      <w:spacing w:after="80" w:before="360"/>
+      <w:spacing w:before="360" w:after="80"/>
       <w:outlineLvl w:val="0"/>
     </w:pPr>
     <w:rPr>
-      <w:rFonts w:asciiTheme="majorHAnsi" w:cstheme="majorBidi" w:eastAsiaTheme="majorEastAsia" w:hAnsiTheme="majorHAnsi"/>
-      <w:color w:themeColor="accent1" w:themeShade="BF" w:val="0F4761"/>
+      <w:rFonts w:asciiTheme="majorHAnsi" w:eastAsiaTheme="majorEastAsia" w:hAnsiTheme="majorHAnsi" w:cstheme="majorBidi"/>
+      <w:color w:val="0F4761" w:themeColor="accent1" w:themeShade="BF"/>
       <w:sz w:val="40"/>
       <w:szCs w:val="40"/>
     </w:rPr>
   </w:style>
-  <w:style w:styleId="Heading2" w:type="paragraph">
+  <w:style w:type="paragraph" w:styleId="Titre2">
     <w:name w:val="heading 2"/>
     <w:basedOn w:val="Normal"/>
-    <w:next w:val="BodyText"/>
-    <w:link w:val="Heading2Char"/>
+    <w:next w:val="Corpsdetexte"/>
+    <w:link w:val="Titre2Car"/>
     <w:uiPriority w:val="9"/>
     <w:semiHidden/>
     <w:unhideWhenUsed/>
@@ -4490,21 +4925,21 @@
     <w:pPr>
       <w:keepNext/>
       <w:keepLines/>
-      <w:spacing w:after="80" w:before="160"/>
+      <w:spacing w:before="160" w:after="80"/>
       <w:outlineLvl w:val="1"/>
     </w:pPr>
     <w:rPr>
-      <w:rFonts w:asciiTheme="majorHAnsi" w:cstheme="majorBidi" w:eastAsiaTheme="majorEastAsia" w:hAnsiTheme="majorHAnsi"/>
-      <w:color w:themeColor="accent1" w:themeShade="BF" w:val="0F4761"/>
+      <w:rFonts w:asciiTheme="majorHAnsi" w:eastAsiaTheme="majorEastAsia" w:hAnsiTheme="majorHAnsi" w:cstheme="majorBidi"/>
+      <w:color w:val="0F4761" w:themeColor="accent1" w:themeShade="BF"/>
       <w:sz w:val="32"/>
       <w:szCs w:val="32"/>
     </w:rPr>
   </w:style>
-  <w:style w:styleId="Heading3" w:type="paragraph">
+  <w:style w:type="paragraph" w:styleId="Titre3">
     <w:name w:val="heading 3"/>
     <w:basedOn w:val="Normal"/>
-    <w:next w:val="BodyText"/>
-    <w:link w:val="Heading3Char"/>
+    <w:next w:val="Corpsdetexte"/>
+    <w:link w:val="Titre3Car"/>
     <w:uiPriority w:val="9"/>
     <w:semiHidden/>
     <w:unhideWhenUsed/>
@@ -4513,21 +4948,21 @@
     <w:pPr>
       <w:keepNext/>
       <w:keepLines/>
-      <w:spacing w:after="80" w:before="160"/>
+      <w:spacing w:before="160" w:after="80"/>
       <w:outlineLvl w:val="2"/>
     </w:pPr>
     <w:rPr>
-      <w:rFonts w:cstheme="majorBidi" w:eastAsiaTheme="majorEastAsia"/>
-      <w:color w:themeColor="accent1" w:themeShade="BF" w:val="0F4761"/>
+      <w:rFonts w:eastAsiaTheme="majorEastAsia" w:cstheme="majorBidi"/>
+      <w:color w:val="0F4761" w:themeColor="accent1" w:themeShade="BF"/>
       <w:sz w:val="28"/>
       <w:szCs w:val="28"/>
     </w:rPr>
   </w:style>
-  <w:style w:styleId="Heading4" w:type="paragraph">
+  <w:style w:type="paragraph" w:styleId="Titre4">
     <w:name w:val="heading 4"/>
     <w:basedOn w:val="Normal"/>
-    <w:next w:val="BodyText"/>
-    <w:link w:val="Heading4Char"/>
+    <w:next w:val="Corpsdetexte"/>
+    <w:link w:val="Titre4Car"/>
     <w:uiPriority w:val="9"/>
     <w:semiHidden/>
     <w:unhideWhenUsed/>
@@ -4536,21 +4971,21 @@
     <w:pPr>
       <w:keepNext/>
       <w:keepLines/>
-      <w:spacing w:after="40" w:before="80"/>
+      <w:spacing w:before="80" w:after="40"/>
       <w:outlineLvl w:val="3"/>
     </w:pPr>
     <w:rPr>
-      <w:rFonts w:cstheme="majorBidi" w:eastAsiaTheme="majorEastAsia"/>
+      <w:rFonts w:eastAsiaTheme="majorEastAsia" w:cstheme="majorBidi"/>
       <w:i/>
       <w:iCs/>
-      <w:color w:themeColor="accent1" w:themeShade="BF" w:val="0F4761"/>
+      <w:color w:val="0F4761" w:themeColor="accent1" w:themeShade="BF"/>
     </w:rPr>
   </w:style>
-  <w:style w:styleId="Heading5" w:type="paragraph">
+  <w:style w:type="paragraph" w:styleId="Titre5">
     <w:name w:val="heading 5"/>
     <w:basedOn w:val="Normal"/>
-    <w:next w:val="BodyText"/>
-    <w:link w:val="Heading5Char"/>
+    <w:next w:val="Corpsdetexte"/>
+    <w:link w:val="Titre5Car"/>
     <w:uiPriority w:val="9"/>
     <w:semiHidden/>
     <w:unhideWhenUsed/>
@@ -4559,19 +4994,19 @@
     <w:pPr>
       <w:keepNext/>
       <w:keepLines/>
-      <w:spacing w:after="40" w:before="80"/>
+      <w:spacing w:before="80" w:after="40"/>
       <w:outlineLvl w:val="4"/>
     </w:pPr>
     <w:rPr>
-      <w:rFonts w:cstheme="majorBidi" w:eastAsiaTheme="majorEastAsia"/>
-      <w:color w:themeColor="accent1" w:themeShade="BF" w:val="0F4761"/>
+      <w:rFonts w:eastAsiaTheme="majorEastAsia" w:cstheme="majorBidi"/>
+      <w:color w:val="0F4761" w:themeColor="accent1" w:themeShade="BF"/>
     </w:rPr>
   </w:style>
-  <w:style w:styleId="Heading6" w:type="paragraph">
+  <w:style w:type="paragraph" w:styleId="Titre6">
     <w:name w:val="heading 6"/>
     <w:basedOn w:val="Normal"/>
-    <w:next w:val="BodyText"/>
-    <w:link w:val="Heading6Char"/>
+    <w:next w:val="Corpsdetexte"/>
+    <w:link w:val="Titre6Car"/>
     <w:uiPriority w:val="9"/>
     <w:semiHidden/>
     <w:unhideWhenUsed/>
@@ -4580,21 +5015,21 @@
     <w:pPr>
       <w:keepNext/>
       <w:keepLines/>
-      <w:spacing w:after="0" w:before="40"/>
+      <w:spacing w:before="40" w:after="0"/>
       <w:outlineLvl w:val="5"/>
     </w:pPr>
     <w:rPr>
-      <w:rFonts w:cstheme="majorBidi" w:eastAsiaTheme="majorEastAsia"/>
+      <w:rFonts w:eastAsiaTheme="majorEastAsia" w:cstheme="majorBidi"/>
       <w:i/>
       <w:iCs/>
-      <w:color w:themeColor="text1" w:themeTint="A6" w:val="595959"/>
+      <w:color w:val="595959" w:themeColor="text1" w:themeTint="A6"/>
     </w:rPr>
   </w:style>
-  <w:style w:styleId="Heading7" w:type="paragraph">
+  <w:style w:type="paragraph" w:styleId="Titre7">
     <w:name w:val="heading 7"/>
     <w:basedOn w:val="Normal"/>
-    <w:next w:val="BodyText"/>
-    <w:link w:val="Heading7Char"/>
+    <w:next w:val="Corpsdetexte"/>
+    <w:link w:val="Titre7Car"/>
     <w:uiPriority w:val="9"/>
     <w:semiHidden/>
     <w:unhideWhenUsed/>
@@ -4603,19 +5038,19 @@
     <w:pPr>
       <w:keepNext/>
       <w:keepLines/>
-      <w:spacing w:after="0" w:before="40"/>
+      <w:spacing w:before="40" w:after="0"/>
       <w:outlineLvl w:val="6"/>
     </w:pPr>
     <w:rPr>
-      <w:rFonts w:cstheme="majorBidi" w:eastAsiaTheme="majorEastAsia"/>
-      <w:color w:themeColor="text1" w:themeTint="A6" w:val="595959"/>
+      <w:rFonts w:eastAsiaTheme="majorEastAsia" w:cstheme="majorBidi"/>
+      <w:color w:val="595959" w:themeColor="text1" w:themeTint="A6"/>
     </w:rPr>
   </w:style>
-  <w:style w:styleId="Heading8" w:type="paragraph">
+  <w:style w:type="paragraph" w:styleId="Titre8">
     <w:name w:val="heading 8"/>
     <w:basedOn w:val="Normal"/>
-    <w:next w:val="BodyText"/>
-    <w:link w:val="Heading8Char"/>
+    <w:next w:val="Corpsdetexte"/>
+    <w:link w:val="Titre8Car"/>
     <w:uiPriority w:val="9"/>
     <w:semiHidden/>
     <w:unhideWhenUsed/>
@@ -4628,17 +5063,17 @@
       <w:outlineLvl w:val="7"/>
     </w:pPr>
     <w:rPr>
-      <w:rFonts w:cstheme="majorBidi" w:eastAsiaTheme="majorEastAsia"/>
+      <w:rFonts w:eastAsiaTheme="majorEastAsia" w:cstheme="majorBidi"/>
       <w:i/>
       <w:iCs/>
-      <w:color w:themeColor="text1" w:themeTint="D8" w:val="272727"/>
+      <w:color w:val="272727" w:themeColor="text1" w:themeTint="D8"/>
     </w:rPr>
   </w:style>
-  <w:style w:styleId="Heading9" w:type="paragraph">
+  <w:style w:type="paragraph" w:styleId="Titre9">
     <w:name w:val="heading 9"/>
     <w:basedOn w:val="Normal"/>
-    <w:next w:val="BodyText"/>
-    <w:link w:val="Heading9Char"/>
+    <w:next w:val="Corpsdetexte"/>
+    <w:link w:val="Titre9Car"/>
     <w:uiPriority w:val="9"/>
     <w:semiHidden/>
     <w:unhideWhenUsed/>
@@ -4651,191 +5086,363 @@
       <w:outlineLvl w:val="8"/>
     </w:pPr>
     <w:rPr>
-      <w:rFonts w:cstheme="majorBidi" w:eastAsiaTheme="majorEastAsia"/>
-      <w:color w:themeColor="text1" w:themeTint="D8" w:val="272727"/>
+      <w:rFonts w:eastAsiaTheme="majorEastAsia" w:cstheme="majorBidi"/>
+      <w:color w:val="272727" w:themeColor="text1" w:themeTint="D8"/>
     </w:rPr>
   </w:style>
-  <w:style w:customStyle="1" w:styleId="Heading1Char" w:type="character">
-    <w:name w:val="Heading 1 Char"/>
-    <w:basedOn w:val="DefaultParagraphFont"/>
-    <w:link w:val="Heading1"/>
+  <w:style w:type="character" w:default="1" w:styleId="Policepardfaut">
+    <w:name w:val="Default Paragraph Font"/>
+    <w:uiPriority w:val="1"/>
+    <w:semiHidden/>
+    <w:unhideWhenUsed/>
+  </w:style>
+  <w:style w:type="table" w:default="1" w:styleId="TableauNormal">
+    <w:name w:val="Normal Table"/>
+    <w:uiPriority w:val="99"/>
+    <w:semiHidden/>
+    <w:unhideWhenUsed/>
+    <w:tblPr>
+      <w:tblInd w:w="0" w:type="dxa"/>
+      <w:tblCellMar>
+        <w:top w:w="0" w:type="dxa"/>
+        <w:left w:w="108" w:type="dxa"/>
+        <w:bottom w:w="0" w:type="dxa"/>
+        <w:right w:w="108" w:type="dxa"/>
+      </w:tblCellMar>
+    </w:tblPr>
+  </w:style>
+  <w:style w:type="numbering" w:default="1" w:styleId="Aucuneliste">
+    <w:name w:val="No List"/>
+    <w:uiPriority w:val="99"/>
+    <w:semiHidden/>
+    <w:unhideWhenUsed/>
+  </w:style>
+  <w:style w:type="paragraph" w:styleId="Corpsdetexte">
+    <w:name w:val="Body Text"/>
+    <w:basedOn w:val="Normal"/>
+    <w:qFormat/>
+    <w:pPr>
+      <w:spacing w:before="180" w:after="180"/>
+    </w:pPr>
+  </w:style>
+  <w:style w:type="paragraph" w:customStyle="1" w:styleId="FirstParagraph">
+    <w:name w:val="First Paragraph"/>
+    <w:basedOn w:val="Corpsdetexte"/>
+    <w:next w:val="Corpsdetexte"/>
+    <w:qFormat/>
+  </w:style>
+  <w:style w:type="paragraph" w:customStyle="1" w:styleId="Compact">
+    <w:name w:val="Compact"/>
+    <w:basedOn w:val="Corpsdetexte"/>
+    <w:qFormat/>
+    <w:pPr>
+      <w:spacing w:before="36" w:after="36"/>
+    </w:pPr>
+  </w:style>
+  <w:style w:type="paragraph" w:styleId="Titre">
+    <w:name w:val="Title"/>
+    <w:basedOn w:val="Normal"/>
+    <w:next w:val="Corpsdetexte"/>
+    <w:link w:val="TitreCar"/>
+    <w:uiPriority w:val="10"/>
+    <w:qFormat/>
+    <w:rsid w:val="00A10FD9"/>
+    <w:pPr>
+      <w:spacing w:after="80"/>
+      <w:contextualSpacing/>
+      <w:jc w:val="center"/>
+    </w:pPr>
+    <w:rPr>
+      <w:rFonts w:asciiTheme="majorHAnsi" w:eastAsiaTheme="majorEastAsia" w:hAnsiTheme="majorHAnsi" w:cstheme="majorBidi"/>
+      <w:sz w:val="56"/>
+      <w:szCs w:val="56"/>
+    </w:rPr>
+  </w:style>
+  <w:style w:type="character" w:customStyle="1" w:styleId="TitreCar">
+    <w:name w:val="Titre Car"/>
+    <w:basedOn w:val="Policepardfaut"/>
+    <w:link w:val="Titre"/>
+    <w:uiPriority w:val="10"/>
+    <w:rsid w:val="00A10FD9"/>
+    <w:rPr>
+      <w:rFonts w:asciiTheme="majorHAnsi" w:eastAsiaTheme="majorEastAsia" w:hAnsiTheme="majorHAnsi" w:cstheme="majorBidi"/>
+      <w:sz w:val="56"/>
+      <w:szCs w:val="56"/>
+    </w:rPr>
+  </w:style>
+  <w:style w:type="paragraph" w:styleId="Sous-titre">
+    <w:name w:val="Subtitle"/>
+    <w:basedOn w:val="Titre"/>
+    <w:next w:val="Corpsdetexte"/>
+    <w:link w:val="Sous-titreCar"/>
+    <w:uiPriority w:val="11"/>
+    <w:qFormat/>
+    <w:rsid w:val="00A10FD9"/>
+    <w:pPr>
+      <w:numPr>
+        <w:ilvl w:val="1"/>
+      </w:numPr>
+    </w:pPr>
+    <w:rPr>
+      <w:spacing w:val="15"/>
+      <w:sz w:val="28"/>
+      <w:szCs w:val="28"/>
+    </w:rPr>
+  </w:style>
+  <w:style w:type="character" w:customStyle="1" w:styleId="Sous-titreCar">
+    <w:name w:val="Sous-titre Car"/>
+    <w:basedOn w:val="Policepardfaut"/>
+    <w:link w:val="Sous-titre"/>
+    <w:uiPriority w:val="11"/>
+    <w:rsid w:val="00A10FD9"/>
+    <w:rPr>
+      <w:rFonts w:eastAsiaTheme="majorEastAsia" w:cstheme="majorBidi"/>
+      <w:color w:val="595959" w:themeColor="text1" w:themeTint="A6"/>
+      <w:spacing w:val="15"/>
+      <w:sz w:val="28"/>
+      <w:szCs w:val="28"/>
+    </w:rPr>
+  </w:style>
+  <w:style w:type="paragraph" w:customStyle="1" w:styleId="Author">
+    <w:name w:val="Author"/>
+    <w:basedOn w:val="Titre"/>
+    <w:next w:val="Corpsdetexte"/>
+    <w:qFormat/>
+    <w:pPr>
+      <w:keepNext/>
+      <w:keepLines/>
+    </w:pPr>
+    <w:rPr>
+      <w:sz w:val="24"/>
+      <w:szCs w:val="24"/>
+    </w:rPr>
+  </w:style>
+  <w:style w:type="paragraph" w:styleId="Date">
+    <w:name w:val="Date"/>
+    <w:basedOn w:val="Titre"/>
+    <w:next w:val="Corpsdetexte"/>
+    <w:qFormat/>
+    <w:pPr>
+      <w:keepNext/>
+      <w:keepLines/>
+    </w:pPr>
+    <w:rPr>
+      <w:sz w:val="24"/>
+      <w:szCs w:val="24"/>
+    </w:rPr>
+  </w:style>
+  <w:style w:type="paragraph" w:customStyle="1" w:styleId="AbstractTitle">
+    <w:name w:val="Abstract Title"/>
+    <w:basedOn w:val="Normal"/>
+    <w:next w:val="Abstract"/>
+    <w:qFormat/>
+    <w:pPr>
+      <w:keepNext/>
+      <w:keepLines/>
+      <w:spacing w:before="300" w:after="0"/>
+      <w:jc w:val="center"/>
+    </w:pPr>
+    <w:rPr>
+      <w:b/>
+      <w:sz w:val="20"/>
+      <w:szCs w:val="20"/>
+    </w:rPr>
+  </w:style>
+  <w:style w:type="paragraph" w:customStyle="1" w:styleId="Abstract">
+    <w:name w:val="Abstract"/>
+    <w:basedOn w:val="Normal"/>
+    <w:next w:val="Corpsdetexte"/>
+    <w:qFormat/>
+    <w:pPr>
+      <w:keepNext/>
+      <w:keepLines/>
+      <w:spacing w:before="100" w:after="300"/>
+    </w:pPr>
+    <w:rPr>
+      <w:sz w:val="20"/>
+      <w:szCs w:val="20"/>
+    </w:rPr>
+  </w:style>
+  <w:style w:type="paragraph" w:styleId="Bibliographie">
+    <w:name w:val="Bibliography"/>
+    <w:basedOn w:val="Normal"/>
+    <w:qFormat/>
+  </w:style>
+  <w:style w:type="character" w:customStyle="1" w:styleId="Titre1Car">
+    <w:name w:val="Titre 1 Car"/>
+    <w:basedOn w:val="Policepardfaut"/>
+    <w:link w:val="Titre1"/>
     <w:uiPriority w:val="9"/>
     <w:rsid w:val="00A10FD9"/>
     <w:rPr>
-      <w:rFonts w:asciiTheme="majorHAnsi" w:cstheme="majorBidi" w:eastAsiaTheme="majorEastAsia" w:hAnsiTheme="majorHAnsi"/>
-      <w:color w:themeColor="accent1" w:themeShade="BF" w:val="0F4761"/>
+      <w:rFonts w:asciiTheme="majorHAnsi" w:eastAsiaTheme="majorEastAsia" w:hAnsiTheme="majorHAnsi" w:cstheme="majorBidi"/>
+      <w:color w:val="0F4761" w:themeColor="accent1" w:themeShade="BF"/>
       <w:sz w:val="40"/>
       <w:szCs w:val="40"/>
     </w:rPr>
   </w:style>
-  <w:style w:customStyle="1" w:styleId="Heading2Char" w:type="character">
-    <w:name w:val="Heading 2 Char"/>
-    <w:basedOn w:val="DefaultParagraphFont"/>
-    <w:link w:val="Heading2"/>
+  <w:style w:type="character" w:customStyle="1" w:styleId="Titre2Car">
+    <w:name w:val="Titre 2 Car"/>
+    <w:basedOn w:val="Policepardfaut"/>
+    <w:link w:val="Titre2"/>
     <w:uiPriority w:val="9"/>
     <w:semiHidden/>
     <w:rsid w:val="00A10FD9"/>
     <w:rPr>
-      <w:rFonts w:asciiTheme="majorHAnsi" w:cstheme="majorBidi" w:eastAsiaTheme="majorEastAsia" w:hAnsiTheme="majorHAnsi"/>
-      <w:color w:themeColor="accent1" w:themeShade="BF" w:val="0F4761"/>
+      <w:rFonts w:asciiTheme="majorHAnsi" w:eastAsiaTheme="majorEastAsia" w:hAnsiTheme="majorHAnsi" w:cstheme="majorBidi"/>
+      <w:color w:val="0F4761" w:themeColor="accent1" w:themeShade="BF"/>
       <w:sz w:val="32"/>
       <w:szCs w:val="32"/>
     </w:rPr>
   </w:style>
-  <w:style w:customStyle="1" w:styleId="Heading3Char" w:type="character">
-    <w:name w:val="Heading 3 Char"/>
-    <w:basedOn w:val="DefaultParagraphFont"/>
-    <w:link w:val="Heading3"/>
+  <w:style w:type="character" w:customStyle="1" w:styleId="Titre3Car">
+    <w:name w:val="Titre 3 Car"/>
+    <w:basedOn w:val="Policepardfaut"/>
+    <w:link w:val="Titre3"/>
     <w:uiPriority w:val="9"/>
     <w:semiHidden/>
     <w:rsid w:val="00A10FD9"/>
     <w:rPr>
-      <w:rFonts w:cstheme="majorBidi" w:eastAsiaTheme="majorEastAsia"/>
-      <w:color w:themeColor="accent1" w:themeShade="BF" w:val="0F4761"/>
+      <w:rFonts w:eastAsiaTheme="majorEastAsia" w:cstheme="majorBidi"/>
+      <w:color w:val="0F4761" w:themeColor="accent1" w:themeShade="BF"/>
       <w:sz w:val="28"/>
       <w:szCs w:val="28"/>
     </w:rPr>
   </w:style>
-  <w:style w:customStyle="1" w:styleId="Heading4Char" w:type="character">
-    <w:name w:val="Heading 4 Char"/>
-    <w:basedOn w:val="DefaultParagraphFont"/>
-    <w:link w:val="Heading4"/>
+  <w:style w:type="character" w:customStyle="1" w:styleId="Titre4Car">
+    <w:name w:val="Titre 4 Car"/>
+    <w:basedOn w:val="Policepardfaut"/>
+    <w:link w:val="Titre4"/>
     <w:uiPriority w:val="9"/>
     <w:semiHidden/>
     <w:rsid w:val="00A10FD9"/>
     <w:rPr>
-      <w:rFonts w:cstheme="majorBidi" w:eastAsiaTheme="majorEastAsia"/>
+      <w:rFonts w:eastAsiaTheme="majorEastAsia" w:cstheme="majorBidi"/>
       <w:i/>
       <w:iCs/>
-      <w:color w:themeColor="accent1" w:themeShade="BF" w:val="0F4761"/>
+      <w:color w:val="0F4761" w:themeColor="accent1" w:themeShade="BF"/>
     </w:rPr>
   </w:style>
-  <w:style w:customStyle="1" w:styleId="Heading5Char" w:type="character">
-    <w:name w:val="Heading 5 Char"/>
-    <w:basedOn w:val="DefaultParagraphFont"/>
-    <w:link w:val="Heading5"/>
+  <w:style w:type="character" w:customStyle="1" w:styleId="Titre5Car">
+    <w:name w:val="Titre 5 Car"/>
+    <w:basedOn w:val="Policepardfaut"/>
+    <w:link w:val="Titre5"/>
     <w:uiPriority w:val="9"/>
     <w:semiHidden/>
     <w:rsid w:val="00A10FD9"/>
     <w:rPr>
-      <w:rFonts w:cstheme="majorBidi" w:eastAsiaTheme="majorEastAsia"/>
-      <w:color w:themeColor="accent1" w:themeShade="BF" w:val="0F4761"/>
+      <w:rFonts w:eastAsiaTheme="majorEastAsia" w:cstheme="majorBidi"/>
+      <w:color w:val="0F4761" w:themeColor="accent1" w:themeShade="BF"/>
     </w:rPr>
   </w:style>
-  <w:style w:customStyle="1" w:styleId="Heading6Char" w:type="character">
-    <w:name w:val="Heading 6 Char"/>
-    <w:basedOn w:val="DefaultParagraphFont"/>
-    <w:link w:val="Heading6"/>
+  <w:style w:type="character" w:customStyle="1" w:styleId="Titre6Car">
+    <w:name w:val="Titre 6 Car"/>
+    <w:basedOn w:val="Policepardfaut"/>
+    <w:link w:val="Titre6"/>
     <w:uiPriority w:val="9"/>
     <w:semiHidden/>
     <w:rsid w:val="00A10FD9"/>
     <w:rPr>
-      <w:rFonts w:cstheme="majorBidi" w:eastAsiaTheme="majorEastAsia"/>
+      <w:rFonts w:eastAsiaTheme="majorEastAsia" w:cstheme="majorBidi"/>
       <w:i/>
       <w:iCs/>
-      <w:color w:themeColor="text1" w:themeTint="A6" w:val="595959"/>
+      <w:color w:val="595959" w:themeColor="text1" w:themeTint="A6"/>
     </w:rPr>
   </w:style>
-  <w:style w:customStyle="1" w:styleId="Heading7Char" w:type="character">
-    <w:name w:val="Heading 7 Char"/>
-    <w:basedOn w:val="DefaultParagraphFont"/>
-    <w:link w:val="Heading7"/>
+  <w:style w:type="character" w:customStyle="1" w:styleId="Titre7Car">
+    <w:name w:val="Titre 7 Car"/>
+    <w:basedOn w:val="Policepardfaut"/>
+    <w:link w:val="Titre7"/>
     <w:uiPriority w:val="9"/>
     <w:semiHidden/>
     <w:rsid w:val="00A10FD9"/>
     <w:rPr>
-      <w:rFonts w:cstheme="majorBidi" w:eastAsiaTheme="majorEastAsia"/>
-      <w:color w:themeColor="text1" w:themeTint="A6" w:val="595959"/>
+      <w:rFonts w:eastAsiaTheme="majorEastAsia" w:cstheme="majorBidi"/>
+      <w:color w:val="595959" w:themeColor="text1" w:themeTint="A6"/>
     </w:rPr>
   </w:style>
-  <w:style w:customStyle="1" w:styleId="Heading8Char" w:type="character">
-    <w:name w:val="Heading 8 Char"/>
-    <w:basedOn w:val="DefaultParagraphFont"/>
-    <w:link w:val="Heading8"/>
+  <w:style w:type="character" w:customStyle="1" w:styleId="Titre8Car">
+    <w:name w:val="Titre 8 Car"/>
+    <w:basedOn w:val="Policepardfaut"/>
+    <w:link w:val="Titre8"/>
     <w:uiPriority w:val="9"/>
     <w:semiHidden/>
     <w:rsid w:val="00A10FD9"/>
     <w:rPr>
-      <w:rFonts w:cstheme="majorBidi" w:eastAsiaTheme="majorEastAsia"/>
+      <w:rFonts w:eastAsiaTheme="majorEastAsia" w:cstheme="majorBidi"/>
       <w:i/>
       <w:iCs/>
-      <w:color w:themeColor="text1" w:themeTint="D8" w:val="272727"/>
+      <w:color w:val="272727" w:themeColor="text1" w:themeTint="D8"/>
     </w:rPr>
   </w:style>
-  <w:style w:customStyle="1" w:styleId="Heading9Char" w:type="character">
-    <w:name w:val="Heading 9 Char"/>
-    <w:basedOn w:val="DefaultParagraphFont"/>
-    <w:link w:val="Heading9"/>
+  <w:style w:type="character" w:customStyle="1" w:styleId="Titre9Car">
+    <w:name w:val="Titre 9 Car"/>
+    <w:basedOn w:val="Policepardfaut"/>
+    <w:link w:val="Titre9"/>
     <w:uiPriority w:val="9"/>
     <w:semiHidden/>
     <w:rsid w:val="00A10FD9"/>
     <w:rPr>
-      <w:rFonts w:cstheme="majorBidi" w:eastAsiaTheme="majorEastAsia"/>
-      <w:color w:themeColor="text1" w:themeTint="D8" w:val="272727"/>
+      <w:rFonts w:eastAsiaTheme="majorEastAsia" w:cstheme="majorBidi"/>
+      <w:color w:val="272727" w:themeColor="text1" w:themeTint="D8"/>
     </w:rPr>
   </w:style>
-  <w:style w:styleId="BlockText" w:type="paragraph">
+  <w:style w:type="paragraph" w:styleId="Normalcentr">
     <w:name w:val="Block Text"/>
-    <w:basedOn w:val="BodyText"/>
-    <w:next w:val="BodyText"/>
+    <w:basedOn w:val="Corpsdetexte"/>
+    <w:next w:val="Corpsdetexte"/>
     <w:uiPriority w:val="9"/>
     <w:unhideWhenUsed/>
     <w:qFormat/>
     <w:pPr>
-      <w:spacing w:after="100" w:before="100"/>
-      <w:ind w:firstLine="0" w:left="480" w:right="480"/>
+      <w:spacing w:before="100" w:after="100"/>
+      <w:ind w:left="480" w:right="480"/>
     </w:pPr>
   </w:style>
-  <w:style w:styleId="FootnoteText" w:type="paragraph">
-    <w:name w:val="Footnote Text"/>
+  <w:style w:type="paragraph" w:styleId="Notedebasdepage">
+    <w:name w:val="footnote text"/>
     <w:basedOn w:val="Normal"/>
-    <w:next w:val="FootnoteText"/>
     <w:uiPriority w:val="9"/>
     <w:unhideWhenUsed/>
     <w:qFormat/>
   </w:style>
-  <w:style w:styleId="FootnoteBlockText" w:type="paragraph">
+  <w:style w:type="paragraph" w:customStyle="1" w:styleId="FootnoteBlockText">
     <w:name w:val="Footnote Block Text"/>
-    <w:basedOn w:val="FootnoteText"/>
-    <w:next w:val="FootnoteText"/>
+    <w:basedOn w:val="Notedebasdepage"/>
+    <w:next w:val="Notedebasdepage"/>
     <w:uiPriority w:val="9"/>
     <w:unhideWhenUsed/>
     <w:qFormat/>
     <w:pPr>
-      <w:spacing w:after="100" w:before="100"/>
-      <w:ind w:firstLine="0" w:left="480" w:right="480"/>
+      <w:spacing w:before="100" w:after="100"/>
+      <w:ind w:left="480" w:right="480"/>
     </w:pPr>
   </w:style>
-  <w:style w:default="1" w:styleId="DefaultParagraphFont" w:type="character">
-    <w:name w:val="Default Paragraph Font"/>
-    <w:semiHidden/>
-    <w:unhideWhenUsed/>
-  </w:style>
-  <w:style w:default="1" w:styleId="Table" w:type="table">
+  <w:style w:type="table" w:customStyle="1" w:styleId="Table">
     <w:name w:val="Table"/>
-    <w:basedOn w:val="TableNormal"/>
     <w:semiHidden/>
     <w:unhideWhenUsed/>
     <w:qFormat/>
     <w:tblPr>
-      <w:tblInd w:type="dxa" w:w="0"/>
+      <w:tblInd w:w="0" w:type="dxa"/>
       <w:tblCellMar>
-        <w:top w:type="dxa" w:w="0"/>
-        <w:left w:type="dxa" w:w="108"/>
-        <w:bottom w:type="dxa" w:w="0"/>
-        <w:right w:type="dxa" w:w="108"/>
+        <w:top w:w="0" w:type="dxa"/>
+        <w:left w:w="108" w:type="dxa"/>
+        <w:bottom w:w="0" w:type="dxa"/>
+        <w:right w:w="108" w:type="dxa"/>
       </w:tblCellMar>
     </w:tblPr>
     <w:tblStylePr w:type="firstRow">
+      <w:tblPr/>
       <w:tcPr>
         <w:tcBorders>
-          <w:bottom w:val="single"/>
+          <w:bottom w:val="single" w:sz="0" w:space="0" w:color="auto"/>
         </w:tcBorders>
         <w:vAlign w:val="bottom"/>
       </w:tcPr>
     </w:tblStylePr>
   </w:style>
-  <w:style w:customStyle="1" w:styleId="DefinitionTerm" w:type="paragraph">
+  <w:style w:type="paragraph" w:customStyle="1" w:styleId="DefinitionTerm">
     <w:name w:val="Definition Term"/>
     <w:basedOn w:val="Normal"/>
     <w:next w:val="Definition"/>
@@ -4848,78 +5455,80 @@
       <w:b/>
     </w:rPr>
   </w:style>
-  <w:style w:customStyle="1" w:styleId="Definition" w:type="paragraph">
+  <w:style w:type="paragraph" w:customStyle="1" w:styleId="Definition">
     <w:name w:val="Definition"/>
     <w:basedOn w:val="Normal"/>
   </w:style>
-  <w:style w:styleId="Caption" w:type="paragraph">
-    <w:name w:val="Caption"/>
+  <w:style w:type="paragraph" w:styleId="Lgende">
+    <w:name w:val="caption"/>
     <w:basedOn w:val="Normal"/>
-    <w:link w:val="BodyTextChar"/>
+    <w:link w:val="LgendeCar"/>
     <w:pPr>
-      <w:spacing w:after="120" w:before="0"/>
+      <w:spacing w:after="120"/>
     </w:pPr>
     <w:rPr>
       <w:i/>
     </w:rPr>
   </w:style>
-  <w:style w:customStyle="1" w:styleId="TableCaption" w:type="paragraph">
+  <w:style w:type="paragraph" w:customStyle="1" w:styleId="TableCaption">
     <w:name w:val="Table Caption"/>
-    <w:basedOn w:val="Caption"/>
+    <w:basedOn w:val="Lgende"/>
     <w:pPr>
       <w:keepNext/>
     </w:pPr>
   </w:style>
-  <w:style w:customStyle="1" w:styleId="ImageCaption" w:type="paragraph">
+  <w:style w:type="paragraph" w:customStyle="1" w:styleId="ImageCaption">
     <w:name w:val="Image Caption"/>
-    <w:basedOn w:val="Caption"/>
-  </w:style>
-  <w:style w:customStyle="1" w:styleId="Figure" w:type="paragraph">
+    <w:basedOn w:val="Lgende"/>
+  </w:style>
+  <w:style w:type="paragraph" w:customStyle="1" w:styleId="Figure">
     <w:name w:val="Figure"/>
     <w:basedOn w:val="Normal"/>
   </w:style>
-  <w:style w:customStyle="1" w:styleId="CaptionedFigure" w:type="paragraph">
+  <w:style w:type="paragraph" w:customStyle="1" w:styleId="CaptionedFigure">
     <w:name w:val="Captioned Figure"/>
     <w:basedOn w:val="Figure"/>
     <w:pPr>
       <w:keepNext/>
     </w:pPr>
   </w:style>
-  <w:style w:customStyle="1" w:styleId="BodyTextChar" w:type="character">
-    <w:name w:val="Body Text Char"/>
-    <w:basedOn w:val="DefaultParagraphFont"/>
-    <w:link w:val="BodyText"/>
-  </w:style>
-  <w:style w:customStyle="1" w:styleId="VerbatimChar" w:type="character">
+  <w:style w:type="character" w:customStyle="1" w:styleId="LgendeCar">
+    <w:name w:val="Légende Car"/>
+    <w:basedOn w:val="Policepardfaut"/>
+    <w:link w:val="Lgende"/>
+  </w:style>
+  <w:style w:type="character" w:customStyle="1" w:styleId="VerbatimChar">
     <w:name w:val="Verbatim Char"/>
-    <w:basedOn w:val="BodyTextChar"/>
+    <w:basedOn w:val="LgendeCar"/>
+    <w:link w:val="SourceCode"/>
     <w:rPr>
       <w:rFonts w:ascii="Consolas" w:hAnsi="Consolas"/>
       <w:sz w:val="22"/>
     </w:rPr>
   </w:style>
-  <w:style w:customStyle="1" w:styleId="SectionNumber" w:type="character">
+  <w:style w:type="character" w:customStyle="1" w:styleId="SectionNumber">
     <w:name w:val="Section Number"/>
-    <w:basedOn w:val="BodyTextChar"/>
-  </w:style>
-  <w:style w:styleId="FootnoteReference" w:type="character">
-    <w:name w:val="Footnote Reference"/>
-    <w:basedOn w:val="BodyTextChar"/>
+    <w:basedOn w:val="LgendeCar"/>
+  </w:style>
+  <w:style w:type="character" w:styleId="Appelnotedebasdep">
+    <w:name w:val="footnote reference"/>
+    <w:basedOn w:val="LgendeCar"/>
     <w:rPr>
       <w:vertAlign w:val="superscript"/>
     </w:rPr>
   </w:style>
-  <w:style w:styleId="Hyperlink" w:type="character">
+  <w:style w:type="character" w:styleId="Hyperlien">
     <w:name w:val="Hyperlink"/>
-    <w:basedOn w:val="BodyTextChar"/>
+    <w:basedOn w:val="LgendeCar"/>
+    <w:uiPriority w:val="99"/>
     <w:rPr>
-      <w:color w:themeColor="accent1" w:val="4F81BD"/>
+      <w:color w:val="156082" w:themeColor="accent1"/>
     </w:rPr>
   </w:style>
-  <w:style w:styleId="TOCHeading" w:type="paragraph">
+  <w:style w:type="paragraph" w:styleId="En-ttedetabledesmatires">
     <w:name w:val="TOC Heading"/>
-    <w:basedOn w:val="Heading1"/>
-    <w:next w:val="BodyText"/>
+    <w:basedOn w:val="Titre1"/>
+    <w:next w:val="Corpsdetexte"/>
     <w:uiPriority w:val="39"/>
     <w:unhideWhenUsed/>
     <w:qFormat/>
@@ -4927,246 +5536,328 @@
       <w:spacing w:before="240" w:line="259" w:lineRule="auto"/>
       <w:outlineLvl w:val="9"/>
     </w:pPr>
-    <w:rPr>
-      <w:rFonts w:asciiTheme="majorHAnsi" w:cstheme="majorBidi" w:eastAsiaTheme="majorEastAsia" w:hAnsiTheme="majorHAnsi"/>
-      <w:b w:val="0"/>
-      <w:bCs w:val="0"/>
-      <w:color w:themeColor="accent1" w:themeShade="BF" w:val="365F91"/>
-    </w:rPr>
   </w:style>
   <w:style w:type="paragraph" w:customStyle="1" w:styleId="SourceCode">
     <w:name w:val="Source Code"/>
     <w:basedOn w:val="Normal"/>
     <w:link w:val="VerbatimChar"/>
     <w:pPr>
-      <w:wordWrap w:val="off"/>
+      <w:wordWrap w:val="0"/>
     </w:pPr>
   </w:style>
   <w:style w:type="character" w:customStyle="1" w:styleId="KeywordTok">
     <w:name w:val="KeywordTok"/>
     <w:basedOn w:val="VerbatimChar"/>
     <w:rPr>
+      <w:rFonts w:ascii="Consolas" w:hAnsi="Consolas"/>
       <w:b/>
       <w:color w:val="007020"/>
+      <w:sz w:val="22"/>
     </w:rPr>
   </w:style>
   <w:style w:type="character" w:customStyle="1" w:styleId="DataTypeTok">
     <w:name w:val="DataTypeTok"/>
     <w:basedOn w:val="VerbatimChar"/>
     <w:rPr>
+      <w:rFonts w:ascii="Consolas" w:hAnsi="Consolas"/>
       <w:color w:val="902000"/>
+      <w:sz w:val="22"/>
     </w:rPr>
   </w:style>
   <w:style w:type="character" w:customStyle="1" w:styleId="DecValTok">
     <w:name w:val="DecValTok"/>
     <w:basedOn w:val="VerbatimChar"/>
     <w:rPr>
-      <w:color w:val="40a070"/>
+      <w:rFonts w:ascii="Consolas" w:hAnsi="Consolas"/>
+      <w:color w:val="40A070"/>
+      <w:sz w:val="22"/>
     </w:rPr>
   </w:style>
   <w:style w:type="character" w:customStyle="1" w:styleId="BaseNTok">
     <w:name w:val="BaseNTok"/>
     <w:basedOn w:val="VerbatimChar"/>
     <w:rPr>
-      <w:color w:val="40a070"/>
+      <w:rFonts w:ascii="Consolas" w:hAnsi="Consolas"/>
+      <w:color w:val="40A070"/>
+      <w:sz w:val="22"/>
     </w:rPr>
   </w:style>
   <w:style w:type="character" w:customStyle="1" w:styleId="FloatTok">
     <w:name w:val="FloatTok"/>
     <w:basedOn w:val="VerbatimChar"/>
     <w:rPr>
-      <w:color w:val="40a070"/>
+      <w:rFonts w:ascii="Consolas" w:hAnsi="Consolas"/>
+      <w:color w:val="40A070"/>
+      <w:sz w:val="22"/>
     </w:rPr>
   </w:style>
   <w:style w:type="character" w:customStyle="1" w:styleId="ConstantTok">
     <w:name w:val="ConstantTok"/>
     <w:basedOn w:val="VerbatimChar"/>
     <w:rPr>
+      <w:rFonts w:ascii="Consolas" w:hAnsi="Consolas"/>
       <w:color w:val="880000"/>
+      <w:sz w:val="22"/>
     </w:rPr>
   </w:style>
   <w:style w:type="character" w:customStyle="1" w:styleId="CharTok">
     <w:name w:val="CharTok"/>
     <w:basedOn w:val="VerbatimChar"/>
     <w:rPr>
-      <w:color w:val="4070a0"/>
+      <w:rFonts w:ascii="Consolas" w:hAnsi="Consolas"/>
+      <w:color w:val="4070A0"/>
+      <w:sz w:val="22"/>
     </w:rPr>
   </w:style>
   <w:style w:type="character" w:customStyle="1" w:styleId="SpecialCharTok">
     <w:name w:val="SpecialCharTok"/>
     <w:basedOn w:val="VerbatimChar"/>
     <w:rPr>
-      <w:color w:val="4070a0"/>
+      <w:rFonts w:ascii="Consolas" w:hAnsi="Consolas"/>
+      <w:color w:val="4070A0"/>
+      <w:sz w:val="22"/>
     </w:rPr>
   </w:style>
   <w:style w:type="character" w:customStyle="1" w:styleId="StringTok">
     <w:name w:val="StringTok"/>
     <w:basedOn w:val="VerbatimChar"/>
     <w:rPr>
-      <w:color w:val="4070a0"/>
+      <w:rFonts w:ascii="Consolas" w:hAnsi="Consolas"/>
+      <w:color w:val="4070A0"/>
+      <w:sz w:val="22"/>
     </w:rPr>
   </w:style>
   <w:style w:type="character" w:customStyle="1" w:styleId="VerbatimStringTok">
     <w:name w:val="VerbatimStringTok"/>
     <w:basedOn w:val="VerbatimChar"/>
     <w:rPr>
-      <w:color w:val="4070a0"/>
+      <w:rFonts w:ascii="Consolas" w:hAnsi="Consolas"/>
+      <w:color w:val="4070A0"/>
+      <w:sz w:val="22"/>
     </w:rPr>
   </w:style>
   <w:style w:type="character" w:customStyle="1" w:styleId="SpecialStringTok">
     <w:name w:val="SpecialStringTok"/>
     <w:basedOn w:val="VerbatimChar"/>
     <w:rPr>
-      <w:color w:val="bb6688"/>
+      <w:rFonts w:ascii="Consolas" w:hAnsi="Consolas"/>
+      <w:color w:val="BB6688"/>
+      <w:sz w:val="22"/>
     </w:rPr>
   </w:style>
   <w:style w:type="character" w:customStyle="1" w:styleId="ImportTok">
     <w:name w:val="ImportTok"/>
     <w:basedOn w:val="VerbatimChar"/>
     <w:rPr>
+      <w:rFonts w:ascii="Consolas" w:hAnsi="Consolas"/>
       <w:b/>
       <w:color w:val="008000"/>
+      <w:sz w:val="22"/>
     </w:rPr>
   </w:style>
   <w:style w:type="character" w:customStyle="1" w:styleId="CommentTok">
     <w:name w:val="CommentTok"/>
     <w:basedOn w:val="VerbatimChar"/>
     <w:rPr>
+      <w:rFonts w:ascii="Consolas" w:hAnsi="Consolas"/>
       <w:i/>
-      <w:color w:val="60a0b0"/>
+      <w:color w:val="60A0B0"/>
+      <w:sz w:val="22"/>
     </w:rPr>
   </w:style>
   <w:style w:type="character" w:customStyle="1" w:styleId="DocumentationTok">
     <w:name w:val="DocumentationTok"/>
     <w:basedOn w:val="VerbatimChar"/>
     <w:rPr>
+      <w:rFonts w:ascii="Consolas" w:hAnsi="Consolas"/>
       <w:i/>
-      <w:color w:val="ba2121"/>
+      <w:color w:val="BA2121"/>
+      <w:sz w:val="22"/>
     </w:rPr>
   </w:style>
   <w:style w:type="character" w:customStyle="1" w:styleId="AnnotationTok">
     <w:name w:val="AnnotationTok"/>
     <w:basedOn w:val="VerbatimChar"/>
     <w:rPr>
+      <w:rFonts w:ascii="Consolas" w:hAnsi="Consolas"/>
       <w:b/>
       <w:i/>
-      <w:color w:val="60a0b0"/>
+      <w:color w:val="60A0B0"/>
+      <w:sz w:val="22"/>
     </w:rPr>
   </w:style>
   <w:style w:type="character" w:customStyle="1" w:styleId="CommentVarTok">
     <w:name w:val="CommentVarTok"/>
     <w:basedOn w:val="VerbatimChar"/>
     <w:rPr>
+      <w:rFonts w:ascii="Consolas" w:hAnsi="Consolas"/>
       <w:b/>
       <w:i/>
-      <w:color w:val="60a0b0"/>
+      <w:color w:val="60A0B0"/>
+      <w:sz w:val="22"/>
     </w:rPr>
   </w:style>
   <w:style w:type="character" w:customStyle="1" w:styleId="OtherTok">
     <w:name w:val="OtherTok"/>
     <w:basedOn w:val="VerbatimChar"/>
     <w:rPr>
+      <w:rFonts w:ascii="Consolas" w:hAnsi="Consolas"/>
       <w:color w:val="007020"/>
+      <w:sz w:val="22"/>
     </w:rPr>
   </w:style>
   <w:style w:type="character" w:customStyle="1" w:styleId="FunctionTok">
     <w:name w:val="FunctionTok"/>
     <w:basedOn w:val="VerbatimChar"/>
     <w:rPr>
-      <w:color w:val="06287e"/>
+      <w:rFonts w:ascii="Consolas" w:hAnsi="Consolas"/>
+      <w:color w:val="06287E"/>
+      <w:sz w:val="22"/>
     </w:rPr>
   </w:style>
   <w:style w:type="character" w:customStyle="1" w:styleId="VariableTok">
     <w:name w:val="VariableTok"/>
     <w:basedOn w:val="VerbatimChar"/>
     <w:rPr>
-      <w:color w:val="19177c"/>
+      <w:rFonts w:ascii="Consolas" w:hAnsi="Consolas"/>
+      <w:color w:val="19177C"/>
+      <w:sz w:val="22"/>
     </w:rPr>
   </w:style>
   <w:style w:type="character" w:customStyle="1" w:styleId="ControlFlowTok">
     <w:name w:val="ControlFlowTok"/>
     <w:basedOn w:val="VerbatimChar"/>
     <w:rPr>
+      <w:rFonts w:ascii="Consolas" w:hAnsi="Consolas"/>
       <w:b/>
       <w:color w:val="007020"/>
+      <w:sz w:val="22"/>
     </w:rPr>
   </w:style>
   <w:style w:type="character" w:customStyle="1" w:styleId="OperatorTok">
     <w:name w:val="OperatorTok"/>
     <w:basedOn w:val="VerbatimChar"/>
     <w:rPr>
+      <w:rFonts w:ascii="Consolas" w:hAnsi="Consolas"/>
       <w:color w:val="666666"/>
+      <w:sz w:val="22"/>
     </w:rPr>
   </w:style>
   <w:style w:type="character" w:customStyle="1" w:styleId="BuiltInTok">
     <w:name w:val="BuiltInTok"/>
     <w:basedOn w:val="VerbatimChar"/>
     <w:rPr>
+      <w:rFonts w:ascii="Consolas" w:hAnsi="Consolas"/>
       <w:color w:val="008000"/>
+      <w:sz w:val="22"/>
     </w:rPr>
   </w:style>
   <w:style w:type="character" w:customStyle="1" w:styleId="ExtensionTok">
     <w:name w:val="ExtensionTok"/>
     <w:basedOn w:val="VerbatimChar"/>
-    <w:rPr/>
+    <w:rPr>
+      <w:rFonts w:ascii="Consolas" w:hAnsi="Consolas"/>
+      <w:sz w:val="22"/>
+    </w:rPr>
   </w:style>
   <w:style w:type="character" w:customStyle="1" w:styleId="PreprocessorTok">
     <w:name w:val="PreprocessorTok"/>
     <w:basedOn w:val="VerbatimChar"/>
     <w:rPr>
-      <w:color w:val="bc7a00"/>
+      <w:rFonts w:ascii="Consolas" w:hAnsi="Consolas"/>
+      <w:color w:val="BC7A00"/>
+      <w:sz w:val="22"/>
     </w:rPr>
   </w:style>
   <w:style w:type="character" w:customStyle="1" w:styleId="AttributeTok">
     <w:name w:val="AttributeTok"/>
     <w:basedOn w:val="VerbatimChar"/>
     <w:rPr>
-      <w:color w:val="7d9029"/>
+      <w:rFonts w:ascii="Consolas" w:hAnsi="Consolas"/>
+      <w:color w:val="7D9029"/>
+      <w:sz w:val="22"/>
     </w:rPr>
   </w:style>
   <w:style w:type="character" w:customStyle="1" w:styleId="RegionMarkerTok">
     <w:name w:val="RegionMarkerTok"/>
     <w:basedOn w:val="VerbatimChar"/>
-    <w:rPr/>
+    <w:rPr>
+      <w:rFonts w:ascii="Consolas" w:hAnsi="Consolas"/>
+      <w:sz w:val="22"/>
+    </w:rPr>
   </w:style>
   <w:style w:type="character" w:customStyle="1" w:styleId="InformationTok">
     <w:name w:val="InformationTok"/>
     <w:basedOn w:val="VerbatimChar"/>
     <w:rPr>
+      <w:rFonts w:ascii="Consolas" w:hAnsi="Consolas"/>
       <w:b/>
       <w:i/>
-      <w:color w:val="60a0b0"/>
+      <w:color w:val="60A0B0"/>
+      <w:sz w:val="22"/>
     </w:rPr>
   </w:style>
   <w:style w:type="character" w:customStyle="1" w:styleId="WarningTok">
     <w:name w:val="WarningTok"/>
     <w:basedOn w:val="VerbatimChar"/>
     <w:rPr>
+      <w:rFonts w:ascii="Consolas" w:hAnsi="Consolas"/>
       <w:b/>
       <w:i/>
-      <w:color w:val="60a0b0"/>
+      <w:color w:val="60A0B0"/>
+      <w:sz w:val="22"/>
     </w:rPr>
   </w:style>
   <w:style w:type="character" w:customStyle="1" w:styleId="AlertTok">
     <w:name w:val="AlertTok"/>
     <w:basedOn w:val="VerbatimChar"/>
     <w:rPr>
+      <w:rFonts w:ascii="Consolas" w:hAnsi="Consolas"/>
       <w:b/>
-      <w:color w:val="ff0000"/>
+      <w:color w:val="FF0000"/>
+      <w:sz w:val="22"/>
     </w:rPr>
   </w:style>
   <w:style w:type="character" w:customStyle="1" w:styleId="ErrorTok">
     <w:name w:val="ErrorTok"/>
     <w:basedOn w:val="VerbatimChar"/>
     <w:rPr>
+      <w:rFonts w:ascii="Consolas" w:hAnsi="Consolas"/>
       <w:b/>
-      <w:color w:val="ff0000"/>
+      <w:color w:val="FF0000"/>
+      <w:sz w:val="22"/>
     </w:rPr>
   </w:style>
   <w:style w:type="character" w:customStyle="1" w:styleId="NormalTok">
     <w:name w:val="NormalTok"/>
     <w:basedOn w:val="VerbatimChar"/>
-    <w:rPr/>
+    <w:rPr>
+      <w:rFonts w:ascii="Consolas" w:hAnsi="Consolas"/>
+      <w:sz w:val="22"/>
+    </w:rPr>
+  </w:style>
+  <w:style w:type="paragraph" w:styleId="TM1">
+    <w:name w:val="toc 1"/>
+    <w:basedOn w:val="Normal"/>
+    <w:next w:val="Normal"/>
+    <w:autoRedefine/>
+    <w:uiPriority w:val="39"/>
+    <w:rsid w:val="0048672E"/>
+    <w:pPr>
+      <w:spacing w:after="100"/>
+    </w:pPr>
+  </w:style>
+  <w:style w:type="paragraph" w:styleId="TM2">
+    <w:name w:val="toc 2"/>
+    <w:basedOn w:val="Normal"/>
+    <w:next w:val="Normal"/>
+    <w:autoRedefine/>
+    <w:uiPriority w:val="39"/>
+    <w:rsid w:val="0048672E"/>
+    <w:pPr>
+      <w:spacing w:after="100"/>
+      <w:ind w:left="240"/>
+    </w:pPr>
   </w:style>
 </w:styles>
 </file>
